--- a/docs/Kaggle-Slaying_Documentacao_Tecnica_e_Tutorial.docx
+++ b/docs/Kaggle-Slaying_Documentacao_Tecnica_e_Tutorial.docx
@@ -111,7 +111,7 @@
           <w:color w:val="24313D"/>
           <w:sz w:val="22"/>
         </w:rPr>
-        <w:t>O Kaggle-Slaying Multi-Agent Team e um MVP local que automatiza o ciclo tecnico de competicoes Kaggle tabulares: identifica oportunidades, baixa dados, inspeciona o dataset, treina e compara modelos, produz uma submissao, valida o arquivo e acompanha o leaderboard. A automacao termina antes do envio; a publicacao exige aprovacao humana explicita.</w:t>
+        <w:t>O Kaggle-Slaying Multi-Agent Team e um MVP local que automatiza o ciclo de competicoes Kaggle tabulares. A equipe de agentes descobre oportunidades, inspeciona dados, compara modelos, valida a submissao e acompanha o leaderboard. O envio continua sob aprovacao humana.</w:t>
       </w:r>
     </w:p>
     <w:tbl>
@@ -149,7 +149,7 @@
                 <w:color w:val="2F7D5B"/>
                 <w:sz w:val="21"/>
               </w:rPr>
-              <w:t xml:space="preserve">Resultado principal: </w:t>
+              <w:t xml:space="preserve">Estado da v0.1: </w:t>
             </w:r>
             <w:r>
               <w:rPr>
@@ -157,7 +157,7 @@
                 <w:color w:val="24313D"/>
                 <w:sz w:val="21"/>
               </w:rPr>
-              <w:t>o sistema completou o fluxo em uma competicao real, registrou a submissao 55971302 e obteve score publico 0,94142. No retrato de 3 de setembro de 2026, ocupava a posicao 351 entre 482 equipes. O objetivo desta versao e comprovar funcionamento, seguranca e reutilizacao - nao otimizar exaustivamente o ranking.</w:t>
+              <w:t>fluxo ponta a ponta comprovado em uma competicao real, 42 testes aprovados, submissao 55971302, score publico 0,94142 e posicao 351/482 no retrato de 3 de setembro de 2026.</w:t>
             </w:r>
           </w:p>
         </w:tc>
@@ -178,8 +178,8 @@
         <w:tblLayout w:type="fixed"/>
       </w:tblPr>
       <w:tblGrid>
-        <w:gridCol w:w="2100"/>
-        <w:gridCol w:w="7260"/>
+        <w:gridCol w:w="2200"/>
+        <w:gridCol w:w="7160"/>
       </w:tblGrid>
       <w:tr>
         <w:trPr>
@@ -187,7 +187,7 @@
         </w:trPr>
         <w:tc>
           <w:tcPr>
-            <w:tcW w:type="dxa" w:w="2100"/>
+            <w:tcW w:type="dxa" w:w="2200"/>
             <w:shd w:fill="DCEAF7"/>
             <w:vAlign w:val="center"/>
             <w:tcMar>
@@ -209,13 +209,13 @@
                 <w:color w:val="17324D"/>
                 <w:sz w:val="19"/>
               </w:rPr>
-              <w:t>Aspecto</w:t>
+              <w:t>Principio</w:t>
             </w:r>
           </w:p>
         </w:tc>
         <w:tc>
           <w:tcPr>
-            <w:tcW w:type="dxa" w:w="7260"/>
+            <w:tcW w:type="dxa" w:w="7160"/>
             <w:shd w:fill="DCEAF7"/>
             <w:vAlign w:val="center"/>
             <w:tcMar>
@@ -237,7 +237,7 @@
                 <w:color w:val="17324D"/>
                 <w:sz w:val="19"/>
               </w:rPr>
-              <w:t>Estado na v0.1</w:t>
+              <w:t>Aplicacao</w:t>
             </w:r>
           </w:p>
         </w:tc>
@@ -245,7 +245,7 @@
       <w:tr>
         <w:tc>
           <w:tcPr>
-            <w:tcW w:type="dxa" w:w="2100"/>
+            <w:tcW w:type="dxa" w:w="2200"/>
             <w:vAlign w:val="center"/>
             <w:tcMar>
               <w:top w:w="80" w:type="dxa"/>
@@ -266,13 +266,13 @@
                 <w:color w:val="24313D"/>
                 <w:sz w:val="19"/>
               </w:rPr>
-              <w:t>Custo</w:t>
+              <w:t>Baixo custo</w:t>
             </w:r>
           </w:p>
         </w:tc>
         <w:tc>
           <w:tcPr>
-            <w:tcW w:type="dxa" w:w="7260"/>
+            <w:tcW w:type="dxa" w:w="7160"/>
             <w:vAlign w:val="center"/>
             <w:tcMar>
               <w:top w:w="80" w:type="dxa"/>
@@ -293,7 +293,7 @@
                 <w:color w:val="24313D"/>
                 <w:sz w:val="19"/>
               </w:rPr>
-              <w:t>Sem APIs pagas; processamento local e Kaggle gratuito</w:t>
+              <w:t>Treino local e nenhuma API paga</w:t>
             </w:r>
           </w:p>
         </w:tc>
@@ -301,7 +301,7 @@
       <w:tr>
         <w:tc>
           <w:tcPr>
-            <w:tcW w:type="dxa" w:w="2100"/>
+            <w:tcW w:type="dxa" w:w="2200"/>
             <w:vAlign w:val="center"/>
             <w:tcMar>
               <w:top w:w="80" w:type="dxa"/>
@@ -322,13 +322,13 @@
                 <w:color w:val="24313D"/>
                 <w:sz w:val="19"/>
               </w:rPr>
-              <w:t>Escopo</w:t>
+              <w:t>Generalizacao</w:t>
             </w:r>
           </w:p>
         </w:tc>
         <w:tc>
           <w:tcPr>
-            <w:tcW w:type="dxa" w:w="7260"/>
+            <w:tcW w:type="dxa" w:w="7160"/>
             <w:vAlign w:val="center"/>
             <w:tcMar>
               <w:top w:w="80" w:type="dxa"/>
@@ -349,7 +349,7 @@
                 <w:color w:val="24313D"/>
                 <w:sz w:val="19"/>
               </w:rPr>
-              <w:t>Competicoes tabulares de classificacao e regressao</w:t>
+              <w:t>Contrato YAML por competicao</w:t>
             </w:r>
           </w:p>
         </w:tc>
@@ -357,7 +357,7 @@
       <w:tr>
         <w:tc>
           <w:tcPr>
-            <w:tcW w:type="dxa" w:w="2100"/>
+            <w:tcW w:type="dxa" w:w="2200"/>
             <w:vAlign w:val="center"/>
             <w:tcMar>
               <w:top w:w="80" w:type="dxa"/>
@@ -378,13 +378,13 @@
                 <w:color w:val="24313D"/>
                 <w:sz w:val="19"/>
               </w:rPr>
-              <w:t>Orquestracao</w:t>
+              <w:t>Especializacao</w:t>
             </w:r>
           </w:p>
         </w:tc>
         <w:tc>
           <w:tcPr>
-            <w:tcW w:type="dxa" w:w="7260"/>
+            <w:tcW w:type="dxa" w:w="7160"/>
             <w:vAlign w:val="center"/>
             <w:tcMar>
               <w:top w:w="80" w:type="dxa"/>
@@ -405,7 +405,7 @@
                 <w:color w:val="24313D"/>
                 <w:sz w:val="19"/>
               </w:rPr>
-              <w:t>LangGraph em fluxos que se beneficiam de agentes paralelos</w:t>
+              <w:t>Agentes com entradas e saidas definidas</w:t>
             </w:r>
           </w:p>
         </w:tc>
@@ -413,63 +413,7 @@
       <w:tr>
         <w:tc>
           <w:tcPr>
-            <w:tcW w:type="dxa" w:w="2100"/>
-            <w:vAlign w:val="center"/>
-            <w:tcMar>
-              <w:top w:w="80" w:type="dxa"/>
-              <w:start w:w="120" w:type="dxa"/>
-              <w:bottom w:w="80" w:type="dxa"/>
-              <w:end w:w="120" w:type="dxa"/>
-            </w:tcMar>
-          </w:tcPr>
-          <w:p>
-            <w:pPr>
-              <w:spacing w:before="0" w:after="0" w:line="264" w:lineRule="auto"/>
-              <w:jc w:val="left"/>
-            </w:pPr>
-            <w:r>
-              <w:rPr>
-                <w:rFonts w:ascii="Calibri" w:hAnsi="Calibri"/>
-                <w:b w:val="0"/>
-                <w:color w:val="24313D"/>
-                <w:sz w:val="19"/>
-              </w:rPr>
-              <w:t>Modelos</w:t>
-            </w:r>
-          </w:p>
-        </w:tc>
-        <w:tc>
-          <w:tcPr>
-            <w:tcW w:type="dxa" w:w="7260"/>
-            <w:vAlign w:val="center"/>
-            <w:tcMar>
-              <w:top w:w="80" w:type="dxa"/>
-              <w:start w:w="120" w:type="dxa"/>
-              <w:bottom w:w="80" w:type="dxa"/>
-              <w:end w:w="120" w:type="dxa"/>
-            </w:tcMar>
-          </w:tcPr>
-          <w:p>
-            <w:pPr>
-              <w:spacing w:before="0" w:after="0" w:line="264" w:lineRule="auto"/>
-              <w:jc w:val="left"/>
-            </w:pPr>
-            <w:r>
-              <w:rPr>
-                <w:rFonts w:ascii="Calibri" w:hAnsi="Calibri"/>
-                <w:b w:val="0"/>
-                <w:color w:val="24313D"/>
-                <w:sz w:val="19"/>
-              </w:rPr>
-              <w:t>Scikit-learn, LightGBM e CatBoost; GPU opcional</w:t>
-            </w:r>
-          </w:p>
-        </w:tc>
-      </w:tr>
-      <w:tr>
-        <w:tc>
-          <w:tcPr>
-            <w:tcW w:type="dxa" w:w="2100"/>
+            <w:tcW w:type="dxa" w:w="2200"/>
             <w:vAlign w:val="center"/>
             <w:tcMar>
               <w:top w:w="80" w:type="dxa"/>
@@ -496,7 +440,7 @@
         </w:tc>
         <w:tc>
           <w:tcPr>
-            <w:tcW w:type="dxa" w:w="7260"/>
+            <w:tcW w:type="dxa" w:w="7160"/>
             <w:vAlign w:val="center"/>
             <w:tcMar>
               <w:top w:w="80" w:type="dxa"/>
@@ -517,7 +461,7 @@
                 <w:color w:val="24313D"/>
                 <w:sz w:val="19"/>
               </w:rPr>
-              <w:t>Gate, hash SHA-256, aprovacao humana e recibo idempotente</w:t>
+              <w:t>Gate, SHA-256, aprovacao humana e recibo</w:t>
             </w:r>
           </w:p>
         </w:tc>
@@ -525,7 +469,7 @@
       <w:tr>
         <w:tc>
           <w:tcPr>
-            <w:tcW w:type="dxa" w:w="2100"/>
+            <w:tcW w:type="dxa" w:w="2200"/>
             <w:vAlign w:val="center"/>
             <w:tcMar>
               <w:top w:w="80" w:type="dxa"/>
@@ -546,13 +490,13 @@
                 <w:color w:val="24313D"/>
                 <w:sz w:val="19"/>
               </w:rPr>
-              <w:t>Qualidade</w:t>
+              <w:t>Simplicidade</w:t>
             </w:r>
           </w:p>
         </w:tc>
         <w:tc>
           <w:tcPr>
-            <w:tcW w:type="dxa" w:w="7260"/>
+            <w:tcW w:type="dxa" w:w="7160"/>
             <w:vAlign w:val="center"/>
             <w:tcMar>
               <w:top w:w="80" w:type="dxa"/>
@@ -573,7 +517,7 @@
                 <w:color w:val="24313D"/>
                 <w:sz w:val="19"/>
               </w:rPr>
-              <w:t>42 testes automatizados aprovados</w:t>
+              <w:t>LangGraph apenas onde agrega paralelismo ou clareza</w:t>
             </w:r>
           </w:p>
         </w:tc>
@@ -590,357 +534,7 @@
         <w:keepNext/>
       </w:pPr>
       <w:r>
-        <w:t>1. Objetivo, escopo e criterios de sucesso</w:t>
-      </w:r>
-    </w:p>
-    <w:p>
-      <w:r>
-        <w:rPr>
-          <w:rFonts w:ascii="Calibri" w:hAnsi="Calibri"/>
-          <w:i w:val="0"/>
-          <w:color w:val="24313D"/>
-          <w:sz w:val="22"/>
-        </w:rPr>
-        <w:t>O objetivo original era construir uma equipe de agentes capaz de participar autonomamente de competicoes Kaggle e perseguir o top 20%. Durante a implementacao, a prioridade correta para a primeira versao foi reduzida a um objetivo verificavel: entregar um sistema ponta a ponta funcional, de baixo custo e seguro para uso real.</w:t>
-      </w:r>
-    </w:p>
-    <w:p>
-      <w:pPr>
-        <w:pStyle w:val="Heading2"/>
-        <w:keepNext/>
-      </w:pPr>
-      <w:r>
-        <w:t>O que esta versao faz</w:t>
-      </w:r>
-    </w:p>
-    <w:p>
-      <w:pPr>
-        <w:numPr>
-          <w:ilvl w:val="0"/>
-          <w:numId w:val="30"/>
-        </w:numPr>
-      </w:pPr>
-      <w:r>
-        <w:rPr>
-          <w:rFonts w:ascii="Calibri" w:hAnsi="Calibri"/>
-          <w:color w:val="24313D"/>
-          <w:sz w:val="22"/>
-        </w:rPr>
-        <w:t>Coleta metadados publicos de competicoes e as ranqueia por adequacao ao ambiente.</w:t>
-      </w:r>
-    </w:p>
-    <w:p>
-      <w:pPr>
-        <w:numPr>
-          <w:ilvl w:val="0"/>
-          <w:numId w:val="30"/>
-        </w:numPr>
-      </w:pPr>
-      <w:r>
-        <w:rPr>
-          <w:rFonts w:ascii="Calibri" w:hAnsi="Calibri"/>
-          <w:color w:val="24313D"/>
-          <w:sz w:val="22"/>
-        </w:rPr>
-        <w:t>Baixa e extrai datasets pelo cliente oficial do Kaggle.</w:t>
-      </w:r>
-    </w:p>
-    <w:p>
-      <w:pPr>
-        <w:numPr>
-          <w:ilvl w:val="0"/>
-          <w:numId w:val="30"/>
-        </w:numPr>
-      </w:pPr>
-      <w:r>
-        <w:rPr>
-          <w:rFonts w:ascii="Calibri" w:hAnsi="Calibri"/>
-          <w:color w:val="24313D"/>
-          <w:sz w:val="22"/>
-        </w:rPr>
-        <w:t>Cria um perfil de dados e escolhe uma estrategia de validacao compativel.</w:t>
-      </w:r>
-    </w:p>
-    <w:p>
-      <w:pPr>
-        <w:numPr>
-          <w:ilvl w:val="0"/>
-          <w:numId w:val="30"/>
-        </w:numPr>
-      </w:pPr>
-      <w:r>
-        <w:rPr>
-          <w:rFonts w:ascii="Calibri" w:hAnsi="Calibri"/>
-          <w:color w:val="24313D"/>
-          <w:sz w:val="22"/>
-        </w:rPr>
-        <w:t>Executa agentes de modelos, compara estabilidade e gera uma candidata.</w:t>
-      </w:r>
-    </w:p>
-    <w:p>
-      <w:pPr>
-        <w:numPr>
-          <w:ilvl w:val="0"/>
-          <w:numId w:val="30"/>
-        </w:numPr>
-      </w:pPr>
-      <w:r>
-        <w:rPr>
-          <w:rFonts w:ascii="Calibri" w:hAnsi="Calibri"/>
-          <w:color w:val="24313D"/>
-          <w:sz w:val="22"/>
-        </w:rPr>
-        <w:t>Valida schema, IDs, valores, limites de envio e integridade do arquivo.</w:t>
-      </w:r>
-    </w:p>
-    <w:p>
-      <w:pPr>
-        <w:numPr>
-          <w:ilvl w:val="0"/>
-          <w:numId w:val="30"/>
-        </w:numPr>
-      </w:pPr>
-      <w:r>
-        <w:rPr>
-          <w:rFonts w:ascii="Calibri" w:hAnsi="Calibri"/>
-          <w:color w:val="24313D"/>
-          <w:sz w:val="22"/>
-        </w:rPr>
-        <w:t>Envia apenas um arquivo previamente aprovado pelo usuario.</w:t>
-      </w:r>
-    </w:p>
-    <w:p>
-      <w:pPr>
-        <w:numPr>
-          <w:ilvl w:val="0"/>
-          <w:numId w:val="30"/>
-        </w:numPr>
-      </w:pPr>
-      <w:r>
-        <w:rPr>
-          <w:rFonts w:ascii="Calibri" w:hAnsi="Calibri"/>
-          <w:color w:val="24313D"/>
-          <w:sz w:val="22"/>
-        </w:rPr>
-        <w:t>Registra recibo, score, rank e estado local reutilizavel.</w:t>
-      </w:r>
-    </w:p>
-    <w:p>
-      <w:pPr>
-        <w:pStyle w:val="Heading2"/>
-        <w:keepNext/>
-      </w:pPr>
-      <w:r>
-        <w:t>O que ainda nao pretende fazer</w:t>
-      </w:r>
-    </w:p>
-    <w:p>
-      <w:r>
-        <w:rPr>
-          <w:rFonts w:ascii="Calibri" w:hAnsi="Calibri"/>
-          <w:i w:val="0"/>
-          <w:color w:val="24313D"/>
-          <w:sz w:val="22"/>
-        </w:rPr>
-        <w:t>A v0.1 nao e um cientista de dados universal. Ela nao cobre imagens, texto, metricas customizadas, notebooks obrigatorios nem engenharia de features especifica de qualquer dominio. Tambem nao aceita regras automaticamente e nao promete top 20%; esses pontos foram mantidos fora do MVP para preservar simplicidade e seguranca.</w:t>
-      </w:r>
-    </w:p>
-    <w:p>
-      <w:pPr>
-        <w:pStyle w:val="Heading1"/>
-        <w:keepNext/>
-      </w:pPr>
-      <w:r>
-        <w:t>2. Decisoes de arquitetura e seus motivos</w:t>
-      </w:r>
-    </w:p>
-    <w:p>
-      <w:r>
-        <w:rPr>
-          <w:rFonts w:ascii="Calibri" w:hAnsi="Calibri"/>
-          <w:b/>
-          <w:color w:val="17324D"/>
-          <w:sz w:val="22"/>
-        </w:rPr>
-        <w:t>Local-first e custo quase zero:</w:t>
-      </w:r>
-      <w:r>
-        <w:rPr>
-          <w:rFonts w:ascii="Calibri" w:hAnsi="Calibri"/>
-          <w:i w:val="0"/>
-          <w:color w:val="24313D"/>
-          <w:sz w:val="22"/>
-        </w:rPr>
-        <w:t xml:space="preserve"> Treino, validacao e armazenamento rodam na propria maquina. Isso evita custos recorrentes e permite usar a GTX 1660 Ti quando o algoritmo for compativel.</w:t>
-      </w:r>
-    </w:p>
-    <w:p>
-      <w:r>
-        <w:rPr>
-          <w:rFonts w:ascii="Calibri" w:hAnsi="Calibri"/>
-          <w:b/>
-          <w:color w:val="17324D"/>
-          <w:sz w:val="22"/>
-        </w:rPr>
-        <w:t>LangGraph com moderacao:</w:t>
-      </w:r>
-      <w:r>
-        <w:rPr>
-          <w:rFonts w:ascii="Calibri" w:hAnsi="Calibri"/>
-          <w:i w:val="0"/>
-          <w:color w:val="24313D"/>
-          <w:sz w:val="22"/>
-        </w:rPr>
-        <w:t xml:space="preserve"> Foi usado onde o grafo torna o fluxo explicito ou permite candidatos paralelos. Operacoes lineares simples continuam como funcoes Python para nao introduzir complexidade artificial.</w:t>
-      </w:r>
-    </w:p>
-    <w:p>
-      <w:r>
-        <w:rPr>
-          <w:rFonts w:ascii="Calibri" w:hAnsi="Calibri"/>
-          <w:b/>
-          <w:color w:val="17324D"/>
-          <w:sz w:val="22"/>
-        </w:rPr>
-        <w:t>Contrato YAML por competicao:</w:t>
-      </w:r>
-      <w:r>
-        <w:rPr>
-          <w:rFonts w:ascii="Calibri" w:hAnsi="Calibri"/>
-          <w:i w:val="0"/>
-          <w:color w:val="24313D"/>
-          <w:sz w:val="22"/>
-        </w:rPr>
-        <w:t xml:space="preserve"> Target, ID, metrica, arquivos e riscos de grupo/tempo ficam fora do codigo. Assim, o motor pode ser reutilizado em competicoes menos famosas sem copiar a arquitetura do Titanic.</w:t>
-      </w:r>
-    </w:p>
-    <w:p>
-      <w:r>
-        <w:rPr>
-          <w:rFonts w:ascii="Calibri" w:hAnsi="Calibri"/>
-          <w:b/>
-          <w:color w:val="17324D"/>
-          <w:sz w:val="22"/>
-        </w:rPr>
-        <w:t>Tabular primeiro:</w:t>
-      </w:r>
-      <w:r>
-        <w:rPr>
-          <w:rFonts w:ascii="Calibri" w:hAnsi="Calibri"/>
-          <w:i w:val="0"/>
-          <w:color w:val="24313D"/>
-          <w:sz w:val="22"/>
-        </w:rPr>
-        <w:t xml:space="preserve"> CSV tabular oferece o melhor equilibrio entre generalizacao, baixo compute e submissao via API. Imagem e NLP exigiriam stacks e recursos distintos.</w:t>
-      </w:r>
-    </w:p>
-    <w:p>
-      <w:r>
-        <w:rPr>
-          <w:rFonts w:ascii="Calibri" w:hAnsi="Calibri"/>
-          <w:b/>
-          <w:color w:val="17324D"/>
-          <w:sz w:val="22"/>
-        </w:rPr>
-        <w:t>Triagem economica antes do treino final:</w:t>
-      </w:r>
-      <w:r>
-        <w:rPr>
-          <w:rFonts w:ascii="Calibri" w:hAnsi="Calibri"/>
-          <w:i w:val="0"/>
-          <w:color w:val="24313D"/>
-          <w:sz w:val="22"/>
-        </w:rPr>
-        <w:t xml:space="preserve"> Amostra de ate 100 mil linhas, tres folds e modelos menores reduzem tempo. Somente a melhor opcao e treinada novamente no conjunto completo.</w:t>
-      </w:r>
-    </w:p>
-    <w:p>
-      <w:r>
-        <w:rPr>
-          <w:rFonts w:ascii="Calibri" w:hAnsi="Calibri"/>
-          <w:b/>
-          <w:color w:val="17324D"/>
-          <w:sz w:val="22"/>
-        </w:rPr>
-        <w:t>Score robusto:</w:t>
-      </w:r>
-      <w:r>
-        <w:rPr>
-          <w:rFonts w:ascii="Calibri" w:hAnsi="Calibri"/>
-          <w:i w:val="0"/>
-          <w:color w:val="24313D"/>
-          <w:sz w:val="22"/>
-        </w:rPr>
-        <w:t xml:space="preserve"> A selecao usa media da validacao menos uma penalidade pela variabilidade. Isso favorece modelos consistentes, em vez de escolher apenas o melhor numero isolado.</w:t>
-      </w:r>
-    </w:p>
-    <w:p>
-      <w:r>
-        <w:rPr>
-          <w:rFonts w:ascii="Calibri" w:hAnsi="Calibri"/>
-          <w:b/>
-          <w:color w:val="17324D"/>
-          <w:sz w:val="22"/>
-        </w:rPr>
-        <w:t>Human-in-the-loop:</w:t>
-      </w:r>
-      <w:r>
-        <w:rPr>
-          <w:rFonts w:ascii="Calibri" w:hAnsi="Calibri"/>
-          <w:i w:val="0"/>
-          <w:color w:val="24313D"/>
-          <w:sz w:val="22"/>
-        </w:rPr>
-        <w:t xml:space="preserve"> O treino pode ser autonomo, mas o envio afeta uma conta externa e consome limites. Por isso exige hash e confirmacao deliberada.</w:t>
-      </w:r>
-    </w:p>
-    <w:p>
-      <w:r>
-        <w:rPr>
-          <w:rFonts w:ascii="Calibri" w:hAnsi="Calibri"/>
-          <w:b/>
-          <w:color w:val="17324D"/>
-          <w:sz w:val="22"/>
-        </w:rPr>
-        <w:t>Idempotencia:</w:t>
-      </w:r>
-      <w:r>
-        <w:rPr>
-          <w:rFonts w:ascii="Calibri" w:hAnsi="Calibri"/>
-          <w:i w:val="0"/>
-          <w:color w:val="24313D"/>
-          <w:sz w:val="22"/>
-        </w:rPr>
-        <w:t xml:space="preserve"> Dados, modelos, relatorios, estado e recibos sao reutilizados. Reexecutar o fluxo nao precisa repetir trabalho caro nem duplicar uma submissao.</w:t>
-      </w:r>
-    </w:p>
-    <w:p>
-      <w:r>
-        <w:rPr>
-          <w:rFonts w:ascii="Calibri" w:hAnsi="Calibri"/>
-          <w:b/>
-          <w:color w:val="17324D"/>
-          <w:sz w:val="22"/>
-        </w:rPr>
-        <w:t>Ollama opcional:</w:t>
-      </w:r>
-      <w:r>
-        <w:rPr>
-          <w:rFonts w:ascii="Calibri" w:hAnsi="Calibri"/>
-          <w:i w:val="0"/>
-          <w:color w:val="24313D"/>
-          <w:sz w:val="22"/>
-        </w:rPr>
-        <w:t xml:space="preserve"> A infraestrutura local foi preparada, mas o LLM nao esta no caminho critico. Decisoes estruturais e validacoes continuam deterministicas e testaveis.</w:t>
-      </w:r>
-    </w:p>
-    <w:p>
-      <w:pPr>
-        <w:pStyle w:val="Heading1"/>
-        <w:keepNext/>
-      </w:pPr>
-      <w:r>
-        <w:t>3. Arquitetura do sistema</w:t>
+        <w:t>1. Arquitetura</w:t>
       </w:r>
     </w:p>
     <w:p>
@@ -951,8 +545,8 @@
       <w:r>
         <w:drawing>
           <wp:inline xmlns:a="http://schemas.openxmlformats.org/drawingml/2006/main" xmlns:pic="http://schemas.openxmlformats.org/drawingml/2006/picture">
-            <wp:extent cx="5897880" cy="3759898"/>
-            <wp:docPr id="1" name="Picture 1" descr="Diagrama da arquitetura em camadas do Kaggle-Slaying, da interface ate Kaggle API e armazenamento local."/>
+            <wp:extent cx="5852160" cy="3730752"/>
+            <wp:docPr id="1" name="Picture 1" descr="Arquitetura em camadas do Kaggle-Slaying, da interface ate as integracoes e o armazenamento local."/>
             <wp:cNvGraphicFramePr>
               <a:graphicFrameLocks noChangeAspect="1"/>
             </wp:cNvGraphicFramePr>
@@ -972,7 +566,7 @@
                   <pic:spPr>
                     <a:xfrm>
                       <a:off x="0" y="0"/>
-                      <a:ext cx="5897880" cy="3759898"/>
+                      <a:ext cx="5852160" cy="3730752"/>
                     </a:xfrm>
                     <a:prstGeom prst="rect"/>
                   </pic:spPr>
@@ -996,7 +590,7 @@
           <w:color w:val="66727E"/>
           <w:sz w:val="18"/>
         </w:rPr>
-        <w:t>Figura 1 - Arquitetura em camadas do MVP.</w:t>
+        <w:t>Figura 1 - A interface aciona um workflow; agentes especializados produzem evidencias e artefatos locais.</w:t>
       </w:r>
     </w:p>
     <w:p>
@@ -1007,7 +601,7 @@
           <w:color w:val="24313D"/>
           <w:sz w:val="22"/>
         </w:rPr>
-        <w:t>A interface chama servicos Python comuns; portanto, o menu e a CLI nao mantem logicas diferentes. O workflow coordena reutilizacao e persistencia. Os grafos LangGraph isolam agentes especializados. O Submission Gate separa preparacao de publicacao, e a camada de base concentra integracao e artefatos locais.</w:t>
+        <w:t>Menu e CLI usam os mesmos servicos. O workflow decide quando baixar, treinar ou reutilizar. LangGraph organiza os grafos do Scout e das fabricas de modelos. O Submission Gate separa geracao de publicacao; Kaggle API e arquivos locais formam a base.</w:t>
       </w:r>
     </w:p>
     <w:p>
@@ -1016,7 +610,136 @@
         <w:keepNext/>
       </w:pPr>
       <w:r>
-        <w:t>3.1 Componentes e responsabilidades</w:t>
+        <w:t>Por que esta arquitetura</w:t>
+      </w:r>
+    </w:p>
+    <w:p>
+      <w:pPr>
+        <w:numPr>
+          <w:ilvl w:val="0"/>
+          <w:numId w:val="30"/>
+        </w:numPr>
+      </w:pPr>
+      <w:r>
+        <w:rPr>
+          <w:rFonts w:ascii="Calibri" w:hAnsi="Calibri"/>
+          <w:color w:val="24313D"/>
+          <w:sz w:val="22"/>
+        </w:rPr>
+        <w:t>O contrato YAML separa conhecimento da competicao do motor de automacao.</w:t>
+      </w:r>
+    </w:p>
+    <w:p>
+      <w:pPr>
+        <w:numPr>
+          <w:ilvl w:val="0"/>
+          <w:numId w:val="30"/>
+        </w:numPr>
+      </w:pPr>
+      <w:r>
+        <w:rPr>
+          <w:rFonts w:ascii="Calibri" w:hAnsi="Calibri"/>
+          <w:color w:val="24313D"/>
+          <w:sz w:val="22"/>
+        </w:rPr>
+        <w:t>Agentes paralelos permitem comparar hipoteses sem acoplamento entre modelos.</w:t>
+      </w:r>
+    </w:p>
+    <w:p>
+      <w:pPr>
+        <w:numPr>
+          <w:ilvl w:val="0"/>
+          <w:numId w:val="30"/>
+        </w:numPr>
+      </w:pPr>
+      <w:r>
+        <w:rPr>
+          <w:rFonts w:ascii="Calibri" w:hAnsi="Calibri"/>
+          <w:color w:val="24313D"/>
+          <w:sz w:val="22"/>
+        </w:rPr>
+        <w:t>Relatorios JSON tornam cada decisao auditavel e reutilizavel.</w:t>
+      </w:r>
+    </w:p>
+    <w:p>
+      <w:pPr>
+        <w:numPr>
+          <w:ilvl w:val="0"/>
+          <w:numId w:val="30"/>
+        </w:numPr>
+      </w:pPr>
+      <w:r>
+        <w:rPr>
+          <w:rFonts w:ascii="Calibri" w:hAnsi="Calibri"/>
+          <w:color w:val="24313D"/>
+          <w:sz w:val="22"/>
+        </w:rPr>
+        <w:t>Ollama permanece opcional: validacoes criticas sao deterministicas e testaveis.</w:t>
+      </w:r>
+    </w:p>
+    <w:p>
+      <w:pPr>
+        <w:pStyle w:val="Heading1"/>
+        <w:keepNext/>
+      </w:pPr>
+      <w:r>
+        <w:t>2. A equipe de agentes</w:t>
+      </w:r>
+    </w:p>
+    <w:p>
+      <w:pPr>
+        <w:keepNext/>
+        <w:jc w:val="center"/>
+      </w:pPr>
+      <w:r>
+        <w:drawing>
+          <wp:inline xmlns:a="http://schemas.openxmlformats.org/drawingml/2006/main" xmlns:pic="http://schemas.openxmlformats.org/drawingml/2006/picture">
+            <wp:extent cx="5852160" cy="3364992"/>
+            <wp:docPr id="2" name="Picture 2" descr="Mapa da equipe de agentes e dos candidatos de modelos executados em paralelo antes do seletor."/>
+            <wp:cNvGraphicFramePr>
+              <a:graphicFrameLocks noChangeAspect="1"/>
+            </wp:cNvGraphicFramePr>
+            <a:graphic>
+              <a:graphicData uri="http://schemas.openxmlformats.org/drawingml/2006/picture">
+                <pic:pic>
+                  <pic:nvPicPr>
+                    <pic:cNvPr id="0" name="agent_team.png"/>
+                    <pic:cNvPicPr/>
+                  </pic:nvPicPr>
+                  <pic:blipFill>
+                    <a:blip r:embed="rId14"/>
+                    <a:stretch>
+                      <a:fillRect/>
+                    </a:stretch>
+                  </pic:blipFill>
+                  <pic:spPr>
+                    <a:xfrm>
+                      <a:off x="0" y="0"/>
+                      <a:ext cx="5852160" cy="3364992"/>
+                    </a:xfrm>
+                    <a:prstGeom prst="rect"/>
+                  </pic:spPr>
+                </pic:pic>
+              </a:graphicData>
+            </a:graphic>
+          </wp:inline>
+        </w:drawing>
+      </w:r>
+    </w:p>
+    <w:p>
+      <w:pPr>
+        <w:keepNext w:val="0"/>
+        <w:spacing w:before="60" w:after="160"/>
+        <w:jc w:val="center"/>
+      </w:pPr>
+      <w:r>
+        <w:rPr>
+          <w:rFonts w:ascii="Calibri" w:hAnsi="Calibri"/>
+          <w:i/>
+          <w:color w:val="66727E"/>
+          <w:sz w:val="18"/>
+        </w:rPr>
+        <w:t>Figura 2 - Os agentes trocam estado e evidencias, nao conversas livres.</w:t>
       </w:r>
     </w:p>
     <w:tbl>
@@ -1029,9 +752,10 @@
         <w:tblLayout w:type="fixed"/>
       </w:tblPr>
       <w:tblGrid>
-        <w:gridCol w:w="1750"/>
-        <w:gridCol w:w="5070"/>
-        <w:gridCol w:w="2540"/>
+        <w:gridCol w:w="1450"/>
+        <w:gridCol w:w="2300"/>
+        <w:gridCol w:w="3100"/>
+        <w:gridCol w:w="2510"/>
       </w:tblGrid>
       <w:tr>
         <w:trPr>
@@ -1039,7 +763,7 @@
         </w:trPr>
         <w:tc>
           <w:tcPr>
-            <w:tcW w:type="dxa" w:w="1750"/>
+            <w:tcW w:type="dxa" w:w="1450"/>
             <w:shd w:fill="DCEAF7"/>
             <w:vAlign w:val="center"/>
             <w:tcMar>
@@ -1061,13 +785,13 @@
                 <w:color w:val="17324D"/>
                 <w:sz w:val="19"/>
               </w:rPr>
-              <w:t>Componente</w:t>
+              <w:t>Agente</w:t>
             </w:r>
           </w:p>
         </w:tc>
         <w:tc>
           <w:tcPr>
-            <w:tcW w:type="dxa" w:w="5070"/>
+            <w:tcW w:type="dxa" w:w="2300"/>
             <w:shd w:fill="DCEAF7"/>
             <w:vAlign w:val="center"/>
             <w:tcMar>
@@ -1089,13 +813,13 @@
                 <w:color w:val="17324D"/>
                 <w:sz w:val="19"/>
               </w:rPr>
-              <w:t>Responsabilidade</w:t>
+              <w:t>O que recebe</w:t>
             </w:r>
           </w:p>
         </w:tc>
         <w:tc>
           <w:tcPr>
-            <w:tcW w:type="dxa" w:w="2540"/>
+            <w:tcW w:type="dxa" w:w="3100"/>
             <w:shd w:fill="DCEAF7"/>
             <w:vAlign w:val="center"/>
             <w:tcMar>
@@ -1117,7 +841,35 @@
                 <w:color w:val="17324D"/>
                 <w:sz w:val="19"/>
               </w:rPr>
-              <w:t>Saida principal</w:t>
+              <w:t>O que faz</w:t>
+            </w:r>
+          </w:p>
+        </w:tc>
+        <w:tc>
+          <w:tcPr>
+            <w:tcW w:type="dxa" w:w="2510"/>
+            <w:shd w:fill="DCEAF7"/>
+            <w:vAlign w:val="center"/>
+            <w:tcMar>
+              <w:top w:w="80" w:type="dxa"/>
+              <w:start w:w="120" w:type="dxa"/>
+              <w:bottom w:w="80" w:type="dxa"/>
+              <w:end w:w="120" w:type="dxa"/>
+            </w:tcMar>
+          </w:tcPr>
+          <w:p>
+            <w:pPr>
+              <w:spacing w:before="0" w:after="0" w:line="264" w:lineRule="auto"/>
+              <w:jc w:val="left"/>
+            </w:pPr>
+            <w:r>
+              <w:rPr>
+                <w:rFonts w:ascii="Calibri" w:hAnsi="Calibri"/>
+                <w:b/>
+                <w:color w:val="17324D"/>
+                <w:sz w:val="19"/>
+              </w:rPr>
+              <w:t>O que entrega</w:t>
             </w:r>
           </w:p>
         </w:tc>
@@ -1125,7 +877,7 @@
       <w:tr>
         <w:tc>
           <w:tcPr>
-            <w:tcW w:type="dxa" w:w="1750"/>
+            <w:tcW w:type="dxa" w:w="1450"/>
             <w:vAlign w:val="center"/>
             <w:tcMar>
               <w:top w:w="80" w:type="dxa"/>
@@ -1152,7 +904,7 @@
         </w:tc>
         <w:tc>
           <w:tcPr>
-            <w:tcW w:type="dxa" w:w="5070"/>
+            <w:tcW w:type="dxa" w:w="2300"/>
             <w:vAlign w:val="center"/>
             <w:tcMar>
               <w:top w:w="80" w:type="dxa"/>
@@ -1173,13 +925,13 @@
                 <w:color w:val="24313D"/>
                 <w:sz w:val="19"/>
               </w:rPr>
-              <w:t>Descobrir, avaliar e ranquear competicoes</w:t>
+              <w:t>Metadados publicos e politica</w:t>
             </w:r>
           </w:p>
         </w:tc>
         <w:tc>
           <w:tcPr>
-            <w:tcW w:type="dxa" w:w="2540"/>
+            <w:tcW w:type="dxa" w:w="3100"/>
             <w:vAlign w:val="center"/>
             <w:tcMar>
               <w:top w:w="80" w:type="dxa"/>
@@ -1200,15 +952,13 @@
                 <w:color w:val="24313D"/>
                 <w:sz w:val="19"/>
               </w:rPr>
-              <w:t>scout_report.json</w:t>
+              <w:t>Filtra risco, custo e prazo</w:t>
             </w:r>
           </w:p>
         </w:tc>
-      </w:tr>
-      <w:tr>
         <w:tc>
           <w:tcPr>
-            <w:tcW w:type="dxa" w:w="1750"/>
+            <w:tcW w:type="dxa" w:w="2510"/>
             <w:vAlign w:val="center"/>
             <w:tcMar>
               <w:top w:w="80" w:type="dxa"/>
@@ -1229,61 +979,7 @@
                 <w:color w:val="24313D"/>
                 <w:sz w:val="19"/>
               </w:rPr>
-              <w:t>Contrato</w:t>
-            </w:r>
-          </w:p>
-        </w:tc>
-        <w:tc>
-          <w:tcPr>
-            <w:tcW w:type="dxa" w:w="5070"/>
-            <w:vAlign w:val="center"/>
-            <w:tcMar>
-              <w:top w:w="80" w:type="dxa"/>
-              <w:start w:w="120" w:type="dxa"/>
-              <w:bottom w:w="80" w:type="dxa"/>
-              <w:end w:w="120" w:type="dxa"/>
-            </w:tcMar>
-          </w:tcPr>
-          <w:p>
-            <w:pPr>
-              <w:spacing w:before="0" w:after="0" w:line="264" w:lineRule="auto"/>
-              <w:jc w:val="left"/>
-            </w:pPr>
-            <w:r>
-              <w:rPr>
-                <w:rFonts w:ascii="Calibri" w:hAnsi="Calibri"/>
-                <w:b w:val="0"/>
-                <w:color w:val="24313D"/>
-                <w:sz w:val="19"/>
-              </w:rPr>
-              <w:t>Declarar schema e comportamento esperado</w:t>
-            </w:r>
-          </w:p>
-        </w:tc>
-        <w:tc>
-          <w:tcPr>
-            <w:tcW w:type="dxa" w:w="2540"/>
-            <w:vAlign w:val="center"/>
-            <w:tcMar>
-              <w:top w:w="80" w:type="dxa"/>
-              <w:start w:w="120" w:type="dxa"/>
-              <w:bottom w:w="80" w:type="dxa"/>
-              <w:end w:w="120" w:type="dxa"/>
-            </w:tcMar>
-          </w:tcPr>
-          <w:p>
-            <w:pPr>
-              <w:spacing w:before="0" w:after="0" w:line="264" w:lineRule="auto"/>
-              <w:jc w:val="left"/>
-            </w:pPr>
-            <w:r>
-              <w:rPr>
-                <w:rFonts w:ascii="Calibri" w:hAnsi="Calibri"/>
-                <w:b w:val="0"/>
-                <w:color w:val="24313D"/>
-                <w:sz w:val="19"/>
-              </w:rPr>
-              <w:t>SLUG.yaml</w:t>
+              <w:t>Ranking de competicoes</w:t>
             </w:r>
           </w:p>
         </w:tc>
@@ -1291,90 +987,7 @@
       <w:tr>
         <w:tc>
           <w:tcPr>
-            <w:tcW w:type="dxa" w:w="1750"/>
-            <w:vAlign w:val="center"/>
-            <w:tcMar>
-              <w:top w:w="80" w:type="dxa"/>
-              <w:start w:w="120" w:type="dxa"/>
-              <w:bottom w:w="80" w:type="dxa"/>
-              <w:end w:w="120" w:type="dxa"/>
-            </w:tcMar>
-          </w:tcPr>
-          <w:p>
-            <w:pPr>
-              <w:spacing w:before="0" w:after="0" w:line="264" w:lineRule="auto"/>
-              <w:jc w:val="left"/>
-            </w:pPr>
-            <w:r>
-              <w:rPr>
-                <w:rFonts w:ascii="Calibri" w:hAnsi="Calibri"/>
-                <w:b w:val="0"/>
-                <w:color w:val="24313D"/>
-                <w:sz w:val="19"/>
-              </w:rPr>
-              <w:t>Workflow</w:t>
-            </w:r>
-          </w:p>
-        </w:tc>
-        <w:tc>
-          <w:tcPr>
-            <w:tcW w:type="dxa" w:w="5070"/>
-            <w:vAlign w:val="center"/>
-            <w:tcMar>
-              <w:top w:w="80" w:type="dxa"/>
-              <w:start w:w="120" w:type="dxa"/>
-              <w:bottom w:w="80" w:type="dxa"/>
-              <w:end w:w="120" w:type="dxa"/>
-            </w:tcMar>
-          </w:tcPr>
-          <w:p>
-            <w:pPr>
-              <w:spacing w:before="0" w:after="0" w:line="264" w:lineRule="auto"/>
-              <w:jc w:val="left"/>
-            </w:pPr>
-            <w:r>
-              <w:rPr>
-                <w:rFonts w:ascii="Calibri" w:hAnsi="Calibri"/>
-                <w:b w:val="0"/>
-                <w:color w:val="24313D"/>
-                <w:sz w:val="19"/>
-              </w:rPr>
-              <w:t>Coordenar download, perfil, treino, gate e estado</w:t>
-            </w:r>
-          </w:p>
-        </w:tc>
-        <w:tc>
-          <w:tcPr>
-            <w:tcW w:type="dxa" w:w="2540"/>
-            <w:vAlign w:val="center"/>
-            <w:tcMar>
-              <w:top w:w="80" w:type="dxa"/>
-              <w:start w:w="120" w:type="dxa"/>
-              <w:bottom w:w="80" w:type="dxa"/>
-              <w:end w:w="120" w:type="dxa"/>
-            </w:tcMar>
-          </w:tcPr>
-          <w:p>
-            <w:pPr>
-              <w:spacing w:before="0" w:after="0" w:line="264" w:lineRule="auto"/>
-              <w:jc w:val="left"/>
-            </w:pPr>
-            <w:r>
-              <w:rPr>
-                <w:rFonts w:ascii="Calibri" w:hAnsi="Calibri"/>
-                <w:b w:val="0"/>
-                <w:color w:val="24313D"/>
-                <w:sz w:val="19"/>
-              </w:rPr>
-              <w:t>state.json</w:t>
-            </w:r>
-          </w:p>
-        </w:tc>
-      </w:tr>
-      <w:tr>
-        <w:tc>
-          <w:tcPr>
-            <w:tcW w:type="dxa" w:w="1750"/>
+            <w:tcW w:type="dxa" w:w="1450"/>
             <w:vAlign w:val="center"/>
             <w:tcMar>
               <w:top w:w="80" w:type="dxa"/>
@@ -1401,7 +1014,7 @@
         </w:tc>
         <w:tc>
           <w:tcPr>
-            <w:tcW w:type="dxa" w:w="5070"/>
+            <w:tcW w:type="dxa" w:w="2300"/>
             <w:vAlign w:val="center"/>
             <w:tcMar>
               <w:top w:w="80" w:type="dxa"/>
@@ -1422,13 +1035,13 @@
                 <w:color w:val="24313D"/>
                 <w:sz w:val="19"/>
               </w:rPr>
-              <w:t>Detectar tipos, missing, drift, grupos e tempo</w:t>
+              <w:t>Train, test, sample e contrato</w:t>
             </w:r>
           </w:p>
         </w:tc>
         <w:tc>
           <w:tcPr>
-            <w:tcW w:type="dxa" w:w="2540"/>
+            <w:tcW w:type="dxa" w:w="3100"/>
             <w:vAlign w:val="center"/>
             <w:tcMar>
               <w:top w:w="80" w:type="dxa"/>
@@ -1449,15 +1062,13 @@
                 <w:color w:val="24313D"/>
                 <w:sz w:val="19"/>
               </w:rPr>
-              <w:t>dataset_report.json</w:t>
+              <w:t>Inspeciona schema, drift e leakage</w:t>
             </w:r>
           </w:p>
         </w:tc>
-      </w:tr>
-      <w:tr>
         <w:tc>
           <w:tcPr>
-            <w:tcW w:type="dxa" w:w="1750"/>
+            <w:tcW w:type="dxa" w:w="2510"/>
             <w:vAlign w:val="center"/>
             <w:tcMar>
               <w:top w:w="80" w:type="dxa"/>
@@ -1478,13 +1089,15 @@
                 <w:color w:val="24313D"/>
                 <w:sz w:val="19"/>
               </w:rPr>
-              <w:t>Model Factory v1</w:t>
+              <w:t>Plano de validacao</w:t>
             </w:r>
           </w:p>
         </w:tc>
+      </w:tr>
+      <w:tr>
         <w:tc>
           <w:tcPr>
-            <w:tcW w:type="dxa" w:w="5070"/>
+            <w:tcW w:type="dxa" w:w="1450"/>
             <w:vAlign w:val="center"/>
             <w:tcMar>
               <w:top w:w="80" w:type="dxa"/>
@@ -1505,13 +1118,13 @@
                 <w:color w:val="24313D"/>
                 <w:sz w:val="19"/>
               </w:rPr>
-              <w:t>Comparar benchmark, linear e Extra Trees</w:t>
+              <w:t>Model Agents</w:t>
             </w:r>
           </w:p>
         </w:tc>
         <w:tc>
           <w:tcPr>
-            <w:tcW w:type="dxa" w:w="2540"/>
+            <w:tcW w:type="dxa" w:w="2300"/>
             <w:vAlign w:val="center"/>
             <w:tcMar>
               <w:top w:w="80" w:type="dxa"/>
@@ -1532,15 +1145,13 @@
                 <w:color w:val="24313D"/>
                 <w:sz w:val="19"/>
               </w:rPr>
-              <w:t>factory_report.json</w:t>
+              <w:t>Features e folds</w:t>
             </w:r>
           </w:p>
         </w:tc>
-      </w:tr>
-      <w:tr>
         <w:tc>
           <w:tcPr>
-            <w:tcW w:type="dxa" w:w="1750"/>
+            <w:tcW w:type="dxa" w:w="3100"/>
             <w:vAlign w:val="center"/>
             <w:tcMar>
               <w:top w:w="80" w:type="dxa"/>
@@ -1561,13 +1172,13 @@
                 <w:color w:val="24313D"/>
                 <w:sz w:val="19"/>
               </w:rPr>
-              <w:t>Experiment v2</w:t>
+              <w:t>Treinam hipoteses independentes</w:t>
             </w:r>
           </w:p>
         </w:tc>
         <w:tc>
           <w:tcPr>
-            <w:tcW w:type="dxa" w:w="5070"/>
+            <w:tcW w:type="dxa" w:w="2510"/>
             <w:vAlign w:val="center"/>
             <w:tcMar>
               <w:top w:w="80" w:type="dxa"/>
@@ -1588,13 +1199,15 @@
                 <w:color w:val="24313D"/>
                 <w:sz w:val="19"/>
               </w:rPr>
-              <w:t>Comparar linear, LightGBM, CatBoost e blends</w:t>
+              <w:t>Scores e predicoes OOF</w:t>
             </w:r>
           </w:p>
         </w:tc>
+      </w:tr>
+      <w:tr>
         <w:tc>
           <w:tcPr>
-            <w:tcW w:type="dxa" w:w="2540"/>
+            <w:tcW w:type="dxa" w:w="1450"/>
             <w:vAlign w:val="center"/>
             <w:tcMar>
               <w:top w:w="80" w:type="dxa"/>
@@ -1615,7 +1228,88 @@
                 <w:color w:val="24313D"/>
                 <w:sz w:val="19"/>
               </w:rPr>
-              <w:t>experiment_report.json</w:t>
+              <w:t>Selector</w:t>
+            </w:r>
+          </w:p>
+        </w:tc>
+        <w:tc>
+          <w:tcPr>
+            <w:tcW w:type="dxa" w:w="2300"/>
+            <w:vAlign w:val="center"/>
+            <w:tcMar>
+              <w:top w:w="80" w:type="dxa"/>
+              <w:start w:w="120" w:type="dxa"/>
+              <w:bottom w:w="80" w:type="dxa"/>
+              <w:end w:w="120" w:type="dxa"/>
+            </w:tcMar>
+          </w:tcPr>
+          <w:p>
+            <w:pPr>
+              <w:spacing w:before="0" w:after="0" w:line="264" w:lineRule="auto"/>
+              <w:jc w:val="left"/>
+            </w:pPr>
+            <w:r>
+              <w:rPr>
+                <w:rFonts w:ascii="Calibri" w:hAnsi="Calibri"/>
+                <w:b w:val="0"/>
+                <w:color w:val="24313D"/>
+                <w:sz w:val="19"/>
+              </w:rPr>
+              <w:t>Resultados dos candidatos</w:t>
+            </w:r>
+          </w:p>
+        </w:tc>
+        <w:tc>
+          <w:tcPr>
+            <w:tcW w:type="dxa" w:w="3100"/>
+            <w:vAlign w:val="center"/>
+            <w:tcMar>
+              <w:top w:w="80" w:type="dxa"/>
+              <w:start w:w="120" w:type="dxa"/>
+              <w:bottom w:w="80" w:type="dxa"/>
+              <w:end w:w="120" w:type="dxa"/>
+            </w:tcMar>
+          </w:tcPr>
+          <w:p>
+            <w:pPr>
+              <w:spacing w:before="0" w:after="0" w:line="264" w:lineRule="auto"/>
+              <w:jc w:val="left"/>
+            </w:pPr>
+            <w:r>
+              <w:rPr>
+                <w:rFonts w:ascii="Calibri" w:hAnsi="Calibri"/>
+                <w:b w:val="0"/>
+                <w:color w:val="24313D"/>
+                <w:sz w:val="19"/>
+              </w:rPr>
+              <w:t>Compara robustez e benchmark</w:t>
+            </w:r>
+          </w:p>
+        </w:tc>
+        <w:tc>
+          <w:tcPr>
+            <w:tcW w:type="dxa" w:w="2510"/>
+            <w:vAlign w:val="center"/>
+            <w:tcMar>
+              <w:top w:w="80" w:type="dxa"/>
+              <w:start w:w="120" w:type="dxa"/>
+              <w:bottom w:w="80" w:type="dxa"/>
+              <w:end w:w="120" w:type="dxa"/>
+            </w:tcMar>
+          </w:tcPr>
+          <w:p>
+            <w:pPr>
+              <w:spacing w:before="0" w:after="0" w:line="264" w:lineRule="auto"/>
+              <w:jc w:val="left"/>
+            </w:pPr>
+            <w:r>
+              <w:rPr>
+                <w:rFonts w:ascii="Calibri" w:hAnsi="Calibri"/>
+                <w:b w:val="0"/>
+                <w:color w:val="24313D"/>
+                <w:sz w:val="19"/>
+              </w:rPr>
+              <w:t>Modelo ou blend vencedor</w:t>
             </w:r>
           </w:p>
         </w:tc>
@@ -1623,7 +1317,7 @@
       <w:tr>
         <w:tc>
           <w:tcPr>
-            <w:tcW w:type="dxa" w:w="1750"/>
+            <w:tcW w:type="dxa" w:w="1450"/>
             <w:vAlign w:val="center"/>
             <w:tcMar>
               <w:top w:w="80" w:type="dxa"/>
@@ -1650,7 +1344,7 @@
         </w:tc>
         <w:tc>
           <w:tcPr>
-            <w:tcW w:type="dxa" w:w="5070"/>
+            <w:tcW w:type="dxa" w:w="2300"/>
             <w:vAlign w:val="center"/>
             <w:tcMar>
               <w:top w:w="80" w:type="dxa"/>
@@ -1671,13 +1365,13 @@
                 <w:color w:val="24313D"/>
                 <w:sz w:val="19"/>
               </w:rPr>
-              <w:t>Validar candidata e emitir hash</w:t>
+              <w:t>CSV, relatorio e limite Kaggle</w:t>
             </w:r>
           </w:p>
         </w:tc>
         <w:tc>
           <w:tcPr>
-            <w:tcW w:type="dxa" w:w="2540"/>
+            <w:tcW w:type="dxa" w:w="3100"/>
             <w:vAlign w:val="center"/>
             <w:tcMar>
               <w:top w:w="80" w:type="dxa"/>
@@ -1698,7 +1392,34 @@
                 <w:color w:val="24313D"/>
                 <w:sz w:val="19"/>
               </w:rPr>
-              <w:t>gate_report.json</w:t>
+              <w:t>Valida integridade e proveniencia</w:t>
+            </w:r>
+          </w:p>
+        </w:tc>
+        <w:tc>
+          <w:tcPr>
+            <w:tcW w:type="dxa" w:w="2510"/>
+            <w:vAlign w:val="center"/>
+            <w:tcMar>
+              <w:top w:w="80" w:type="dxa"/>
+              <w:start w:w="120" w:type="dxa"/>
+              <w:bottom w:w="80" w:type="dxa"/>
+              <w:end w:w="120" w:type="dxa"/>
+            </w:tcMar>
+          </w:tcPr>
+          <w:p>
+            <w:pPr>
+              <w:spacing w:before="0" w:after="0" w:line="264" w:lineRule="auto"/>
+              <w:jc w:val="left"/>
+            </w:pPr>
+            <w:r>
+              <w:rPr>
+                <w:rFonts w:ascii="Calibri" w:hAnsi="Calibri"/>
+                <w:b w:val="0"/>
+                <w:color w:val="24313D"/>
+                <w:sz w:val="19"/>
+              </w:rPr>
+              <w:t>Hash ou bloqueios</w:t>
             </w:r>
           </w:p>
         </w:tc>
@@ -1706,7 +1427,7 @@
       <w:tr>
         <w:tc>
           <w:tcPr>
-            <w:tcW w:type="dxa" w:w="1750"/>
+            <w:tcW w:type="dxa" w:w="1450"/>
             <w:vAlign w:val="center"/>
             <w:tcMar>
               <w:top w:w="80" w:type="dxa"/>
@@ -1733,7 +1454,7 @@
         </w:tc>
         <w:tc>
           <w:tcPr>
-            <w:tcW w:type="dxa" w:w="5070"/>
+            <w:tcW w:type="dxa" w:w="2300"/>
             <w:vAlign w:val="center"/>
             <w:tcMar>
               <w:top w:w="80" w:type="dxa"/>
@@ -1754,13 +1475,13 @@
                 <w:color w:val="24313D"/>
                 <w:sz w:val="19"/>
               </w:rPr>
-              <w:t>Baixar leaderboard e calcular score/rank</w:t>
+              <w:t>Leaderboard e usuario</w:t>
             </w:r>
           </w:p>
         </w:tc>
         <w:tc>
           <w:tcPr>
-            <w:tcW w:type="dxa" w:w="2540"/>
+            <w:tcW w:type="dxa" w:w="3100"/>
             <w:vAlign w:val="center"/>
             <w:tcMar>
               <w:top w:w="80" w:type="dxa"/>
@@ -1781,15 +1502,13 @@
                 <w:color w:val="24313D"/>
                 <w:sz w:val="19"/>
               </w:rPr>
-              <w:t>report.json</w:t>
+              <w:t>Calcula score, rank e top percentual</w:t>
             </w:r>
           </w:p>
         </w:tc>
-      </w:tr>
-      <w:tr>
         <w:tc>
           <w:tcPr>
-            <w:tcW w:type="dxa" w:w="1750"/>
+            <w:tcW w:type="dxa" w:w="2510"/>
             <w:vAlign w:val="center"/>
             <w:tcMar>
               <w:top w:w="80" w:type="dxa"/>
@@ -1810,61 +1529,7 @@
                 <w:color w:val="24313D"/>
                 <w:sz w:val="19"/>
               </w:rPr>
-              <w:t>Onboarding</w:t>
-            </w:r>
-          </w:p>
-        </w:tc>
-        <w:tc>
-          <w:tcPr>
-            <w:tcW w:type="dxa" w:w="5070"/>
-            <w:vAlign w:val="center"/>
-            <w:tcMar>
-              <w:top w:w="80" w:type="dxa"/>
-              <w:start w:w="120" w:type="dxa"/>
-              <w:bottom w:w="80" w:type="dxa"/>
-              <w:end w:w="120" w:type="dxa"/>
-            </w:tcMar>
-          </w:tcPr>
-          <w:p>
-            <w:pPr>
-              <w:spacing w:before="0" w:after="0" w:line="264" w:lineRule="auto"/>
-              <w:jc w:val="left"/>
-            </w:pPr>
-            <w:r>
-              <w:rPr>
-                <w:rFonts w:ascii="Calibri" w:hAnsi="Calibri"/>
-                <w:b w:val="0"/>
-                <w:color w:val="24313D"/>
-                <w:sz w:val="19"/>
-              </w:rPr>
-              <w:t>Criar contratos por assistente</w:t>
-            </w:r>
-          </w:p>
-        </w:tc>
-        <w:tc>
-          <w:tcPr>
-            <w:tcW w:type="dxa" w:w="2540"/>
-            <w:vAlign w:val="center"/>
-            <w:tcMar>
-              <w:top w:w="80" w:type="dxa"/>
-              <w:start w:w="120" w:type="dxa"/>
-              <w:bottom w:w="80" w:type="dxa"/>
-              <w:end w:w="120" w:type="dxa"/>
-            </w:tcMar>
-          </w:tcPr>
-          <w:p>
-            <w:pPr>
-              <w:spacing w:before="0" w:after="0" w:line="264" w:lineRule="auto"/>
-              <w:jc w:val="left"/>
-            </w:pPr>
-            <w:r>
-              <w:rPr>
-                <w:rFonts w:ascii="Calibri" w:hAnsi="Calibri"/>
-                <w:b w:val="0"/>
-                <w:color w:val="24313D"/>
-                <w:sz w:val="19"/>
-              </w:rPr>
-              <w:t>config YAML</w:t>
+              <w:t>Relatorio e estado</w:t>
             </w:r>
           </w:p>
         </w:tc>
@@ -1881,7 +1546,7 @@
         <w:keepNext/>
       </w:pPr>
       <w:r>
-        <w:t>3.2 Grafos de agentes</w:t>
+        <w:t>2.1 Scout: escolher antes de gastar</w:t>
       </w:r>
     </w:p>
     <w:p>
@@ -1892,7 +1557,16 @@
           <w:color w:val="24313D"/>
           <w:sz w:val="22"/>
         </w:rPr>
-        <w:t>Scout: Discover coleta metadados publicos; Assess infere modalidade, problema, metrica, custo e riscos; Rank aplica a politica configuravel e produz recomendacoes. Esse grafo e somente leitura e nao entra em competicoes.</w:t>
+        <w:t>O Scout e um grafo Discover -&gt; Assess -&gt; Rank. Discover le competicoes sem entrar nelas. Assess infere modalidade, problema, metrica, download e riscos. Rank aplica config/scout_policy.yaml. Competicoes com imagem, texto, metrica nao suportada ou submissao sem CSV sao rejeitadas; casos promissores ficam como investigate ate revisao de regras e target.</w:t>
+      </w:r>
+    </w:p>
+    <w:p>
+      <w:pPr>
+        <w:pStyle w:val="Heading2"/>
+        <w:keepNext/>
+      </w:pPr>
+      <w:r>
+        <w:t>2.2 Profiler: compreender antes de modelar</w:t>
       </w:r>
     </w:p>
     <w:p>
@@ -1903,7 +1577,16 @@
           <w:color w:val="24313D"/>
           <w:sz w:val="22"/>
         </w:rPr>
-        <w:t>Model Factory v1: Benchmark, Linear e Extra Trees avaliam candidatos em paralelo; Selection escolhe o maior score robusto, exige que ele supere o benchmark e bloqueia validacoes suspeitas. E o caminho generico para classificacao e regressao suportadas.</w:t>
+        <w:t>O Profiler valida target, ID, colunas e compatibilidade entre treino e teste. Mede missing, cardinalidade, categorias novas, drift numerico e duplicatas. Tambem escolhe StratifiedKFold, KFold, GroupKFold ou TimeSeriesSplit. Se suspeitar de grupos ou tempo nao declarados, bloqueia o treino para revisao.</w:t>
+      </w:r>
+    </w:p>
+    <w:p>
+      <w:pPr>
+        <w:pStyle w:val="Heading2"/>
+        <w:keepNext/>
+      </w:pPr>
+      <w:r>
+        <w:t>2.3 Model Factory v1: caminho generico</w:t>
       </w:r>
     </w:p>
     <w:p>
@@ -1914,7 +1597,27 @@
           <w:color w:val="24313D"/>
           <w:sz w:val="22"/>
         </w:rPr>
-        <w:t>Experiment v2: Prepare monta features e folds; Linear, dois LightGBM e CatBoost executam em paralelo; Selection testa blends simples, treina os componentes vencedores no dataset completo e gera probabilidades. Esse caminho e ativado para classificacao binaria com AUC.</w:t>
+        <w:t>Tres agentes rodam em paralelo: Benchmark estabelece a referencia minima; Linear cria uma hipotese rapida; Extra Trees captura relacoes nao lineares. O Selector usa score robusto = media - 0,25 x desvio-padrao. A candidata so e aceita quando supera o benchmark e o plano de validacao e confiavel.</w:t>
+      </w:r>
+    </w:p>
+    <w:p>
+      <w:pPr>
+        <w:pStyle w:val="Heading2"/>
+        <w:keepNext/>
+      </w:pPr>
+      <w:r>
+        <w:t>2.4 Experiment v2: boosting e ensemble</w:t>
+      </w:r>
+    </w:p>
+    <w:p>
+      <w:r>
+        <w:rPr>
+          <w:rFonts w:ascii="Calibri" w:hAnsi="Calibri"/>
+          <w:i w:val="0"/>
+          <w:color w:val="24313D"/>
+          <w:sz w:val="22"/>
+        </w:rPr>
+        <w:t>Para classificacao binaria com AUC, Prepare cria features e folds; Linear, LightGBM 31, LightGBM 63 e CatBoost avaliam em paralelo. O CatBoost usa GPU quando disponivel e tenta CPU se necessario. Selection testa blends simples entre os melhores, treina os componentes vencedores no dataset completo e gera probabilidades.</w:t>
       </w:r>
     </w:p>
     <w:tbl>
@@ -1952,7 +1655,7 @@
                 <w:color w:val="2E74B5"/>
                 <w:sz w:val="21"/>
               </w:rPr>
-              <w:t xml:space="preserve">Por que agentes: </w:t>
+              <w:t xml:space="preserve">Resultado real: </w:t>
             </w:r>
             <w:r>
               <w:rPr>
@@ -1960,7 +1663,7 @@
                 <w:color w:val="24313D"/>
                 <w:sz w:val="21"/>
               </w:rPr>
-              <w:t>cada candidato tem uma responsabilidade independente, produz evidencias padronizadas e pode falhar sem apagar os resultados dos demais. O seletor recebe todos os resultados e toma uma decisao reproduzivel.</w:t>
+              <w:t>o blend 50/50 de LightGBM 31 e CatBoost venceu com score robusto local 0,94037. O CatBoost utilizou a GTX 1660 Ti; LightGBM rodou em CPU.</w:t>
             </w:r>
           </w:p>
         </w:tc>
@@ -1973,11 +1676,51 @@
     </w:p>
     <w:p>
       <w:pPr>
+        <w:pStyle w:val="Heading2"/>
+        <w:keepNext/>
+      </w:pPr>
+      <w:r>
+        <w:t>2.5 Submission Gate: agente de seguranca</w:t>
+      </w:r>
+    </w:p>
+    <w:p>
+      <w:r>
+        <w:rPr>
+          <w:rFonts w:ascii="Calibri" w:hAnsi="Calibri"/>
+          <w:i w:val="0"/>
+          <w:color w:val="24313D"/>
+          <w:sz w:val="22"/>
+        </w:rPr>
+        <w:t>O Gate compara o CSV com sample_submission: colunas, ordem, linhas e IDs devem coincidir. Rejeita NaN, infinito, probabilidade fora de 0 a 1 e predicao constante. Confere a origem do arquivo e o limite atual do Kaggle. Quando tudo passa, gera SHA-256; qualquer alteracao invalida a aprovacao.</w:t>
+      </w:r>
+    </w:p>
+    <w:p>
+      <w:pPr>
+        <w:pStyle w:val="Heading2"/>
+        <w:keepNext/>
+      </w:pPr>
+      <w:r>
+        <w:t>2.6 Monitor: fechar o ciclo</w:t>
+      </w:r>
+    </w:p>
+    <w:p>
+      <w:r>
+        <w:rPr>
+          <w:rFonts w:ascii="Calibri" w:hAnsi="Calibri"/>
+          <w:i w:val="0"/>
+          <w:color w:val="24313D"/>
+          <w:sz w:val="22"/>
+        </w:rPr>
+        <w:t>Depois do envio aprovado, o Monitor baixa o leaderboard, localiza o usuario e registra score, rank, total de equipes, percentual superado e distancia para o top 20%. O recibo local torna o envio idempotente: o mesmo hash nao e publicado duas vezes.</w:t>
+      </w:r>
+    </w:p>
+    <w:p>
+      <w:pPr>
         <w:pStyle w:val="Heading1"/>
         <w:keepNext/>
       </w:pPr>
       <w:r>
-        <w:t>4. Fluxo operacional</w:t>
+        <w:t>3. Fluxo ponta a ponta</w:t>
       </w:r>
     </w:p>
     <w:p>
@@ -1988,8 +1731,8 @@
       <w:r>
         <w:drawing>
           <wp:inline xmlns:a="http://schemas.openxmlformats.org/drawingml/2006/main" xmlns:pic="http://schemas.openxmlformats.org/drawingml/2006/picture">
-            <wp:extent cx="5897880" cy="3870484"/>
-            <wp:docPr id="2" name="Picture 2" descr="Diagrama do fluxo operacional em oito etapas, incluindo descoberta, treino, gate humano, envio e monitoramento."/>
+            <wp:extent cx="5852160" cy="3840480"/>
+            <wp:docPr id="3" name="Picture 3" descr="Fluxo do sistema da descoberta ao monitoramento, com aprovacao humana antes do envio."/>
             <wp:cNvGraphicFramePr>
               <a:graphicFrameLocks noChangeAspect="1"/>
             </wp:cNvGraphicFramePr>
@@ -2001,7 +1744,7 @@
                     <pic:cNvPicPr/>
                   </pic:nvPicPr>
                   <pic:blipFill>
-                    <a:blip r:embed="rId14"/>
+                    <a:blip r:embed="rId15"/>
                     <a:stretch>
                       <a:fillRect/>
                     </a:stretch>
@@ -2009,7 +1752,7 @@
                   <pic:spPr>
                     <a:xfrm>
                       <a:off x="0" y="0"/>
-                      <a:ext cx="5897880" cy="3870484"/>
+                      <a:ext cx="5852160" cy="3840480"/>
                     </a:xfrm>
                     <a:prstGeom prst="rect"/>
                   </pic:spPr>
@@ -2033,7 +1776,7 @@
           <w:color w:val="66727E"/>
           <w:sz w:val="18"/>
         </w:rPr>
-        <w:t>Figura 2 - Ciclo ponta a ponta e limite da automacao.</w:t>
+        <w:t>Figura 3 - A automacao para no gate; publicar continua sendo uma decisao humana.</w:t>
       </w:r>
     </w:p>
     <w:p>
@@ -2058,7 +1801,7 @@
           <w:color w:val="24313D"/>
           <w:sz w:val="22"/>
         </w:rPr>
-        <w:t>O Scout consulta competicoes abertas e aplica filtros de modalidade, prazo, download, metrica e tipo de submissao.</w:t>
+        <w:t>Scout recomenda competicoes compativeis.</w:t>
       </w:r>
     </w:p>
     <w:p>
@@ -2083,7 +1826,7 @@
           <w:color w:val="24313D"/>
           <w:sz w:val="22"/>
         </w:rPr>
-        <w:t>Um YAML fixa slug, target, ID, metrica, nomes dos arquivos e possiveis colunas de grupo ou tempo.</w:t>
+        <w:t>YAML declara target, ID, metrica e arquivos.</w:t>
       </w:r>
     </w:p>
     <w:p>
@@ -2108,7 +1851,7 @@
           <w:color w:val="24313D"/>
           <w:sz w:val="22"/>
         </w:rPr>
-        <w:t>O sistema reutiliza arquivos presentes ou baixa um ZIP pelo Kaggle e verifica caminhos antes de extrair.</w:t>
+        <w:t>Kaggle API baixa; o ZIP e extraido com validacao de caminhos.</w:t>
       </w:r>
     </w:p>
     <w:p>
@@ -2133,7 +1876,7 @@
           <w:color w:val="24313D"/>
           <w:sz w:val="22"/>
         </w:rPr>
-        <w:t>Train, test e sample submission sao comparados; o plano de validacao e criado antes dos modelos.</w:t>
+        <w:t>Profiler cria alertas, features seguras e plano de validacao.</w:t>
       </w:r>
     </w:p>
     <w:p>
@@ -2158,7 +1901,7 @@
           <w:color w:val="24313D"/>
           <w:sz w:val="22"/>
         </w:rPr>
-        <w:t>Os candidatos sao avaliados em folds e o melhor modelo ou blend e treinado no dataset completo.</w:t>
+        <w:t>Model Agents treinam; Selector escolhe a candidata robusta.</w:t>
       </w:r>
     </w:p>
     <w:p>
@@ -2183,7 +1926,7 @@
           <w:color w:val="24313D"/>
           <w:sz w:val="22"/>
         </w:rPr>
-        <w:t>O gate confere schema, quantidade de linhas, IDs, NaNs, infinitos, faixas, variancia, origem e limite Kaggle.</w:t>
+        <w:t>Submission Gate emite bloqueios ou SHA-256.</w:t>
       </w:r>
     </w:p>
     <w:p>
@@ -2200,7 +1943,7 @@
           <w:color w:val="17324D"/>
           <w:sz w:val="22"/>
         </w:rPr>
-        <w:t xml:space="preserve">Aprovar e enviar. </w:t>
+        <w:t xml:space="preserve">Aprovar. </w:t>
       </w:r>
       <w:r>
         <w:rPr>
@@ -2208,7 +1951,7 @@
           <w:color w:val="24313D"/>
           <w:sz w:val="22"/>
         </w:rPr>
-        <w:t>O usuario revisa o SHA-256 e confirma o envio. O sistema revalida o arquivo imediatamente antes da API.</w:t>
+        <w:t>Usuario revisa o hash e confirma ENVIAR.</w:t>
       </w:r>
     </w:p>
     <w:p>
@@ -2233,7 +1976,7 @@
           <w:color w:val="24313D"/>
           <w:sz w:val="22"/>
         </w:rPr>
-        <w:t>O recibo torna o envio idempotente; score e rank sao salvos no estado do workflow.</w:t>
+        <w:t>Recibo, score, rank e estado sao persistidos.</w:t>
       </w:r>
     </w:p>
     <w:p>
@@ -2242,16 +1985,107 @@
         <w:keepNext/>
       </w:pPr>
       <w:r>
-        <w:t>5. Estrategia de dados e modelos</w:t>
+        <w:t>4. Decisoes e limites</w:t>
       </w:r>
     </w:p>
     <w:p>
-      <w:pPr>
-        <w:pStyle w:val="Heading2"/>
-        <w:keepNext/>
-      </w:pPr>
       <w:r>
-        <w:t>5.1 Perfilamento e prevencao de leakage</w:t>
+        <w:rPr>
+          <w:rFonts w:ascii="Calibri" w:hAnsi="Calibri"/>
+          <w:b/>
+          <w:color w:val="17324D"/>
+          <w:sz w:val="22"/>
+        </w:rPr>
+        <w:t>Local-first:</w:t>
+      </w:r>
+      <w:r>
+        <w:rPr>
+          <w:rFonts w:ascii="Calibri" w:hAnsi="Calibri"/>
+          <w:i w:val="0"/>
+          <w:color w:val="24313D"/>
+          <w:sz w:val="22"/>
+        </w:rPr>
+        <w:t xml:space="preserve"> evita APIs pagas e aproveita CPU/GPU existentes.</w:t>
+      </w:r>
+    </w:p>
+    <w:p>
+      <w:r>
+        <w:rPr>
+          <w:rFonts w:ascii="Calibri" w:hAnsi="Calibri"/>
+          <w:b/>
+          <w:color w:val="17324D"/>
+          <w:sz w:val="22"/>
+        </w:rPr>
+        <w:t>Tabular primeiro:</w:t>
+      </w:r>
+      <w:r>
+        <w:rPr>
+          <w:rFonts w:ascii="Calibri" w:hAnsi="Calibri"/>
+          <w:i w:val="0"/>
+          <w:color w:val="24313D"/>
+          <w:sz w:val="22"/>
+        </w:rPr>
+        <w:t xml:space="preserve"> oferece generalizacao com baixo custo e submissao CSV.</w:t>
+      </w:r>
+    </w:p>
+    <w:p>
+      <w:r>
+        <w:rPr>
+          <w:rFonts w:ascii="Calibri" w:hAnsi="Calibri"/>
+          <w:b/>
+          <w:color w:val="17324D"/>
+          <w:sz w:val="22"/>
+        </w:rPr>
+        <w:t>Triagem economica:</w:t>
+      </w:r>
+      <w:r>
+        <w:rPr>
+          <w:rFonts w:ascii="Calibri" w:hAnsi="Calibri"/>
+          <w:i w:val="0"/>
+          <w:color w:val="24313D"/>
+          <w:sz w:val="22"/>
+        </w:rPr>
+        <w:t xml:space="preserve"> usa ate 100 mil linhas, 3 folds e modelos menores antes do treino final.</w:t>
+      </w:r>
+    </w:p>
+    <w:p>
+      <w:r>
+        <w:rPr>
+          <w:rFonts w:ascii="Calibri" w:hAnsi="Calibri"/>
+          <w:b/>
+          <w:color w:val="17324D"/>
+          <w:sz w:val="22"/>
+        </w:rPr>
+        <w:t>Idempotencia:</w:t>
+      </w:r>
+      <w:r>
+        <w:rPr>
+          <w:rFonts w:ascii="Calibri" w:hAnsi="Calibri"/>
+          <w:i w:val="0"/>
+          <w:color w:val="24313D"/>
+          <w:sz w:val="22"/>
+        </w:rPr>
+        <w:t xml:space="preserve"> reutiliza dados, modelos, relatorios, estado e recibos.</w:t>
+      </w:r>
+    </w:p>
+    <w:p>
+      <w:r>
+        <w:rPr>
+          <w:rFonts w:ascii="Calibri" w:hAnsi="Calibri"/>
+          <w:b/>
+          <w:color w:val="17324D"/>
+          <w:sz w:val="22"/>
+        </w:rPr>
+        <w:t>Human-in-the-loop:</w:t>
+      </w:r>
+      <w:r>
+        <w:rPr>
+          <w:rFonts w:ascii="Calibri" w:hAnsi="Calibri"/>
+          <w:i w:val="0"/>
+          <w:color w:val="24313D"/>
+          <w:sz w:val="22"/>
+        </w:rPr>
+        <w:t xml:space="preserve"> nao aceita regras, nao entra e nao envia sem autorizacao.</w:t>
       </w:r>
     </w:p>
     <w:p>
@@ -2262,452 +2096,16 @@
           <w:color w:val="24313D"/>
           <w:sz w:val="22"/>
         </w:rPr>
-        <w:t>O Profiler verifica a presenca de target e ID, compatibilidade entre treino e teste, duplicatas, tipos, cardinalidade, missing, categorias novas e deslocamento numerico. Colunas constantes, identificadores e categorias de risco podem ser removidos automaticamente. Nomes que sugerem grupos ou tempo acionam revisao humana quando o contrato nao declara a estrategia correta.</w:t>
+        <w:t>A v0.1 suporta CSV tabular de classificacao e regressao com metricas conhecidas. Nao cobre imagem, NLP, series temporais complexas, notebooks obrigatorios, metricas customizadas ou engenharia de features de dominio. O objetivo atual e funcionamento seguro; top 20% continua como direcao de evolucao.</w:t>
       </w:r>
-    </w:p>
-    <w:tbl>
-      <w:tblPr>
-        <w:tblStyle w:val="TableGrid"/>
-        <w:jc w:val="left"/>
-        <w:tblLook w:firstColumn="1" w:firstRow="1" w:lastColumn="0" w:lastRow="0" w:noHBand="0" w:noVBand="1" w:val="04A0"/>
-        <w:tblW w:w="9360" w:type="dxa"/>
-        <w:tblInd w:w="120" w:type="dxa"/>
-        <w:tblLayout w:type="fixed"/>
-      </w:tblPr>
-      <w:tblGrid>
-        <w:gridCol w:w="3550"/>
-        <w:gridCol w:w="5810"/>
-      </w:tblGrid>
-      <w:tr>
-        <w:trPr>
-          <w:tblHeader w:val="true"/>
-        </w:trPr>
-        <w:tc>
-          <w:tcPr>
-            <w:tcW w:type="dxa" w:w="3550"/>
-            <w:shd w:fill="DCEAF7"/>
-            <w:vAlign w:val="center"/>
-            <w:tcMar>
-              <w:top w:w="80" w:type="dxa"/>
-              <w:start w:w="120" w:type="dxa"/>
-              <w:bottom w:w="80" w:type="dxa"/>
-              <w:end w:w="120" w:type="dxa"/>
-            </w:tcMar>
-          </w:tcPr>
-          <w:p>
-            <w:pPr>
-              <w:spacing w:before="0" w:after="0" w:line="264" w:lineRule="auto"/>
-              <w:jc w:val="left"/>
-            </w:pPr>
-            <w:r>
-              <w:rPr>
-                <w:rFonts w:ascii="Calibri" w:hAnsi="Calibri"/>
-                <w:b/>
-                <w:color w:val="17324D"/>
-                <w:sz w:val="19"/>
-              </w:rPr>
-              <w:t>Situacao</w:t>
-            </w:r>
-          </w:p>
-        </w:tc>
-        <w:tc>
-          <w:tcPr>
-            <w:tcW w:type="dxa" w:w="5810"/>
-            <w:shd w:fill="DCEAF7"/>
-            <w:vAlign w:val="center"/>
-            <w:tcMar>
-              <w:top w:w="80" w:type="dxa"/>
-              <w:start w:w="120" w:type="dxa"/>
-              <w:bottom w:w="80" w:type="dxa"/>
-              <w:end w:w="120" w:type="dxa"/>
-            </w:tcMar>
-          </w:tcPr>
-          <w:p>
-            <w:pPr>
-              <w:spacing w:before="0" w:after="0" w:line="264" w:lineRule="auto"/>
-              <w:jc w:val="left"/>
-            </w:pPr>
-            <w:r>
-              <w:rPr>
-                <w:rFonts w:ascii="Calibri" w:hAnsi="Calibri"/>
-                <w:b/>
-                <w:color w:val="17324D"/>
-                <w:sz w:val="19"/>
-              </w:rPr>
-              <w:t>Validacao escolhida</w:t>
-            </w:r>
-          </w:p>
-        </w:tc>
-      </w:tr>
-      <w:tr>
-        <w:tc>
-          <w:tcPr>
-            <w:tcW w:type="dxa" w:w="3550"/>
-            <w:vAlign w:val="center"/>
-            <w:tcMar>
-              <w:top w:w="80" w:type="dxa"/>
-              <w:start w:w="120" w:type="dxa"/>
-              <w:bottom w:w="80" w:type="dxa"/>
-              <w:end w:w="120" w:type="dxa"/>
-            </w:tcMar>
-          </w:tcPr>
-          <w:p>
-            <w:pPr>
-              <w:spacing w:before="0" w:after="0" w:line="264" w:lineRule="auto"/>
-              <w:jc w:val="left"/>
-            </w:pPr>
-            <w:r>
-              <w:rPr>
-                <w:rFonts w:ascii="Calibri" w:hAnsi="Calibri"/>
-                <w:b w:val="0"/>
-                <w:color w:val="24313D"/>
-                <w:sz w:val="19"/>
-              </w:rPr>
-              <w:t>Classificacao comum</w:t>
-            </w:r>
-          </w:p>
-        </w:tc>
-        <w:tc>
-          <w:tcPr>
-            <w:tcW w:type="dxa" w:w="5810"/>
-            <w:vAlign w:val="center"/>
-            <w:tcMar>
-              <w:top w:w="80" w:type="dxa"/>
-              <w:start w:w="120" w:type="dxa"/>
-              <w:bottom w:w="80" w:type="dxa"/>
-              <w:end w:w="120" w:type="dxa"/>
-            </w:tcMar>
-          </w:tcPr>
-          <w:p>
-            <w:pPr>
-              <w:spacing w:before="0" w:after="0" w:line="264" w:lineRule="auto"/>
-              <w:jc w:val="left"/>
-            </w:pPr>
-            <w:r>
-              <w:rPr>
-                <w:rFonts w:ascii="Calibri" w:hAnsi="Calibri"/>
-                <w:b w:val="0"/>
-                <w:color w:val="24313D"/>
-                <w:sz w:val="19"/>
-              </w:rPr>
-              <w:t>StratifiedKFold</w:t>
-            </w:r>
-          </w:p>
-        </w:tc>
-      </w:tr>
-      <w:tr>
-        <w:tc>
-          <w:tcPr>
-            <w:tcW w:type="dxa" w:w="3550"/>
-            <w:vAlign w:val="center"/>
-            <w:tcMar>
-              <w:top w:w="80" w:type="dxa"/>
-              <w:start w:w="120" w:type="dxa"/>
-              <w:bottom w:w="80" w:type="dxa"/>
-              <w:end w:w="120" w:type="dxa"/>
-            </w:tcMar>
-          </w:tcPr>
-          <w:p>
-            <w:pPr>
-              <w:spacing w:before="0" w:after="0" w:line="264" w:lineRule="auto"/>
-              <w:jc w:val="left"/>
-            </w:pPr>
-            <w:r>
-              <w:rPr>
-                <w:rFonts w:ascii="Calibri" w:hAnsi="Calibri"/>
-                <w:b w:val="0"/>
-                <w:color w:val="24313D"/>
-                <w:sz w:val="19"/>
-              </w:rPr>
-              <w:t>Regressao comum</w:t>
-            </w:r>
-          </w:p>
-        </w:tc>
-        <w:tc>
-          <w:tcPr>
-            <w:tcW w:type="dxa" w:w="5810"/>
-            <w:vAlign w:val="center"/>
-            <w:tcMar>
-              <w:top w:w="80" w:type="dxa"/>
-              <w:start w:w="120" w:type="dxa"/>
-              <w:bottom w:w="80" w:type="dxa"/>
-              <w:end w:w="120" w:type="dxa"/>
-            </w:tcMar>
-          </w:tcPr>
-          <w:p>
-            <w:pPr>
-              <w:spacing w:before="0" w:after="0" w:line="264" w:lineRule="auto"/>
-              <w:jc w:val="left"/>
-            </w:pPr>
-            <w:r>
-              <w:rPr>
-                <w:rFonts w:ascii="Calibri" w:hAnsi="Calibri"/>
-                <w:b w:val="0"/>
-                <w:color w:val="24313D"/>
-                <w:sz w:val="19"/>
-              </w:rPr>
-              <w:t>KFold</w:t>
-            </w:r>
-          </w:p>
-        </w:tc>
-      </w:tr>
-      <w:tr>
-        <w:tc>
-          <w:tcPr>
-            <w:tcW w:type="dxa" w:w="3550"/>
-            <w:vAlign w:val="center"/>
-            <w:tcMar>
-              <w:top w:w="80" w:type="dxa"/>
-              <w:start w:w="120" w:type="dxa"/>
-              <w:bottom w:w="80" w:type="dxa"/>
-              <w:end w:w="120" w:type="dxa"/>
-            </w:tcMar>
-          </w:tcPr>
-          <w:p>
-            <w:pPr>
-              <w:spacing w:before="0" w:after="0" w:line="264" w:lineRule="auto"/>
-              <w:jc w:val="left"/>
-            </w:pPr>
-            <w:r>
-              <w:rPr>
-                <w:rFonts w:ascii="Calibri" w:hAnsi="Calibri"/>
-                <w:b w:val="0"/>
-                <w:color w:val="24313D"/>
-                <w:sz w:val="19"/>
-              </w:rPr>
-              <w:t>Classificacao com grupos</w:t>
-            </w:r>
-          </w:p>
-        </w:tc>
-        <w:tc>
-          <w:tcPr>
-            <w:tcW w:type="dxa" w:w="5810"/>
-            <w:vAlign w:val="center"/>
-            <w:tcMar>
-              <w:top w:w="80" w:type="dxa"/>
-              <w:start w:w="120" w:type="dxa"/>
-              <w:bottom w:w="80" w:type="dxa"/>
-              <w:end w:w="120" w:type="dxa"/>
-            </w:tcMar>
-          </w:tcPr>
-          <w:p>
-            <w:pPr>
-              <w:spacing w:before="0" w:after="0" w:line="264" w:lineRule="auto"/>
-              <w:jc w:val="left"/>
-            </w:pPr>
-            <w:r>
-              <w:rPr>
-                <w:rFonts w:ascii="Calibri" w:hAnsi="Calibri"/>
-                <w:b w:val="0"/>
-                <w:color w:val="24313D"/>
-                <w:sz w:val="19"/>
-              </w:rPr>
-              <w:t>StratifiedGroupKFold</w:t>
-            </w:r>
-          </w:p>
-        </w:tc>
-      </w:tr>
-      <w:tr>
-        <w:tc>
-          <w:tcPr>
-            <w:tcW w:type="dxa" w:w="3550"/>
-            <w:vAlign w:val="center"/>
-            <w:tcMar>
-              <w:top w:w="80" w:type="dxa"/>
-              <w:start w:w="120" w:type="dxa"/>
-              <w:bottom w:w="80" w:type="dxa"/>
-              <w:end w:w="120" w:type="dxa"/>
-            </w:tcMar>
-          </w:tcPr>
-          <w:p>
-            <w:pPr>
-              <w:spacing w:before="0" w:after="0" w:line="264" w:lineRule="auto"/>
-              <w:jc w:val="left"/>
-            </w:pPr>
-            <w:r>
-              <w:rPr>
-                <w:rFonts w:ascii="Calibri" w:hAnsi="Calibri"/>
-                <w:b w:val="0"/>
-                <w:color w:val="24313D"/>
-                <w:sz w:val="19"/>
-              </w:rPr>
-              <w:t>Regressao com grupos</w:t>
-            </w:r>
-          </w:p>
-        </w:tc>
-        <w:tc>
-          <w:tcPr>
-            <w:tcW w:type="dxa" w:w="5810"/>
-            <w:vAlign w:val="center"/>
-            <w:tcMar>
-              <w:top w:w="80" w:type="dxa"/>
-              <w:start w:w="120" w:type="dxa"/>
-              <w:bottom w:w="80" w:type="dxa"/>
-              <w:end w:w="120" w:type="dxa"/>
-            </w:tcMar>
-          </w:tcPr>
-          <w:p>
-            <w:pPr>
-              <w:spacing w:before="0" w:after="0" w:line="264" w:lineRule="auto"/>
-              <w:jc w:val="left"/>
-            </w:pPr>
-            <w:r>
-              <w:rPr>
-                <w:rFonts w:ascii="Calibri" w:hAnsi="Calibri"/>
-                <w:b w:val="0"/>
-                <w:color w:val="24313D"/>
-                <w:sz w:val="19"/>
-              </w:rPr>
-              <w:t>GroupKFold</w:t>
-            </w:r>
-          </w:p>
-        </w:tc>
-      </w:tr>
-      <w:tr>
-        <w:tc>
-          <w:tcPr>
-            <w:tcW w:type="dxa" w:w="3550"/>
-            <w:vAlign w:val="center"/>
-            <w:tcMar>
-              <w:top w:w="80" w:type="dxa"/>
-              <w:start w:w="120" w:type="dxa"/>
-              <w:bottom w:w="80" w:type="dxa"/>
-              <w:end w:w="120" w:type="dxa"/>
-            </w:tcMar>
-          </w:tcPr>
-          <w:p>
-            <w:pPr>
-              <w:spacing w:before="0" w:after="0" w:line="264" w:lineRule="auto"/>
-              <w:jc w:val="left"/>
-            </w:pPr>
-            <w:r>
-              <w:rPr>
-                <w:rFonts w:ascii="Calibri" w:hAnsi="Calibri"/>
-                <w:b w:val="0"/>
-                <w:color w:val="24313D"/>
-                <w:sz w:val="19"/>
-              </w:rPr>
-              <w:t>Ordem temporal declarada</w:t>
-            </w:r>
-          </w:p>
-        </w:tc>
-        <w:tc>
-          <w:tcPr>
-            <w:tcW w:type="dxa" w:w="5810"/>
-            <w:vAlign w:val="center"/>
-            <w:tcMar>
-              <w:top w:w="80" w:type="dxa"/>
-              <w:start w:w="120" w:type="dxa"/>
-              <w:bottom w:w="80" w:type="dxa"/>
-              <w:end w:w="120" w:type="dxa"/>
-            </w:tcMar>
-          </w:tcPr>
-          <w:p>
-            <w:pPr>
-              <w:spacing w:before="0" w:after="0" w:line="264" w:lineRule="auto"/>
-              <w:jc w:val="left"/>
-            </w:pPr>
-            <w:r>
-              <w:rPr>
-                <w:rFonts w:ascii="Calibri" w:hAnsi="Calibri"/>
-                <w:b w:val="0"/>
-                <w:color w:val="24313D"/>
-                <w:sz w:val="19"/>
-              </w:rPr>
-              <w:t>TimeSeriesSplit</w:t>
-            </w:r>
-          </w:p>
-        </w:tc>
-      </w:tr>
-    </w:tbl>
-    <w:p>
-      <w:pPr>
-        <w:spacing w:after="40"/>
-      </w:pPr>
     </w:p>
     <w:p>
       <w:pPr>
-        <w:pStyle w:val="Heading2"/>
+        <w:pStyle w:val="Heading1"/>
         <w:keepNext/>
       </w:pPr>
       <w:r>
-        <w:t>5.2 Selecao orientada a estabilidade</w:t>
-      </w:r>
-    </w:p>
-    <w:p>
-      <w:r>
-        <w:rPr>
-          <w:rFonts w:ascii="Calibri" w:hAnsi="Calibri"/>
-          <w:i w:val="0"/>
-          <w:color w:val="24313D"/>
-          <w:sz w:val="22"/>
-        </w:rPr>
-        <w:t>Cada candidato recebe media e desvio-padrao entre folds. Na fabrica generica e no experimento v2, a regra e:</w:t>
-      </w:r>
-    </w:p>
-    <w:tbl>
-      <w:tblPr>
-        <w:jc w:val="left"/>
-        <w:tblLook w:firstColumn="1" w:firstRow="1" w:lastColumn="0" w:lastRow="0" w:noHBand="0" w:noVBand="1" w:val="04A0"/>
-        <w:tblW w:w="9360" w:type="dxa"/>
-        <w:tblInd w:w="120" w:type="dxa"/>
-        <w:tblLayout w:type="fixed"/>
-      </w:tblPr>
-      <w:tblGrid>
-        <w:gridCol w:w="9360"/>
-      </w:tblGrid>
-      <w:tr>
-        <w:tc>
-          <w:tcPr>
-            <w:tcW w:type="dxa" w:w="9360"/>
-            <w:shd w:fill="F3F6F8"/>
-            <w:vAlign w:val="center"/>
-            <w:tcMar>
-              <w:top w:w="80" w:type="dxa"/>
-              <w:start w:w="120" w:type="dxa"/>
-              <w:bottom w:w="80" w:type="dxa"/>
-              <w:end w:w="120" w:type="dxa"/>
-            </w:tcMar>
-          </w:tcPr>
-          <w:p>
-            <w:pPr>
-              <w:spacing w:after="0"/>
-            </w:pPr>
-            <w:r>
-              <w:rPr>
-                <w:rFonts w:ascii="Calibri" w:hAnsi="Calibri"/>
-                <w:b/>
-                <w:color w:val="17324D"/>
-                <w:sz w:val="21"/>
-              </w:rPr>
-              <w:t xml:space="preserve">Score robusto: </w:t>
-            </w:r>
-            <w:r>
-              <w:rPr>
-                <w:rFonts w:ascii="Calibri" w:hAnsi="Calibri"/>
-                <w:color w:val="24313D"/>
-                <w:sz w:val="21"/>
-              </w:rPr>
-              <w:t>media da validacao - 0,25 x desvio-padrao. O fator reduz a preferencia por resultados instaveis sem transformar o MVP em uma busca hiperparametrica cara.</w:t>
-            </w:r>
-          </w:p>
-        </w:tc>
-      </w:tr>
-    </w:tbl>
-    <w:p>
-      <w:pPr>
-        <w:spacing w:after="20"/>
-      </w:pPr>
-    </w:p>
-    <w:p>
-      <w:r>
-        <w:rPr>
-          <w:rFonts w:ascii="Calibri" w:hAnsi="Calibri"/>
-          <w:i w:val="0"/>
-          <w:color w:val="24313D"/>
-          <w:sz w:val="22"/>
-        </w:rPr>
-        <w:t>A triagem limita o custo a no maximo 100.000 linhas, 3 folds e 100 arvores para Extra Trees. O treino final usa o dataset completo e 250 arvores. No caminho v2, boosting usa 300 iteracoes na triagem e 600 no treino final.</w:t>
+        <w:t>5. Tutorial de uso</w:t>
       </w:r>
     </w:p>
     <w:p>
@@ -2716,1568 +2114,7 @@
         <w:keepNext/>
       </w:pPr>
       <w:r>
-        <w:t>5.3 Resultado real usado para validar o MVP</w:t>
-      </w:r>
-    </w:p>
-    <w:tbl>
-      <w:tblPr>
-        <w:tblStyle w:val="TableGrid"/>
-        <w:jc w:val="left"/>
-        <w:tblLook w:firstColumn="1" w:firstRow="1" w:lastColumn="0" w:lastRow="0" w:noHBand="0" w:noVBand="1" w:val="04A0"/>
-        <w:tblW w:w="9360" w:type="dxa"/>
-        <w:tblInd w:w="120" w:type="dxa"/>
-        <w:tblLayout w:type="fixed"/>
-      </w:tblPr>
-      <w:tblGrid>
-        <w:gridCol w:w="4650"/>
-        <w:gridCol w:w="1570"/>
-        <w:gridCol w:w="1810"/>
-        <w:gridCol w:w="1330"/>
-      </w:tblGrid>
-      <w:tr>
-        <w:trPr>
-          <w:tblHeader w:val="true"/>
-        </w:trPr>
-        <w:tc>
-          <w:tcPr>
-            <w:tcW w:type="dxa" w:w="4650"/>
-            <w:shd w:fill="DCEAF7"/>
-            <w:vAlign w:val="center"/>
-            <w:tcMar>
-              <w:top w:w="80" w:type="dxa"/>
-              <w:start w:w="120" w:type="dxa"/>
-              <w:bottom w:w="80" w:type="dxa"/>
-              <w:end w:w="120" w:type="dxa"/>
-            </w:tcMar>
-          </w:tcPr>
-          <w:p>
-            <w:pPr>
-              <w:spacing w:before="0" w:after="0" w:line="264" w:lineRule="auto"/>
-              <w:jc w:val="left"/>
-            </w:pPr>
-            <w:r>
-              <w:rPr>
-                <w:rFonts w:ascii="Calibri" w:hAnsi="Calibri"/>
-                <w:b/>
-                <w:color w:val="17324D"/>
-                <w:sz w:val="19"/>
-              </w:rPr>
-              <w:t>Candidato</w:t>
-            </w:r>
-          </w:p>
-        </w:tc>
-        <w:tc>
-          <w:tcPr>
-            <w:tcW w:type="dxa" w:w="1570"/>
-            <w:shd w:fill="DCEAF7"/>
-            <w:vAlign w:val="center"/>
-            <w:tcMar>
-              <w:top w:w="80" w:type="dxa"/>
-              <w:start w:w="120" w:type="dxa"/>
-              <w:bottom w:w="80" w:type="dxa"/>
-              <w:end w:w="120" w:type="dxa"/>
-            </w:tcMar>
-          </w:tcPr>
-          <w:p>
-            <w:pPr>
-              <w:spacing w:before="0" w:after="0" w:line="264" w:lineRule="auto"/>
-              <w:jc w:val="left"/>
-            </w:pPr>
-            <w:r>
-              <w:rPr>
-                <w:rFonts w:ascii="Calibri" w:hAnsi="Calibri"/>
-                <w:b/>
-                <w:color w:val="17324D"/>
-                <w:sz w:val="19"/>
-              </w:rPr>
-              <w:t>CV media</w:t>
-            </w:r>
-          </w:p>
-        </w:tc>
-        <w:tc>
-          <w:tcPr>
-            <w:tcW w:type="dxa" w:w="1810"/>
-            <w:shd w:fill="DCEAF7"/>
-            <w:vAlign w:val="center"/>
-            <w:tcMar>
-              <w:top w:w="80" w:type="dxa"/>
-              <w:start w:w="120" w:type="dxa"/>
-              <w:bottom w:w="80" w:type="dxa"/>
-              <w:end w:w="120" w:type="dxa"/>
-            </w:tcMar>
-          </w:tcPr>
-          <w:p>
-            <w:pPr>
-              <w:spacing w:before="0" w:after="0" w:line="264" w:lineRule="auto"/>
-              <w:jc w:val="left"/>
-            </w:pPr>
-            <w:r>
-              <w:rPr>
-                <w:rFonts w:ascii="Calibri" w:hAnsi="Calibri"/>
-                <w:b/>
-                <w:color w:val="17324D"/>
-                <w:sz w:val="19"/>
-              </w:rPr>
-              <w:t>Score robusto</w:t>
-            </w:r>
-          </w:p>
-        </w:tc>
-        <w:tc>
-          <w:tcPr>
-            <w:tcW w:type="dxa" w:w="1330"/>
-            <w:shd w:fill="DCEAF7"/>
-            <w:vAlign w:val="center"/>
-            <w:tcMar>
-              <w:top w:w="80" w:type="dxa"/>
-              <w:start w:w="120" w:type="dxa"/>
-              <w:bottom w:w="80" w:type="dxa"/>
-              <w:end w:w="120" w:type="dxa"/>
-            </w:tcMar>
-          </w:tcPr>
-          <w:p>
-            <w:pPr>
-              <w:spacing w:before="0" w:after="0" w:line="264" w:lineRule="auto"/>
-              <w:jc w:val="left"/>
-            </w:pPr>
-            <w:r>
-              <w:rPr>
-                <w:rFonts w:ascii="Calibri" w:hAnsi="Calibri"/>
-                <w:b/>
-                <w:color w:val="17324D"/>
-                <w:sz w:val="19"/>
-              </w:rPr>
-              <w:t>Execucao</w:t>
-            </w:r>
-          </w:p>
-        </w:tc>
-      </w:tr>
-      <w:tr>
-        <w:tc>
-          <w:tcPr>
-            <w:tcW w:type="dxa" w:w="4650"/>
-            <w:vAlign w:val="center"/>
-            <w:tcMar>
-              <w:top w:w="80" w:type="dxa"/>
-              <w:start w:w="120" w:type="dxa"/>
-              <w:bottom w:w="80" w:type="dxa"/>
-              <w:end w:w="120" w:type="dxa"/>
-            </w:tcMar>
-          </w:tcPr>
-          <w:p>
-            <w:pPr>
-              <w:spacing w:before="0" w:after="0" w:line="264" w:lineRule="auto"/>
-              <w:jc w:val="left"/>
-            </w:pPr>
-            <w:r>
-              <w:rPr>
-                <w:rFonts w:ascii="Calibri" w:hAnsi="Calibri"/>
-                <w:b w:val="0"/>
-                <w:color w:val="24313D"/>
-                <w:sz w:val="19"/>
-              </w:rPr>
-              <w:t>Blend LightGBM 31 + CatBoost (50/50)</w:t>
-            </w:r>
-          </w:p>
-        </w:tc>
-        <w:tc>
-          <w:tcPr>
-            <w:tcW w:type="dxa" w:w="1570"/>
-            <w:vAlign w:val="center"/>
-            <w:tcMar>
-              <w:top w:w="80" w:type="dxa"/>
-              <w:start w:w="120" w:type="dxa"/>
-              <w:bottom w:w="80" w:type="dxa"/>
-              <w:end w:w="120" w:type="dxa"/>
-            </w:tcMar>
-          </w:tcPr>
-          <w:p>
-            <w:pPr>
-              <w:spacing w:before="0" w:after="0" w:line="264" w:lineRule="auto"/>
-              <w:jc w:val="left"/>
-            </w:pPr>
-            <w:r>
-              <w:rPr>
-                <w:rFonts w:ascii="Calibri" w:hAnsi="Calibri"/>
-                <w:b w:val="0"/>
-                <w:color w:val="24313D"/>
-                <w:sz w:val="19"/>
-              </w:rPr>
-              <w:t>0,94046</w:t>
-            </w:r>
-          </w:p>
-        </w:tc>
-        <w:tc>
-          <w:tcPr>
-            <w:tcW w:type="dxa" w:w="1810"/>
-            <w:vAlign w:val="center"/>
-            <w:tcMar>
-              <w:top w:w="80" w:type="dxa"/>
-              <w:start w:w="120" w:type="dxa"/>
-              <w:bottom w:w="80" w:type="dxa"/>
-              <w:end w:w="120" w:type="dxa"/>
-            </w:tcMar>
-          </w:tcPr>
-          <w:p>
-            <w:pPr>
-              <w:spacing w:before="0" w:after="0" w:line="264" w:lineRule="auto"/>
-              <w:jc w:val="left"/>
-            </w:pPr>
-            <w:r>
-              <w:rPr>
-                <w:rFonts w:ascii="Calibri" w:hAnsi="Calibri"/>
-                <w:b w:val="0"/>
-                <w:color w:val="24313D"/>
-                <w:sz w:val="19"/>
-              </w:rPr>
-              <w:t>0,94037</w:t>
-            </w:r>
-          </w:p>
-        </w:tc>
-        <w:tc>
-          <w:tcPr>
-            <w:tcW w:type="dxa" w:w="1330"/>
-            <w:vAlign w:val="center"/>
-            <w:tcMar>
-              <w:top w:w="80" w:type="dxa"/>
-              <w:start w:w="120" w:type="dxa"/>
-              <w:bottom w:w="80" w:type="dxa"/>
-              <w:end w:w="120" w:type="dxa"/>
-            </w:tcMar>
-          </w:tcPr>
-          <w:p>
-            <w:pPr>
-              <w:spacing w:before="0" w:after="0" w:line="264" w:lineRule="auto"/>
-              <w:jc w:val="left"/>
-            </w:pPr>
-            <w:r>
-              <w:rPr>
-                <w:rFonts w:ascii="Calibri" w:hAnsi="Calibri"/>
-                <w:b w:val="0"/>
-                <w:color w:val="24313D"/>
-                <w:sz w:val="19"/>
-              </w:rPr>
-              <w:t>Mista</w:t>
-            </w:r>
-          </w:p>
-        </w:tc>
-      </w:tr>
-      <w:tr>
-        <w:tc>
-          <w:tcPr>
-            <w:tcW w:type="dxa" w:w="4650"/>
-            <w:vAlign w:val="center"/>
-            <w:tcMar>
-              <w:top w:w="80" w:type="dxa"/>
-              <w:start w:w="120" w:type="dxa"/>
-              <w:bottom w:w="80" w:type="dxa"/>
-              <w:end w:w="120" w:type="dxa"/>
-            </w:tcMar>
-          </w:tcPr>
-          <w:p>
-            <w:pPr>
-              <w:spacing w:before="0" w:after="0" w:line="264" w:lineRule="auto"/>
-              <w:jc w:val="left"/>
-            </w:pPr>
-            <w:r>
-              <w:rPr>
-                <w:rFonts w:ascii="Calibri" w:hAnsi="Calibri"/>
-                <w:b w:val="0"/>
-                <w:color w:val="24313D"/>
-                <w:sz w:val="19"/>
-              </w:rPr>
-              <w:t>LightGBM 31</w:t>
-            </w:r>
-          </w:p>
-        </w:tc>
-        <w:tc>
-          <w:tcPr>
-            <w:tcW w:type="dxa" w:w="1570"/>
-            <w:vAlign w:val="center"/>
-            <w:tcMar>
-              <w:top w:w="80" w:type="dxa"/>
-              <w:start w:w="120" w:type="dxa"/>
-              <w:bottom w:w="80" w:type="dxa"/>
-              <w:end w:w="120" w:type="dxa"/>
-            </w:tcMar>
-          </w:tcPr>
-          <w:p>
-            <w:pPr>
-              <w:spacing w:before="0" w:after="0" w:line="264" w:lineRule="auto"/>
-              <w:jc w:val="left"/>
-            </w:pPr>
-            <w:r>
-              <w:rPr>
-                <w:rFonts w:ascii="Calibri" w:hAnsi="Calibri"/>
-                <w:b w:val="0"/>
-                <w:color w:val="24313D"/>
-                <w:sz w:val="19"/>
-              </w:rPr>
-              <w:t>0,94020</w:t>
-            </w:r>
-          </w:p>
-        </w:tc>
-        <w:tc>
-          <w:tcPr>
-            <w:tcW w:type="dxa" w:w="1810"/>
-            <w:vAlign w:val="center"/>
-            <w:tcMar>
-              <w:top w:w="80" w:type="dxa"/>
-              <w:start w:w="120" w:type="dxa"/>
-              <w:bottom w:w="80" w:type="dxa"/>
-              <w:end w:w="120" w:type="dxa"/>
-            </w:tcMar>
-          </w:tcPr>
-          <w:p>
-            <w:pPr>
-              <w:spacing w:before="0" w:after="0" w:line="264" w:lineRule="auto"/>
-              <w:jc w:val="left"/>
-            </w:pPr>
-            <w:r>
-              <w:rPr>
-                <w:rFonts w:ascii="Calibri" w:hAnsi="Calibri"/>
-                <w:b w:val="0"/>
-                <w:color w:val="24313D"/>
-                <w:sz w:val="19"/>
-              </w:rPr>
-              <w:t>0,94011</w:t>
-            </w:r>
-          </w:p>
-        </w:tc>
-        <w:tc>
-          <w:tcPr>
-            <w:tcW w:type="dxa" w:w="1330"/>
-            <w:vAlign w:val="center"/>
-            <w:tcMar>
-              <w:top w:w="80" w:type="dxa"/>
-              <w:start w:w="120" w:type="dxa"/>
-              <w:bottom w:w="80" w:type="dxa"/>
-              <w:end w:w="120" w:type="dxa"/>
-            </w:tcMar>
-          </w:tcPr>
-          <w:p>
-            <w:pPr>
-              <w:spacing w:before="0" w:after="0" w:line="264" w:lineRule="auto"/>
-              <w:jc w:val="left"/>
-            </w:pPr>
-            <w:r>
-              <w:rPr>
-                <w:rFonts w:ascii="Calibri" w:hAnsi="Calibri"/>
-                <w:b w:val="0"/>
-                <w:color w:val="24313D"/>
-                <w:sz w:val="19"/>
-              </w:rPr>
-              <w:t>CPU</w:t>
-            </w:r>
-          </w:p>
-        </w:tc>
-      </w:tr>
-      <w:tr>
-        <w:tc>
-          <w:tcPr>
-            <w:tcW w:type="dxa" w:w="4650"/>
-            <w:vAlign w:val="center"/>
-            <w:tcMar>
-              <w:top w:w="80" w:type="dxa"/>
-              <w:start w:w="120" w:type="dxa"/>
-              <w:bottom w:w="80" w:type="dxa"/>
-              <w:end w:w="120" w:type="dxa"/>
-            </w:tcMar>
-          </w:tcPr>
-          <w:p>
-            <w:pPr>
-              <w:spacing w:before="0" w:after="0" w:line="264" w:lineRule="auto"/>
-              <w:jc w:val="left"/>
-            </w:pPr>
-            <w:r>
-              <w:rPr>
-                <w:rFonts w:ascii="Calibri" w:hAnsi="Calibri"/>
-                <w:b w:val="0"/>
-                <w:color w:val="24313D"/>
-                <w:sz w:val="19"/>
-              </w:rPr>
-              <w:t>CatBoost</w:t>
-            </w:r>
-          </w:p>
-        </w:tc>
-        <w:tc>
-          <w:tcPr>
-            <w:tcW w:type="dxa" w:w="1570"/>
-            <w:vAlign w:val="center"/>
-            <w:tcMar>
-              <w:top w:w="80" w:type="dxa"/>
-              <w:start w:w="120" w:type="dxa"/>
-              <w:bottom w:w="80" w:type="dxa"/>
-              <w:end w:w="120" w:type="dxa"/>
-            </w:tcMar>
-          </w:tcPr>
-          <w:p>
-            <w:pPr>
-              <w:spacing w:before="0" w:after="0" w:line="264" w:lineRule="auto"/>
-              <w:jc w:val="left"/>
-            </w:pPr>
-            <w:r>
-              <w:rPr>
-                <w:rFonts w:ascii="Calibri" w:hAnsi="Calibri"/>
-                <w:b w:val="0"/>
-                <w:color w:val="24313D"/>
-                <w:sz w:val="19"/>
-              </w:rPr>
-              <w:t>0,93995</w:t>
-            </w:r>
-          </w:p>
-        </w:tc>
-        <w:tc>
-          <w:tcPr>
-            <w:tcW w:type="dxa" w:w="1810"/>
-            <w:vAlign w:val="center"/>
-            <w:tcMar>
-              <w:top w:w="80" w:type="dxa"/>
-              <w:start w:w="120" w:type="dxa"/>
-              <w:bottom w:w="80" w:type="dxa"/>
-              <w:end w:w="120" w:type="dxa"/>
-            </w:tcMar>
-          </w:tcPr>
-          <w:p>
-            <w:pPr>
-              <w:spacing w:before="0" w:after="0" w:line="264" w:lineRule="auto"/>
-              <w:jc w:val="left"/>
-            </w:pPr>
-            <w:r>
-              <w:rPr>
-                <w:rFonts w:ascii="Calibri" w:hAnsi="Calibri"/>
-                <w:b w:val="0"/>
-                <w:color w:val="24313D"/>
-                <w:sz w:val="19"/>
-              </w:rPr>
-              <w:t>0,93985</w:t>
-            </w:r>
-          </w:p>
-        </w:tc>
-        <w:tc>
-          <w:tcPr>
-            <w:tcW w:type="dxa" w:w="1330"/>
-            <w:vAlign w:val="center"/>
-            <w:tcMar>
-              <w:top w:w="80" w:type="dxa"/>
-              <w:start w:w="120" w:type="dxa"/>
-              <w:bottom w:w="80" w:type="dxa"/>
-              <w:end w:w="120" w:type="dxa"/>
-            </w:tcMar>
-          </w:tcPr>
-          <w:p>
-            <w:pPr>
-              <w:spacing w:before="0" w:after="0" w:line="264" w:lineRule="auto"/>
-              <w:jc w:val="left"/>
-            </w:pPr>
-            <w:r>
-              <w:rPr>
-                <w:rFonts w:ascii="Calibri" w:hAnsi="Calibri"/>
-                <w:b w:val="0"/>
-                <w:color w:val="24313D"/>
-                <w:sz w:val="19"/>
-              </w:rPr>
-              <w:t>GPU</w:t>
-            </w:r>
-          </w:p>
-        </w:tc>
-      </w:tr>
-      <w:tr>
-        <w:tc>
-          <w:tcPr>
-            <w:tcW w:type="dxa" w:w="4650"/>
-            <w:vAlign w:val="center"/>
-            <w:tcMar>
-              <w:top w:w="80" w:type="dxa"/>
-              <w:start w:w="120" w:type="dxa"/>
-              <w:bottom w:w="80" w:type="dxa"/>
-              <w:end w:w="120" w:type="dxa"/>
-            </w:tcMar>
-          </w:tcPr>
-          <w:p>
-            <w:pPr>
-              <w:spacing w:before="0" w:after="0" w:line="264" w:lineRule="auto"/>
-              <w:jc w:val="left"/>
-            </w:pPr>
-            <w:r>
-              <w:rPr>
-                <w:rFonts w:ascii="Calibri" w:hAnsi="Calibri"/>
-                <w:b w:val="0"/>
-                <w:color w:val="24313D"/>
-                <w:sz w:val="19"/>
-              </w:rPr>
-              <w:t>LightGBM 63</w:t>
-            </w:r>
-          </w:p>
-        </w:tc>
-        <w:tc>
-          <w:tcPr>
-            <w:tcW w:type="dxa" w:w="1570"/>
-            <w:vAlign w:val="center"/>
-            <w:tcMar>
-              <w:top w:w="80" w:type="dxa"/>
-              <w:start w:w="120" w:type="dxa"/>
-              <w:bottom w:w="80" w:type="dxa"/>
-              <w:end w:w="120" w:type="dxa"/>
-            </w:tcMar>
-          </w:tcPr>
-          <w:p>
-            <w:pPr>
-              <w:spacing w:before="0" w:after="0" w:line="264" w:lineRule="auto"/>
-              <w:jc w:val="left"/>
-            </w:pPr>
-            <w:r>
-              <w:rPr>
-                <w:rFonts w:ascii="Calibri" w:hAnsi="Calibri"/>
-                <w:b w:val="0"/>
-                <w:color w:val="24313D"/>
-                <w:sz w:val="19"/>
-              </w:rPr>
-              <w:t>0,93977</w:t>
-            </w:r>
-          </w:p>
-        </w:tc>
-        <w:tc>
-          <w:tcPr>
-            <w:tcW w:type="dxa" w:w="1810"/>
-            <w:vAlign w:val="center"/>
-            <w:tcMar>
-              <w:top w:w="80" w:type="dxa"/>
-              <w:start w:w="120" w:type="dxa"/>
-              <w:bottom w:w="80" w:type="dxa"/>
-              <w:end w:w="120" w:type="dxa"/>
-            </w:tcMar>
-          </w:tcPr>
-          <w:p>
-            <w:pPr>
-              <w:spacing w:before="0" w:after="0" w:line="264" w:lineRule="auto"/>
-              <w:jc w:val="left"/>
-            </w:pPr>
-            <w:r>
-              <w:rPr>
-                <w:rFonts w:ascii="Calibri" w:hAnsi="Calibri"/>
-                <w:b w:val="0"/>
-                <w:color w:val="24313D"/>
-                <w:sz w:val="19"/>
-              </w:rPr>
-              <w:t>0,93970</w:t>
-            </w:r>
-          </w:p>
-        </w:tc>
-        <w:tc>
-          <w:tcPr>
-            <w:tcW w:type="dxa" w:w="1330"/>
-            <w:vAlign w:val="center"/>
-            <w:tcMar>
-              <w:top w:w="80" w:type="dxa"/>
-              <w:start w:w="120" w:type="dxa"/>
-              <w:bottom w:w="80" w:type="dxa"/>
-              <w:end w:w="120" w:type="dxa"/>
-            </w:tcMar>
-          </w:tcPr>
-          <w:p>
-            <w:pPr>
-              <w:spacing w:before="0" w:after="0" w:line="264" w:lineRule="auto"/>
-              <w:jc w:val="left"/>
-            </w:pPr>
-            <w:r>
-              <w:rPr>
-                <w:rFonts w:ascii="Calibri" w:hAnsi="Calibri"/>
-                <w:b w:val="0"/>
-                <w:color w:val="24313D"/>
-                <w:sz w:val="19"/>
-              </w:rPr>
-              <w:t>CPU</w:t>
-            </w:r>
-          </w:p>
-        </w:tc>
-      </w:tr>
-      <w:tr>
-        <w:tc>
-          <w:tcPr>
-            <w:tcW w:type="dxa" w:w="4650"/>
-            <w:vAlign w:val="center"/>
-            <w:tcMar>
-              <w:top w:w="80" w:type="dxa"/>
-              <w:start w:w="120" w:type="dxa"/>
-              <w:bottom w:w="80" w:type="dxa"/>
-              <w:end w:w="120" w:type="dxa"/>
-            </w:tcMar>
-          </w:tcPr>
-          <w:p>
-            <w:pPr>
-              <w:spacing w:before="0" w:after="0" w:line="264" w:lineRule="auto"/>
-              <w:jc w:val="left"/>
-            </w:pPr>
-            <w:r>
-              <w:rPr>
-                <w:rFonts w:ascii="Calibri" w:hAnsi="Calibri"/>
-                <w:b w:val="0"/>
-                <w:color w:val="24313D"/>
-                <w:sz w:val="19"/>
-              </w:rPr>
-              <w:t>Linear</w:t>
-            </w:r>
-          </w:p>
-        </w:tc>
-        <w:tc>
-          <w:tcPr>
-            <w:tcW w:type="dxa" w:w="1570"/>
-            <w:vAlign w:val="center"/>
-            <w:tcMar>
-              <w:top w:w="80" w:type="dxa"/>
-              <w:start w:w="120" w:type="dxa"/>
-              <w:bottom w:w="80" w:type="dxa"/>
-              <w:end w:w="120" w:type="dxa"/>
-            </w:tcMar>
-          </w:tcPr>
-          <w:p>
-            <w:pPr>
-              <w:spacing w:before="0" w:after="0" w:line="264" w:lineRule="auto"/>
-              <w:jc w:val="left"/>
-            </w:pPr>
-            <w:r>
-              <w:rPr>
-                <w:rFonts w:ascii="Calibri" w:hAnsi="Calibri"/>
-                <w:b w:val="0"/>
-                <w:color w:val="24313D"/>
-                <w:sz w:val="19"/>
-              </w:rPr>
-              <w:t>0,93819</w:t>
-            </w:r>
-          </w:p>
-        </w:tc>
-        <w:tc>
-          <w:tcPr>
-            <w:tcW w:type="dxa" w:w="1810"/>
-            <w:vAlign w:val="center"/>
-            <w:tcMar>
-              <w:top w:w="80" w:type="dxa"/>
-              <w:start w:w="120" w:type="dxa"/>
-              <w:bottom w:w="80" w:type="dxa"/>
-              <w:end w:w="120" w:type="dxa"/>
-            </w:tcMar>
-          </w:tcPr>
-          <w:p>
-            <w:pPr>
-              <w:spacing w:before="0" w:after="0" w:line="264" w:lineRule="auto"/>
-              <w:jc w:val="left"/>
-            </w:pPr>
-            <w:r>
-              <w:rPr>
-                <w:rFonts w:ascii="Calibri" w:hAnsi="Calibri"/>
-                <w:b w:val="0"/>
-                <w:color w:val="24313D"/>
-                <w:sz w:val="19"/>
-              </w:rPr>
-              <w:t>0,93808</w:t>
-            </w:r>
-          </w:p>
-        </w:tc>
-        <w:tc>
-          <w:tcPr>
-            <w:tcW w:type="dxa" w:w="1330"/>
-            <w:vAlign w:val="center"/>
-            <w:tcMar>
-              <w:top w:w="80" w:type="dxa"/>
-              <w:start w:w="120" w:type="dxa"/>
-              <w:bottom w:w="80" w:type="dxa"/>
-              <w:end w:w="120" w:type="dxa"/>
-            </w:tcMar>
-          </w:tcPr>
-          <w:p>
-            <w:pPr>
-              <w:spacing w:before="0" w:after="0" w:line="264" w:lineRule="auto"/>
-              <w:jc w:val="left"/>
-            </w:pPr>
-            <w:r>
-              <w:rPr>
-                <w:rFonts w:ascii="Calibri" w:hAnsi="Calibri"/>
-                <w:b w:val="0"/>
-                <w:color w:val="24313D"/>
-                <w:sz w:val="19"/>
-              </w:rPr>
-              <w:t>CPU</w:t>
-            </w:r>
-          </w:p>
-        </w:tc>
-      </w:tr>
-    </w:tbl>
-    <w:p>
-      <w:pPr>
-        <w:spacing w:after="40"/>
-      </w:pPr>
-    </w:p>
-    <w:p>
-      <w:r>
-        <w:rPr>
-          <w:rFonts w:ascii="Calibri" w:hAnsi="Calibri"/>
-          <w:i w:val="0"/>
-          <w:color w:val="24313D"/>
-          <w:sz w:val="22"/>
-        </w:rPr>
-        <w:t>O blend venceu por pequena margem e gerou 286.571 predicoes validas. A GTX 1660 Ti de 6 GB foi suficiente para o CatBoost; caso a execucao GPU falhe, o agente tenta CPU automaticamente. O score publico foi 0,94142, coerente com a validacao local.</w:t>
-      </w:r>
-    </w:p>
-    <w:p>
-      <w:pPr>
-        <w:pStyle w:val="Heading1"/>
-        <w:keepNext/>
-      </w:pPr>
-      <w:r>
-        <w:t>6. Controles de seguranca e confiabilidade</w:t>
-      </w:r>
-    </w:p>
-    <w:p>
-      <w:pPr>
-        <w:numPr>
-          <w:ilvl w:val="0"/>
-          <w:numId w:val="30"/>
-        </w:numPr>
-      </w:pPr>
-      <w:r>
-        <w:rPr>
-          <w:rFonts w:ascii="Calibri" w:hAnsi="Calibri"/>
-          <w:color w:val="24313D"/>
-          <w:sz w:val="22"/>
-        </w:rPr>
-        <w:t>Credenciais isoladas: O OAuth do Kaggle fica em work/kaggle/credentials.json, pasta privada ignorada pelo Git.</w:t>
-      </w:r>
-    </w:p>
-    <w:p>
-      <w:pPr>
-        <w:numPr>
-          <w:ilvl w:val="0"/>
-          <w:numId w:val="30"/>
-        </w:numPr>
-      </w:pPr>
-      <w:r>
-        <w:rPr>
-          <w:rFonts w:ascii="Calibri" w:hAnsi="Calibri"/>
-          <w:color w:val="24313D"/>
-          <w:sz w:val="22"/>
-        </w:rPr>
-        <w:t>Extracao segura: Cada caminho do ZIP e resolvido antes da extracao para impedir escrita fora do diretorio esperado.</w:t>
-      </w:r>
-    </w:p>
-    <w:p>
-      <w:pPr>
-        <w:numPr>
-          <w:ilvl w:val="0"/>
-          <w:numId w:val="30"/>
-        </w:numPr>
-      </w:pPr>
-      <w:r>
-        <w:rPr>
-          <w:rFonts w:ascii="Calibri" w:hAnsi="Calibri"/>
-          <w:color w:val="24313D"/>
-          <w:sz w:val="22"/>
-        </w:rPr>
-        <w:t>Contrato validado: Pydantic rejeita tipos e campos incompatíveis antes de iniciar o treino.</w:t>
-      </w:r>
-    </w:p>
-    <w:p>
-      <w:pPr>
-        <w:numPr>
-          <w:ilvl w:val="0"/>
-          <w:numId w:val="30"/>
-        </w:numPr>
-      </w:pPr>
-      <w:r>
-        <w:rPr>
-          <w:rFonts w:ascii="Calibri" w:hAnsi="Calibri"/>
-          <w:color w:val="24313D"/>
-          <w:sz w:val="22"/>
-        </w:rPr>
-        <w:t>Gate estrutural: O CSV deve reproduzir colunas, ordem, IDs e quantidade de linhas do sample_submission.</w:t>
-      </w:r>
-    </w:p>
-    <w:p>
-      <w:pPr>
-        <w:numPr>
-          <w:ilvl w:val="0"/>
-          <w:numId w:val="30"/>
-        </w:numPr>
-      </w:pPr>
-      <w:r>
-        <w:rPr>
-          <w:rFonts w:ascii="Calibri" w:hAnsi="Calibri"/>
-          <w:color w:val="24313D"/>
-          <w:sz w:val="22"/>
-        </w:rPr>
-        <w:t>Gate numerico: O sistema bloqueia NaN, infinito, probabilidade fora de 0 a 1 e predicao constante.</w:t>
-      </w:r>
-    </w:p>
-    <w:p>
-      <w:pPr>
-        <w:numPr>
-          <w:ilvl w:val="0"/>
-          <w:numId w:val="30"/>
-        </w:numPr>
-      </w:pPr>
-      <w:r>
-        <w:rPr>
-          <w:rFonts w:ascii="Calibri" w:hAnsi="Calibri"/>
-          <w:color w:val="24313D"/>
-          <w:sz w:val="22"/>
-        </w:rPr>
-        <w:t>Proveniencia: O relatorio de treino precisa apontar exatamente para o CSV avaliado.</w:t>
-      </w:r>
-    </w:p>
-    <w:p>
-      <w:pPr>
-        <w:numPr>
-          <w:ilvl w:val="0"/>
-          <w:numId w:val="30"/>
-        </w:numPr>
-      </w:pPr>
-      <w:r>
-        <w:rPr>
-          <w:rFonts w:ascii="Calibri" w:hAnsi="Calibri"/>
-          <w:color w:val="24313D"/>
-          <w:sz w:val="22"/>
-        </w:rPr>
-        <w:t>Limite Kaggle: O gate consulta quantas submissoes ainda sao permitidas no momento.</w:t>
-      </w:r>
-    </w:p>
-    <w:p>
-      <w:pPr>
-        <w:numPr>
-          <w:ilvl w:val="0"/>
-          <w:numId w:val="30"/>
-        </w:numPr>
-      </w:pPr>
-      <w:r>
-        <w:rPr>
-          <w:rFonts w:ascii="Calibri" w:hAnsi="Calibri"/>
-          <w:color w:val="24313D"/>
-          <w:sz w:val="22"/>
-        </w:rPr>
-        <w:t>Hash aprovado: O SHA-256 vincula a aprovacao humana a bytes exatos; qualquer alteracao invalida a autorizacao.</w:t>
-      </w:r>
-    </w:p>
-    <w:p>
-      <w:pPr>
-        <w:numPr>
-          <w:ilvl w:val="0"/>
-          <w:numId w:val="30"/>
-        </w:numPr>
-      </w:pPr>
-      <w:r>
-        <w:rPr>
-          <w:rFonts w:ascii="Calibri" w:hAnsi="Calibri"/>
-          <w:color w:val="24313D"/>
-          <w:sz w:val="22"/>
-        </w:rPr>
-        <w:t>Recibo local: Uma submissao autorizada grava seu ID. Repetir o mesmo hash retorna o recibo sem reenviar.</w:t>
-      </w:r>
-    </w:p>
-    <w:tbl>
-      <w:tblPr>
-        <w:jc w:val="left"/>
-        <w:tblLook w:firstColumn="1" w:firstRow="1" w:lastColumn="0" w:lastRow="0" w:noHBand="0" w:noVBand="1" w:val="04A0"/>
-        <w:tblW w:w="9360" w:type="dxa"/>
-        <w:tblInd w:w="120" w:type="dxa"/>
-        <w:tblLayout w:type="fixed"/>
-      </w:tblPr>
-      <w:tblGrid>
-        <w:gridCol w:w="9360"/>
-      </w:tblGrid>
-      <w:tr>
-        <w:tc>
-          <w:tcPr>
-            <w:tcW w:type="dxa" w:w="9360"/>
-            <w:shd w:fill="F9E2E2"/>
-            <w:vAlign w:val="center"/>
-            <w:tcMar>
-              <w:top w:w="80" w:type="dxa"/>
-              <w:start w:w="120" w:type="dxa"/>
-              <w:bottom w:w="80" w:type="dxa"/>
-              <w:end w:w="120" w:type="dxa"/>
-            </w:tcMar>
-          </w:tcPr>
-          <w:p>
-            <w:pPr>
-              <w:spacing w:after="0"/>
-            </w:pPr>
-            <w:r>
-              <w:rPr>
-                <w:rFonts w:ascii="Calibri" w:hAnsi="Calibri"/>
-                <w:b/>
-                <w:color w:val="A33A3A"/>
-                <w:sz w:val="21"/>
-              </w:rPr>
-              <w:t xml:space="preserve">Limite intencional: </w:t>
-            </w:r>
-            <w:r>
-              <w:rPr>
-                <w:rFonts w:ascii="Calibri" w:hAnsi="Calibri"/>
-                <w:color w:val="24313D"/>
-                <w:sz w:val="21"/>
-              </w:rPr>
-              <w:t>o sistema nao aceita regras, nao entra em competicoes e nao envia automaticamente. Essas acoes continuam sob responsabilidade do usuario.</w:t>
-            </w:r>
-          </w:p>
-        </w:tc>
-      </w:tr>
-    </w:tbl>
-    <w:p>
-      <w:pPr>
-        <w:spacing w:after="20"/>
-      </w:pPr>
-    </w:p>
-    <w:p>
-      <w:pPr>
-        <w:pStyle w:val="Heading1"/>
-        <w:keepNext/>
-      </w:pPr>
-      <w:r>
-        <w:t>7. Organizacao do projeto e artefatos</w:t>
-      </w:r>
-    </w:p>
-    <w:p>
-      <w:pPr>
-        <w:spacing w:before="80" w:after="160" w:line="252" w:lineRule="auto"/>
-        <w:ind w:left="259" w:right="259"/>
-        <w:shd w:fill="EEF2F5"/>
-      </w:pPr>
-      <w:r>
-        <w:rPr>
-          <w:rFonts w:ascii="Consolas" w:hAnsi="Consolas"/>
-          <w:color w:val="203040"/>
-          <w:sz w:val="18"/>
-        </w:rPr>
-        <w:t>config/competitions/   contratos YAML por competicao</w:t>
-      </w:r>
-      <w:r>
-        <w:br/>
-      </w:r>
-      <w:r>
-        <w:rPr>
-          <w:rFonts w:ascii="Consolas" w:hAnsi="Consolas"/>
-          <w:color w:val="203040"/>
-          <w:sz w:val="18"/>
-        </w:rPr>
-        <w:t>config/scout_policy.yaml politica de descoberta e risco</w:t>
-      </w:r>
-      <w:r>
-        <w:br/>
-      </w:r>
-      <w:r>
-        <w:rPr>
-          <w:rFonts w:ascii="Consolas" w:hAnsi="Consolas"/>
-          <w:color w:val="203040"/>
-          <w:sz w:val="18"/>
-        </w:rPr>
-        <w:t>src/kaggle_slaying/    codigo do sistema</w:t>
-      </w:r>
-      <w:r>
-        <w:br/>
-      </w:r>
-      <w:r>
-        <w:rPr>
-          <w:rFonts w:ascii="Consolas" w:hAnsi="Consolas"/>
-          <w:color w:val="203040"/>
-          <w:sz w:val="18"/>
-        </w:rPr>
-        <w:t>data/raw/              downloads e CSVs extraidos (ignorado pelo Git)</w:t>
-      </w:r>
-      <w:r>
-        <w:br/>
-      </w:r>
-      <w:r>
-        <w:rPr>
-          <w:rFonts w:ascii="Consolas" w:hAnsi="Consolas"/>
-          <w:color w:val="203040"/>
-          <w:sz w:val="18"/>
-        </w:rPr>
-        <w:t>artifacts/             modelos, relatorios, CSV e estado (ignorado pelo Git)</w:t>
-      </w:r>
-      <w:r>
-        <w:br/>
-      </w:r>
-      <w:r>
-        <w:rPr>
-          <w:rFonts w:ascii="Consolas" w:hAnsi="Consolas"/>
-          <w:color w:val="203040"/>
-          <w:sz w:val="18"/>
-        </w:rPr>
-        <w:t>work/kaggle/           credencial OAuth local (ignorado pelo Git)</w:t>
-      </w:r>
-      <w:r>
-        <w:br/>
-      </w:r>
-      <w:r>
-        <w:rPr>
-          <w:rFonts w:ascii="Consolas" w:hAnsi="Consolas"/>
-          <w:color w:val="203040"/>
-          <w:sz w:val="18"/>
-        </w:rPr>
-        <w:t>tests/                 testes automatizados</w:t>
-      </w:r>
-      <w:r>
-        <w:br/>
-      </w:r>
-      <w:r>
-        <w:rPr>
-          <w:rFonts w:ascii="Consolas" w:hAnsi="Consolas"/>
-          <w:color w:val="203040"/>
-          <w:sz w:val="18"/>
-        </w:rPr>
-        <w:t>docs/                  documentacao entregue</w:t>
-      </w:r>
-    </w:p>
-    <w:p>
-      <w:r>
-        <w:rPr>
-          <w:rFonts w:ascii="Calibri" w:hAnsi="Calibri"/>
-          <w:i w:val="0"/>
-          <w:color w:val="24313D"/>
-          <w:sz w:val="22"/>
-        </w:rPr>
-        <w:t>A separacao entre config, dados e artefatos torna o repositorio leve. Configuracoes e codigo podem ser versionados; datasets, modelos, credenciais e submissoes permanecem locais. Cada competicao recebe uma arvore propria em artifacts/SLUG, permitindo auditoria e retomada.</w:t>
-      </w:r>
-    </w:p>
-    <w:tbl>
-      <w:tblPr>
-        <w:tblStyle w:val="TableGrid"/>
-        <w:jc w:val="left"/>
-        <w:tblLook w:firstColumn="1" w:firstRow="1" w:lastColumn="0" w:lastRow="0" w:noHBand="0" w:noVBand="1" w:val="04A0"/>
-        <w:tblW w:w="9360" w:type="dxa"/>
-        <w:tblInd w:w="120" w:type="dxa"/>
-        <w:tblLayout w:type="fixed"/>
-      </w:tblPr>
-      <w:tblGrid>
-        <w:gridCol w:w="3100"/>
-        <w:gridCol w:w="6260"/>
-      </w:tblGrid>
-      <w:tr>
-        <w:trPr>
-          <w:tblHeader w:val="true"/>
-        </w:trPr>
-        <w:tc>
-          <w:tcPr>
-            <w:tcW w:type="dxa" w:w="3100"/>
-            <w:shd w:fill="DCEAF7"/>
-            <w:vAlign w:val="center"/>
-            <w:tcMar>
-              <w:top w:w="80" w:type="dxa"/>
-              <w:start w:w="120" w:type="dxa"/>
-              <w:bottom w:w="80" w:type="dxa"/>
-              <w:end w:w="120" w:type="dxa"/>
-            </w:tcMar>
-          </w:tcPr>
-          <w:p>
-            <w:pPr>
-              <w:spacing w:before="0" w:after="0" w:line="264" w:lineRule="auto"/>
-              <w:jc w:val="left"/>
-            </w:pPr>
-            <w:r>
-              <w:rPr>
-                <w:rFonts w:ascii="Calibri" w:hAnsi="Calibri"/>
-                <w:b/>
-                <w:color w:val="17324D"/>
-                <w:sz w:val="19"/>
-              </w:rPr>
-              <w:t>Artefato</w:t>
-            </w:r>
-          </w:p>
-        </w:tc>
-        <w:tc>
-          <w:tcPr>
-            <w:tcW w:type="dxa" w:w="6260"/>
-            <w:shd w:fill="DCEAF7"/>
-            <w:vAlign w:val="center"/>
-            <w:tcMar>
-              <w:top w:w="80" w:type="dxa"/>
-              <w:start w:w="120" w:type="dxa"/>
-              <w:bottom w:w="80" w:type="dxa"/>
-              <w:end w:w="120" w:type="dxa"/>
-            </w:tcMar>
-          </w:tcPr>
-          <w:p>
-            <w:pPr>
-              <w:spacing w:before="0" w:after="0" w:line="264" w:lineRule="auto"/>
-              <w:jc w:val="left"/>
-            </w:pPr>
-            <w:r>
-              <w:rPr>
-                <w:rFonts w:ascii="Calibri" w:hAnsi="Calibri"/>
-                <w:b/>
-                <w:color w:val="17324D"/>
-                <w:sz w:val="19"/>
-              </w:rPr>
-              <w:t>Para que serve</w:t>
-            </w:r>
-          </w:p>
-        </w:tc>
-      </w:tr>
-      <w:tr>
-        <w:tc>
-          <w:tcPr>
-            <w:tcW w:type="dxa" w:w="3100"/>
-            <w:vAlign w:val="center"/>
-            <w:tcMar>
-              <w:top w:w="80" w:type="dxa"/>
-              <w:start w:w="120" w:type="dxa"/>
-              <w:bottom w:w="80" w:type="dxa"/>
-              <w:end w:w="120" w:type="dxa"/>
-            </w:tcMar>
-          </w:tcPr>
-          <w:p>
-            <w:pPr>
-              <w:spacing w:before="0" w:after="0" w:line="264" w:lineRule="auto"/>
-              <w:jc w:val="left"/>
-            </w:pPr>
-            <w:r>
-              <w:rPr>
-                <w:rFonts w:ascii="Calibri" w:hAnsi="Calibri"/>
-                <w:b w:val="0"/>
-                <w:color w:val="24313D"/>
-                <w:sz w:val="19"/>
-              </w:rPr>
-              <w:t>dataset_report.json</w:t>
-            </w:r>
-          </w:p>
-        </w:tc>
-        <w:tc>
-          <w:tcPr>
-            <w:tcW w:type="dxa" w:w="6260"/>
-            <w:vAlign w:val="center"/>
-            <w:tcMar>
-              <w:top w:w="80" w:type="dxa"/>
-              <w:start w:w="120" w:type="dxa"/>
-              <w:bottom w:w="80" w:type="dxa"/>
-              <w:end w:w="120" w:type="dxa"/>
-            </w:tcMar>
-          </w:tcPr>
-          <w:p>
-            <w:pPr>
-              <w:spacing w:before="0" w:after="0" w:line="264" w:lineRule="auto"/>
-              <w:jc w:val="left"/>
-            </w:pPr>
-            <w:r>
-              <w:rPr>
-                <w:rFonts w:ascii="Calibri" w:hAnsi="Calibri"/>
-                <w:b w:val="0"/>
-                <w:color w:val="24313D"/>
-                <w:sz w:val="19"/>
-              </w:rPr>
-              <w:t>Perfil, alertas e estrategia de validacao</w:t>
-            </w:r>
-          </w:p>
-        </w:tc>
-      </w:tr>
-      <w:tr>
-        <w:tc>
-          <w:tcPr>
-            <w:tcW w:type="dxa" w:w="3100"/>
-            <w:vAlign w:val="center"/>
-            <w:tcMar>
-              <w:top w:w="80" w:type="dxa"/>
-              <w:start w:w="120" w:type="dxa"/>
-              <w:bottom w:w="80" w:type="dxa"/>
-              <w:end w:w="120" w:type="dxa"/>
-            </w:tcMar>
-          </w:tcPr>
-          <w:p>
-            <w:pPr>
-              <w:spacing w:before="0" w:after="0" w:line="264" w:lineRule="auto"/>
-              <w:jc w:val="left"/>
-            </w:pPr>
-            <w:r>
-              <w:rPr>
-                <w:rFonts w:ascii="Calibri" w:hAnsi="Calibri"/>
-                <w:b w:val="0"/>
-                <w:color w:val="24313D"/>
-                <w:sz w:val="19"/>
-              </w:rPr>
-              <w:t>factory_report.json</w:t>
-            </w:r>
-          </w:p>
-        </w:tc>
-        <w:tc>
-          <w:tcPr>
-            <w:tcW w:type="dxa" w:w="6260"/>
-            <w:vAlign w:val="center"/>
-            <w:tcMar>
-              <w:top w:w="80" w:type="dxa"/>
-              <w:start w:w="120" w:type="dxa"/>
-              <w:bottom w:w="80" w:type="dxa"/>
-              <w:end w:w="120" w:type="dxa"/>
-            </w:tcMar>
-          </w:tcPr>
-          <w:p>
-            <w:pPr>
-              <w:spacing w:before="0" w:after="0" w:line="264" w:lineRule="auto"/>
-              <w:jc w:val="left"/>
-            </w:pPr>
-            <w:r>
-              <w:rPr>
-                <w:rFonts w:ascii="Calibri" w:hAnsi="Calibri"/>
-                <w:b w:val="0"/>
-                <w:color w:val="24313D"/>
-                <w:sz w:val="19"/>
-              </w:rPr>
-              <w:t>Triagem e selecao da fabrica generica</w:t>
-            </w:r>
-          </w:p>
-        </w:tc>
-      </w:tr>
-      <w:tr>
-        <w:tc>
-          <w:tcPr>
-            <w:tcW w:type="dxa" w:w="3100"/>
-            <w:vAlign w:val="center"/>
-            <w:tcMar>
-              <w:top w:w="80" w:type="dxa"/>
-              <w:start w:w="120" w:type="dxa"/>
-              <w:bottom w:w="80" w:type="dxa"/>
-              <w:end w:w="120" w:type="dxa"/>
-            </w:tcMar>
-          </w:tcPr>
-          <w:p>
-            <w:pPr>
-              <w:spacing w:before="0" w:after="0" w:line="264" w:lineRule="auto"/>
-              <w:jc w:val="left"/>
-            </w:pPr>
-            <w:r>
-              <w:rPr>
-                <w:rFonts w:ascii="Calibri" w:hAnsi="Calibri"/>
-                <w:b w:val="0"/>
-                <w:color w:val="24313D"/>
-                <w:sz w:val="19"/>
-              </w:rPr>
-              <w:t>experiment_report.json</w:t>
-            </w:r>
-          </w:p>
-        </w:tc>
-        <w:tc>
-          <w:tcPr>
-            <w:tcW w:type="dxa" w:w="6260"/>
-            <w:vAlign w:val="center"/>
-            <w:tcMar>
-              <w:top w:w="80" w:type="dxa"/>
-              <w:start w:w="120" w:type="dxa"/>
-              <w:bottom w:w="80" w:type="dxa"/>
-              <w:end w:w="120" w:type="dxa"/>
-            </w:tcMar>
-          </w:tcPr>
-          <w:p>
-            <w:pPr>
-              <w:spacing w:before="0" w:after="0" w:line="264" w:lineRule="auto"/>
-              <w:jc w:val="left"/>
-            </w:pPr>
-            <w:r>
-              <w:rPr>
-                <w:rFonts w:ascii="Calibri" w:hAnsi="Calibri"/>
-                <w:b w:val="0"/>
-                <w:color w:val="24313D"/>
-                <w:sz w:val="19"/>
-              </w:rPr>
-              <w:t>Candidatos v2, blend e modelo escolhido</w:t>
-            </w:r>
-          </w:p>
-        </w:tc>
-      </w:tr>
-      <w:tr>
-        <w:tc>
-          <w:tcPr>
-            <w:tcW w:type="dxa" w:w="3100"/>
-            <w:vAlign w:val="center"/>
-            <w:tcMar>
-              <w:top w:w="80" w:type="dxa"/>
-              <w:start w:w="120" w:type="dxa"/>
-              <w:bottom w:w="80" w:type="dxa"/>
-              <w:end w:w="120" w:type="dxa"/>
-            </w:tcMar>
-          </w:tcPr>
-          <w:p>
-            <w:pPr>
-              <w:spacing w:before="0" w:after="0" w:line="264" w:lineRule="auto"/>
-              <w:jc w:val="left"/>
-            </w:pPr>
-            <w:r>
-              <w:rPr>
-                <w:rFonts w:ascii="Calibri" w:hAnsi="Calibri"/>
-                <w:b w:val="0"/>
-                <w:color w:val="24313D"/>
-                <w:sz w:val="19"/>
-              </w:rPr>
-              <w:t>gate_report.json</w:t>
-            </w:r>
-          </w:p>
-        </w:tc>
-        <w:tc>
-          <w:tcPr>
-            <w:tcW w:type="dxa" w:w="6260"/>
-            <w:vAlign w:val="center"/>
-            <w:tcMar>
-              <w:top w:w="80" w:type="dxa"/>
-              <w:start w:w="120" w:type="dxa"/>
-              <w:bottom w:w="80" w:type="dxa"/>
-              <w:end w:w="120" w:type="dxa"/>
-            </w:tcMar>
-          </w:tcPr>
-          <w:p>
-            <w:pPr>
-              <w:spacing w:before="0" w:after="0" w:line="264" w:lineRule="auto"/>
-              <w:jc w:val="left"/>
-            </w:pPr>
-            <w:r>
-              <w:rPr>
-                <w:rFonts w:ascii="Calibri" w:hAnsi="Calibri"/>
-                <w:b w:val="0"/>
-                <w:color w:val="24313D"/>
-                <w:sz w:val="19"/>
-              </w:rPr>
-              <w:t>Validacoes, bloqueios e SHA-256</w:t>
-            </w:r>
-          </w:p>
-        </w:tc>
-      </w:tr>
-      <w:tr>
-        <w:tc>
-          <w:tcPr>
-            <w:tcW w:type="dxa" w:w="3100"/>
-            <w:vAlign w:val="center"/>
-            <w:tcMar>
-              <w:top w:w="80" w:type="dxa"/>
-              <w:start w:w="120" w:type="dxa"/>
-              <w:bottom w:w="80" w:type="dxa"/>
-              <w:end w:w="120" w:type="dxa"/>
-            </w:tcMar>
-          </w:tcPr>
-          <w:p>
-            <w:pPr>
-              <w:spacing w:before="0" w:after="0" w:line="264" w:lineRule="auto"/>
-              <w:jc w:val="left"/>
-            </w:pPr>
-            <w:r>
-              <w:rPr>
-                <w:rFonts w:ascii="Calibri" w:hAnsi="Calibri"/>
-                <w:b w:val="0"/>
-                <w:color w:val="24313D"/>
-                <w:sz w:val="19"/>
-              </w:rPr>
-              <w:t>submission_&lt;id&gt;.json</w:t>
-            </w:r>
-          </w:p>
-        </w:tc>
-        <w:tc>
-          <w:tcPr>
-            <w:tcW w:type="dxa" w:w="6260"/>
-            <w:vAlign w:val="center"/>
-            <w:tcMar>
-              <w:top w:w="80" w:type="dxa"/>
-              <w:start w:w="120" w:type="dxa"/>
-              <w:bottom w:w="80" w:type="dxa"/>
-              <w:end w:w="120" w:type="dxa"/>
-            </w:tcMar>
-          </w:tcPr>
-          <w:p>
-            <w:pPr>
-              <w:spacing w:before="0" w:after="0" w:line="264" w:lineRule="auto"/>
-              <w:jc w:val="left"/>
-            </w:pPr>
-            <w:r>
-              <w:rPr>
-                <w:rFonts w:ascii="Calibri" w:hAnsi="Calibri"/>
-                <w:b w:val="0"/>
-                <w:color w:val="24313D"/>
-                <w:sz w:val="19"/>
-              </w:rPr>
-              <w:t>Recibo de envio autorizado</w:t>
-            </w:r>
-          </w:p>
-        </w:tc>
-      </w:tr>
-      <w:tr>
-        <w:tc>
-          <w:tcPr>
-            <w:tcW w:type="dxa" w:w="3100"/>
-            <w:vAlign w:val="center"/>
-            <w:tcMar>
-              <w:top w:w="80" w:type="dxa"/>
-              <w:start w:w="120" w:type="dxa"/>
-              <w:bottom w:w="80" w:type="dxa"/>
-              <w:end w:w="120" w:type="dxa"/>
-            </w:tcMar>
-          </w:tcPr>
-          <w:p>
-            <w:pPr>
-              <w:spacing w:before="0" w:after="0" w:line="264" w:lineRule="auto"/>
-              <w:jc w:val="left"/>
-            </w:pPr>
-            <w:r>
-              <w:rPr>
-                <w:rFonts w:ascii="Calibri" w:hAnsi="Calibri"/>
-                <w:b w:val="0"/>
-                <w:color w:val="24313D"/>
-                <w:sz w:val="19"/>
-              </w:rPr>
-              <w:t>workflow/state.json</w:t>
-            </w:r>
-          </w:p>
-        </w:tc>
-        <w:tc>
-          <w:tcPr>
-            <w:tcW w:type="dxa" w:w="6260"/>
-            <w:vAlign w:val="center"/>
-            <w:tcMar>
-              <w:top w:w="80" w:type="dxa"/>
-              <w:start w:w="120" w:type="dxa"/>
-              <w:bottom w:w="80" w:type="dxa"/>
-              <w:end w:w="120" w:type="dxa"/>
-            </w:tcMar>
-          </w:tcPr>
-          <w:p>
-            <w:pPr>
-              <w:spacing w:before="0" w:after="0" w:line="264" w:lineRule="auto"/>
-              <w:jc w:val="left"/>
-            </w:pPr>
-            <w:r>
-              <w:rPr>
-                <w:rFonts w:ascii="Calibri" w:hAnsi="Calibri"/>
-                <w:b w:val="0"/>
-                <w:color w:val="24313D"/>
-                <w:sz w:val="19"/>
-              </w:rPr>
-              <w:t>Fase, caminhos, score, rank e reutilizacao</w:t>
-            </w:r>
-          </w:p>
-        </w:tc>
-      </w:tr>
-    </w:tbl>
-    <w:p>
-      <w:pPr>
-        <w:spacing w:after="40"/>
-      </w:pPr>
-    </w:p>
-    <w:p>
-      <w:r>
-        <w:br w:type="page"/>
-      </w:r>
-    </w:p>
-    <w:p>
-      <w:pPr>
-        <w:pStyle w:val="Heading1"/>
-        <w:keepNext/>
-      </w:pPr>
-      <w:r>
-        <w:t>8. Tutorial de instalacao e uso</w:t>
-      </w:r>
-    </w:p>
-    <w:tbl>
-      <w:tblPr>
-        <w:jc w:val="left"/>
-        <w:tblLook w:firstColumn="1" w:firstRow="1" w:lastColumn="0" w:lastRow="0" w:noHBand="0" w:noVBand="1" w:val="04A0"/>
-        <w:tblW w:w="9360" w:type="dxa"/>
-        <w:tblInd w:w="120" w:type="dxa"/>
-        <w:tblLayout w:type="fixed"/>
-      </w:tblPr>
-      <w:tblGrid>
-        <w:gridCol w:w="9360"/>
-      </w:tblGrid>
-      <w:tr>
-        <w:tc>
-          <w:tcPr>
-            <w:tcW w:type="dxa" w:w="9360"/>
-            <w:shd w:fill="DCEAF7"/>
-            <w:vAlign w:val="center"/>
-            <w:tcMar>
-              <w:top w:w="80" w:type="dxa"/>
-              <w:start w:w="120" w:type="dxa"/>
-              <w:bottom w:w="80" w:type="dxa"/>
-              <w:end w:w="120" w:type="dxa"/>
-            </w:tcMar>
-          </w:tcPr>
-          <w:p>
-            <w:pPr>
-              <w:spacing w:after="0"/>
-            </w:pPr>
-            <w:r>
-              <w:rPr>
-                <w:rFonts w:ascii="Calibri" w:hAnsi="Calibri"/>
-                <w:b/>
-                <w:color w:val="2E74B5"/>
-                <w:sz w:val="21"/>
-              </w:rPr>
-              <w:t xml:space="preserve">Ambiente usado: </w:t>
-            </w:r>
-            <w:r>
-              <w:rPr>
-                <w:rFonts w:ascii="Calibri" w:hAnsi="Calibri"/>
-                <w:color w:val="24313D"/>
-                <w:sz w:val="21"/>
-              </w:rPr>
-              <w:t>Windows, Python 3.12, conta Kaggle, GTX 1660 Ti de 6 GB e Ollama. Apenas Python e a conta Kaggle sao obrigatorios; GPU e Ollama sao opcionais.</w:t>
-            </w:r>
-          </w:p>
-        </w:tc>
-      </w:tr>
-    </w:tbl>
-    <w:p>
-      <w:pPr>
-        <w:spacing w:after="20"/>
-      </w:pPr>
-    </w:p>
-    <w:p>
-      <w:pPr>
-        <w:pStyle w:val="Heading2"/>
-        <w:keepNext/>
-      </w:pPr>
-      <w:r>
-        <w:t>8.1 Instalar o projeto</w:t>
-      </w:r>
-    </w:p>
-    <w:p>
-      <w:pPr>
-        <w:numPr>
-          <w:ilvl w:val="0"/>
-          <w:numId w:val="31"/>
-        </w:numPr>
-      </w:pPr>
-      <w:r>
-        <w:rPr>
-          <w:rFonts w:ascii="Calibri" w:hAnsi="Calibri"/>
-          <w:b/>
-          <w:color w:val="17324D"/>
-          <w:sz w:val="22"/>
-        </w:rPr>
-        <w:t xml:space="preserve">Abra o PowerShell. </w:t>
-      </w:r>
-      <w:r>
-        <w:rPr>
-          <w:rFonts w:ascii="Calibri" w:hAnsi="Calibri"/>
-          <w:color w:val="24313D"/>
-          <w:sz w:val="22"/>
-        </w:rPr>
-        <w:t>Entre na pasta raiz do repositorio Kaggle-Slaying.</w:t>
-      </w:r>
-    </w:p>
-    <w:p>
-      <w:pPr>
-        <w:numPr>
-          <w:ilvl w:val="0"/>
-          <w:numId w:val="31"/>
-        </w:numPr>
-      </w:pPr>
-      <w:r>
-        <w:rPr>
-          <w:rFonts w:ascii="Calibri" w:hAnsi="Calibri"/>
-          <w:b/>
-          <w:color w:val="17324D"/>
-          <w:sz w:val="22"/>
-        </w:rPr>
-        <w:t xml:space="preserve">Crie o ambiente. </w:t>
-      </w:r>
-      <w:r>
-        <w:rPr>
-          <w:rFonts w:ascii="Calibri" w:hAnsi="Calibri"/>
-          <w:color w:val="24313D"/>
-          <w:sz w:val="22"/>
-        </w:rPr>
-        <w:t>Use Python 3.12 para manter compatibilidade com as dependencias.</w:t>
+        <w:t>5.1 Instalacao e autenticacao</w:t>
       </w:r>
     </w:p>
     <w:p>
@@ -4294,38 +2131,9 @@
         </w:rPr>
         <w:t>py -3.12 -m venv .venv</w:t>
       </w:r>
-    </w:p>
-    <w:p>
-      <w:pPr>
-        <w:numPr>
-          <w:ilvl w:val="0"/>
-          <w:numId w:val="31"/>
-        </w:numPr>
-      </w:pPr>
       <w:r>
-        <w:rPr>
-          <w:rFonts w:ascii="Calibri" w:hAnsi="Calibri"/>
-          <w:b/>
-          <w:color w:val="17324D"/>
-          <w:sz w:val="22"/>
-        </w:rPr>
-        <w:t xml:space="preserve">Instale. </w:t>
+        <w:br/>
       </w:r>
-      <w:r>
-        <w:rPr>
-          <w:rFonts w:ascii="Calibri" w:hAnsi="Calibri"/>
-          <w:color w:val="24313D"/>
-          <w:sz w:val="22"/>
-        </w:rPr>
-        <w:t>Instale o pacote em modo editavel, incluindo ferramentas de teste.</w:t>
-      </w:r>
-    </w:p>
-    <w:p>
-      <w:pPr>
-        <w:spacing w:before="80" w:after="160" w:line="252" w:lineRule="auto"/>
-        <w:ind w:left="259" w:right="259"/>
-        <w:shd w:fill="EEF2F5"/>
-      </w:pPr>
       <w:r>
         <w:rPr>
           <w:rFonts w:ascii="Consolas" w:hAnsi="Consolas"/>
@@ -4334,73 +2142,9 @@
         </w:rPr>
         <w:t>.\.venv\Scripts\python.exe -m pip install -e ".[dev]"</w:t>
       </w:r>
-    </w:p>
-    <w:p>
-      <w:pPr>
-        <w:numPr>
-          <w:ilvl w:val="0"/>
-          <w:numId w:val="31"/>
-        </w:numPr>
-      </w:pPr>
       <w:r>
-        <w:rPr>
-          <w:rFonts w:ascii="Calibri" w:hAnsi="Calibri"/>
-          <w:b/>
-          <w:color w:val="17324D"/>
-          <w:sz w:val="22"/>
-        </w:rPr>
-        <w:t xml:space="preserve">Diagnostique. </w:t>
+        <w:br/>
       </w:r>
-      <w:r>
-        <w:rPr>
-          <w:rFonts w:ascii="Calibri" w:hAnsi="Calibri"/>
-          <w:color w:val="24313D"/>
-          <w:sz w:val="22"/>
-        </w:rPr>
-        <w:t>Confirme Python, dependencias, contratos, Kaggle CLI e credencial.</w:t>
-      </w:r>
-    </w:p>
-    <w:p>
-      <w:pPr>
-        <w:spacing w:before="80" w:after="160" w:line="252" w:lineRule="auto"/>
-        <w:ind w:left="259" w:right="259"/>
-        <w:shd w:fill="EEF2F5"/>
-      </w:pPr>
-      <w:r>
-        <w:rPr>
-          <w:rFonts w:ascii="Consolas" w:hAnsi="Consolas"/>
-          <w:color w:val="203040"/>
-          <w:sz w:val="18"/>
-        </w:rPr>
-        <w:t>.\.venv\Scripts\kaggle-slaying.exe doctor</w:t>
-      </w:r>
-    </w:p>
-    <w:p>
-      <w:pPr>
-        <w:pStyle w:val="Heading2"/>
-        <w:keepNext/>
-      </w:pPr>
-      <w:r>
-        <w:t>8.2 Autenticar no Kaggle</w:t>
-      </w:r>
-    </w:p>
-    <w:p>
-      <w:r>
-        <w:rPr>
-          <w:rFonts w:ascii="Calibri" w:hAnsi="Calibri"/>
-          <w:i w:val="0"/>
-          <w:color w:val="24313D"/>
-          <w:sz w:val="22"/>
-        </w:rPr>
-        <w:t>Execute o login uma vez e conclua a autorizacao no navegador:</w:t>
-      </w:r>
-    </w:p>
-    <w:p>
-      <w:pPr>
-        <w:spacing w:before="80" w:after="160" w:line="252" w:lineRule="auto"/>
-        <w:ind w:left="259" w:right="259"/>
-        <w:shd w:fill="EEF2F5"/>
-      </w:pPr>
       <w:r>
         <w:rPr>
           <w:rFonts w:ascii="Consolas" w:hAnsi="Consolas"/>
@@ -4409,24 +2153,9 @@
         </w:rPr>
         <w:t>.\.venv\Scripts\python.exe -m kaggle_slaying.kaggle_cli auth login</w:t>
       </w:r>
-    </w:p>
-    <w:p>
       <w:r>
-        <w:rPr>
-          <w:rFonts w:ascii="Calibri" w:hAnsi="Calibri"/>
-          <w:i w:val="0"/>
-          <w:color w:val="24313D"/>
-          <w:sz w:val="22"/>
-        </w:rPr>
-        <w:t>Depois, teste a integracao online:</w:t>
+        <w:br/>
       </w:r>
-    </w:p>
-    <w:p>
-      <w:pPr>
-        <w:spacing w:before="80" w:after="160" w:line="252" w:lineRule="auto"/>
-        <w:ind w:left="259" w:right="259"/>
-        <w:shd w:fill="EEF2F5"/>
-      </w:pPr>
       <w:r>
         <w:rPr>
           <w:rFonts w:ascii="Consolas" w:hAnsi="Consolas"/>
@@ -4471,7 +2200,7 @@
                 <w:color w:val="D49A26"/>
                 <w:sz w:val="21"/>
               </w:rPr>
-              <w:t xml:space="preserve">Privacidade: </w:t>
+              <w:t xml:space="preserve">Credencial: </w:t>
             </w:r>
             <w:r>
               <w:rPr>
@@ -4479,7 +2208,7 @@
                 <w:color w:val="24313D"/>
                 <w:sz w:val="21"/>
               </w:rPr>
-              <w:t>nao copie credentials.json para mensagens, commits ou apresentacoes. A pasta work/ ja esta fora do Git.</w:t>
+              <w:t>work/kaggle/credentials.json e privado e ignorado pelo Git. Nunca envie a pasta work.</w:t>
             </w:r>
           </w:p>
         </w:tc>
@@ -4496,7 +2225,7 @@
         <w:keepNext/>
       </w:pPr>
       <w:r>
-        <w:t>8.3 Usar pelo menu interativo</w:t>
+        <w:t>5.2 Operacao pelo menu</w:t>
       </w:r>
     </w:p>
     <w:p>
@@ -4524,8 +2253,9 @@
         <w:tblLayout w:type="fixed"/>
       </w:tblPr>
       <w:tblGrid>
-        <w:gridCol w:w="1150"/>
-        <w:gridCol w:w="8210"/>
+        <w:gridCol w:w="1100"/>
+        <w:gridCol w:w="4400"/>
+        <w:gridCol w:w="3860"/>
       </w:tblGrid>
       <w:tr>
         <w:trPr>
@@ -4533,7 +2263,7 @@
         </w:trPr>
         <w:tc>
           <w:tcPr>
-            <w:tcW w:type="dxa" w:w="1150"/>
+            <w:tcW w:type="dxa" w:w="1100"/>
             <w:shd w:fill="DCEAF7"/>
             <w:vAlign w:val="center"/>
             <w:tcMar>
@@ -4561,7 +2291,7 @@
         </w:tc>
         <w:tc>
           <w:tcPr>
-            <w:tcW w:type="dxa" w:w="8210"/>
+            <w:tcW w:type="dxa" w:w="4400"/>
             <w:shd w:fill="DCEAF7"/>
             <w:vAlign w:val="center"/>
             <w:tcMar>
@@ -4583,7 +2313,35 @@
                 <w:color w:val="17324D"/>
                 <w:sz w:val="19"/>
               </w:rPr>
-              <w:t>Acao</w:t>
+              <w:t>Funcao</w:t>
+            </w:r>
+          </w:p>
+        </w:tc>
+        <w:tc>
+          <w:tcPr>
+            <w:tcW w:type="dxa" w:w="3860"/>
+            <w:shd w:fill="DCEAF7"/>
+            <w:vAlign w:val="center"/>
+            <w:tcMar>
+              <w:top w:w="80" w:type="dxa"/>
+              <w:start w:w="120" w:type="dxa"/>
+              <w:bottom w:w="80" w:type="dxa"/>
+              <w:end w:w="120" w:type="dxa"/>
+            </w:tcMar>
+          </w:tcPr>
+          <w:p>
+            <w:pPr>
+              <w:spacing w:before="0" w:after="0" w:line="264" w:lineRule="auto"/>
+              <w:jc w:val="left"/>
+            </w:pPr>
+            <w:r>
+              <w:rPr>
+                <w:rFonts w:ascii="Calibri" w:hAnsi="Calibri"/>
+                <w:b/>
+                <w:color w:val="17324D"/>
+                <w:sz w:val="19"/>
+              </w:rPr>
+              <w:t>Agente/servico</w:t>
             </w:r>
           </w:p>
         </w:tc>
@@ -4591,7 +2349,7 @@
       <w:tr>
         <w:tc>
           <w:tcPr>
-            <w:tcW w:type="dxa" w:w="1150"/>
+            <w:tcW w:type="dxa" w:w="1100"/>
             <w:vAlign w:val="center"/>
             <w:tcMar>
               <w:top w:w="80" w:type="dxa"/>
@@ -4618,7 +2376,7 @@
         </w:tc>
         <w:tc>
           <w:tcPr>
-            <w:tcW w:type="dxa" w:w="8210"/>
+            <w:tcW w:type="dxa" w:w="4400"/>
             <w:vAlign w:val="center"/>
             <w:tcMar>
               <w:top w:w="80" w:type="dxa"/>
@@ -4639,7 +2397,34 @@
                 <w:color w:val="24313D"/>
                 <w:sz w:val="19"/>
               </w:rPr>
-              <w:t>Diagnosticar o ambiente</w:t>
+              <w:t>Diagnosticar ambiente</w:t>
+            </w:r>
+          </w:p>
+        </w:tc>
+        <w:tc>
+          <w:tcPr>
+            <w:tcW w:type="dxa" w:w="3860"/>
+            <w:vAlign w:val="center"/>
+            <w:tcMar>
+              <w:top w:w="80" w:type="dxa"/>
+              <w:start w:w="120" w:type="dxa"/>
+              <w:bottom w:w="80" w:type="dxa"/>
+              <w:end w:w="120" w:type="dxa"/>
+            </w:tcMar>
+          </w:tcPr>
+          <w:p>
+            <w:pPr>
+              <w:spacing w:before="0" w:after="0" w:line="264" w:lineRule="auto"/>
+              <w:jc w:val="left"/>
+            </w:pPr>
+            <w:r>
+              <w:rPr>
+                <w:rFonts w:ascii="Calibri" w:hAnsi="Calibri"/>
+                <w:b w:val="0"/>
+                <w:color w:val="24313D"/>
+                <w:sz w:val="19"/>
+              </w:rPr>
+              <w:t>Doctor</w:t>
             </w:r>
           </w:p>
         </w:tc>
@@ -4647,7 +2432,7 @@
       <w:tr>
         <w:tc>
           <w:tcPr>
-            <w:tcW w:type="dxa" w:w="1150"/>
+            <w:tcW w:type="dxa" w:w="1100"/>
             <w:vAlign w:val="center"/>
             <w:tcMar>
               <w:top w:w="80" w:type="dxa"/>
@@ -4674,7 +2459,7 @@
         </w:tc>
         <w:tc>
           <w:tcPr>
-            <w:tcW w:type="dxa" w:w="8210"/>
+            <w:tcW w:type="dxa" w:w="4400"/>
             <w:vAlign w:val="center"/>
             <w:tcMar>
               <w:top w:w="80" w:type="dxa"/>
@@ -4695,7 +2480,34 @@
                 <w:color w:val="24313D"/>
                 <w:sz w:val="19"/>
               </w:rPr>
-              <w:t>Listar competicoes, fase, score e posicao</w:t>
+              <w:t>Ver competicoes e estado</w:t>
+            </w:r>
+          </w:p>
+        </w:tc>
+        <w:tc>
+          <w:tcPr>
+            <w:tcW w:type="dxa" w:w="3860"/>
+            <w:vAlign w:val="center"/>
+            <w:tcMar>
+              <w:top w:w="80" w:type="dxa"/>
+              <w:start w:w="120" w:type="dxa"/>
+              <w:bottom w:w="80" w:type="dxa"/>
+              <w:end w:w="120" w:type="dxa"/>
+            </w:tcMar>
+          </w:tcPr>
+          <w:p>
+            <w:pPr>
+              <w:spacing w:before="0" w:after="0" w:line="264" w:lineRule="auto"/>
+              <w:jc w:val="left"/>
+            </w:pPr>
+            <w:r>
+              <w:rPr>
+                <w:rFonts w:ascii="Calibri" w:hAnsi="Calibri"/>
+                <w:b w:val="0"/>
+                <w:color w:val="24313D"/>
+                <w:sz w:val="19"/>
+              </w:rPr>
+              <w:t>Workflow local</w:t>
             </w:r>
           </w:p>
         </w:tc>
@@ -4703,7 +2515,7 @@
       <w:tr>
         <w:tc>
           <w:tcPr>
-            <w:tcW w:type="dxa" w:w="1150"/>
+            <w:tcW w:type="dxa" w:w="1100"/>
             <w:vAlign w:val="center"/>
             <w:tcMar>
               <w:top w:w="80" w:type="dxa"/>
@@ -4730,7 +2542,7 @@
         </w:tc>
         <w:tc>
           <w:tcPr>
-            <w:tcW w:type="dxa" w:w="8210"/>
+            <w:tcW w:type="dxa" w:w="4400"/>
             <w:vAlign w:val="center"/>
             <w:tcMar>
               <w:top w:w="80" w:type="dxa"/>
@@ -4751,7 +2563,34 @@
                 <w:color w:val="24313D"/>
                 <w:sz w:val="19"/>
               </w:rPr>
-              <w:t>Executar o fluxo sem envio automatico</w:t>
+              <w:t>Executar fluxo</w:t>
+            </w:r>
+          </w:p>
+        </w:tc>
+        <w:tc>
+          <w:tcPr>
+            <w:tcW w:type="dxa" w:w="3860"/>
+            <w:vAlign w:val="center"/>
+            <w:tcMar>
+              <w:top w:w="80" w:type="dxa"/>
+              <w:start w:w="120" w:type="dxa"/>
+              <w:bottom w:w="80" w:type="dxa"/>
+              <w:end w:w="120" w:type="dxa"/>
+            </w:tcMar>
+          </w:tcPr>
+          <w:p>
+            <w:pPr>
+              <w:spacing w:before="0" w:after="0" w:line="264" w:lineRule="auto"/>
+              <w:jc w:val="left"/>
+            </w:pPr>
+            <w:r>
+              <w:rPr>
+                <w:rFonts w:ascii="Calibri" w:hAnsi="Calibri"/>
+                <w:b w:val="0"/>
+                <w:color w:val="24313D"/>
+                <w:sz w:val="19"/>
+              </w:rPr>
+              <w:t>Profiler + Model Agents + Gate</w:t>
             </w:r>
           </w:p>
         </w:tc>
@@ -4759,7 +2598,7 @@
       <w:tr>
         <w:tc>
           <w:tcPr>
-            <w:tcW w:type="dxa" w:w="1150"/>
+            <w:tcW w:type="dxa" w:w="1100"/>
             <w:vAlign w:val="center"/>
             <w:tcMar>
               <w:top w:w="80" w:type="dxa"/>
@@ -4786,7 +2625,7 @@
         </w:tc>
         <w:tc>
           <w:tcPr>
-            <w:tcW w:type="dxa" w:w="8210"/>
+            <w:tcW w:type="dxa" w:w="4400"/>
             <w:vAlign w:val="center"/>
             <w:tcMar>
               <w:top w:w="80" w:type="dxa"/>
@@ -4807,7 +2646,34 @@
                 <w:color w:val="24313D"/>
                 <w:sz w:val="19"/>
               </w:rPr>
-              <w:t>Consultar o ultimo estado local</w:t>
+              <w:t>Consultar estado</w:t>
+            </w:r>
+          </w:p>
+        </w:tc>
+        <w:tc>
+          <w:tcPr>
+            <w:tcW w:type="dxa" w:w="3860"/>
+            <w:vAlign w:val="center"/>
+            <w:tcMar>
+              <w:top w:w="80" w:type="dxa"/>
+              <w:start w:w="120" w:type="dxa"/>
+              <w:bottom w:w="80" w:type="dxa"/>
+              <w:end w:w="120" w:type="dxa"/>
+            </w:tcMar>
+          </w:tcPr>
+          <w:p>
+            <w:pPr>
+              <w:spacing w:before="0" w:after="0" w:line="264" w:lineRule="auto"/>
+              <w:jc w:val="left"/>
+            </w:pPr>
+            <w:r>
+              <w:rPr>
+                <w:rFonts w:ascii="Calibri" w:hAnsi="Calibri"/>
+                <w:b w:val="0"/>
+                <w:color w:val="24313D"/>
+                <w:sz w:val="19"/>
+              </w:rPr>
+              <w:t>Workflow local</w:t>
             </w:r>
           </w:p>
         </w:tc>
@@ -4815,7 +2681,7 @@
       <w:tr>
         <w:tc>
           <w:tcPr>
-            <w:tcW w:type="dxa" w:w="1150"/>
+            <w:tcW w:type="dxa" w:w="1100"/>
             <w:vAlign w:val="center"/>
             <w:tcMar>
               <w:top w:w="80" w:type="dxa"/>
@@ -4842,7 +2708,7 @@
         </w:tc>
         <w:tc>
           <w:tcPr>
-            <w:tcW w:type="dxa" w:w="8210"/>
+            <w:tcW w:type="dxa" w:w="4400"/>
             <w:vAlign w:val="center"/>
             <w:tcMar>
               <w:top w:w="80" w:type="dxa"/>
@@ -4863,7 +2729,34 @@
                 <w:color w:val="24313D"/>
                 <w:sz w:val="19"/>
               </w:rPr>
-              <w:t>Validar a submissao e mostrar o hash</w:t>
+              <w:t>Validar submissao</w:t>
+            </w:r>
+          </w:p>
+        </w:tc>
+        <w:tc>
+          <w:tcPr>
+            <w:tcW w:type="dxa" w:w="3860"/>
+            <w:vAlign w:val="center"/>
+            <w:tcMar>
+              <w:top w:w="80" w:type="dxa"/>
+              <w:start w:w="120" w:type="dxa"/>
+              <w:bottom w:w="80" w:type="dxa"/>
+              <w:end w:w="120" w:type="dxa"/>
+            </w:tcMar>
+          </w:tcPr>
+          <w:p>
+            <w:pPr>
+              <w:spacing w:before="0" w:after="0" w:line="264" w:lineRule="auto"/>
+              <w:jc w:val="left"/>
+            </w:pPr>
+            <w:r>
+              <w:rPr>
+                <w:rFonts w:ascii="Calibri" w:hAnsi="Calibri"/>
+                <w:b w:val="0"/>
+                <w:color w:val="24313D"/>
+                <w:sz w:val="19"/>
+              </w:rPr>
+              <w:t>Submission Gate</w:t>
             </w:r>
           </w:p>
         </w:tc>
@@ -4871,7 +2764,7 @@
       <w:tr>
         <w:tc>
           <w:tcPr>
-            <w:tcW w:type="dxa" w:w="1150"/>
+            <w:tcW w:type="dxa" w:w="1100"/>
             <w:vAlign w:val="center"/>
             <w:tcMar>
               <w:top w:w="80" w:type="dxa"/>
@@ -4898,7 +2791,7 @@
         </w:tc>
         <w:tc>
           <w:tcPr>
-            <w:tcW w:type="dxa" w:w="8210"/>
+            <w:tcW w:type="dxa" w:w="4400"/>
             <w:vAlign w:val="center"/>
             <w:tcMar>
               <w:top w:w="80" w:type="dxa"/>
@@ -4919,7 +2812,34 @@
                 <w:color w:val="24313D"/>
                 <w:sz w:val="19"/>
               </w:rPr>
-              <w:t>Enviar uma candidata aprovada; exige digitar ENVIAR</w:t>
+              <w:t>Enviar hash aprovado</w:t>
+            </w:r>
+          </w:p>
+        </w:tc>
+        <w:tc>
+          <w:tcPr>
+            <w:tcW w:type="dxa" w:w="3860"/>
+            <w:vAlign w:val="center"/>
+            <w:tcMar>
+              <w:top w:w="80" w:type="dxa"/>
+              <w:start w:w="120" w:type="dxa"/>
+              <w:bottom w:w="80" w:type="dxa"/>
+              <w:end w:w="120" w:type="dxa"/>
+            </w:tcMar>
+          </w:tcPr>
+          <w:p>
+            <w:pPr>
+              <w:spacing w:before="0" w:after="0" w:line="264" w:lineRule="auto"/>
+              <w:jc w:val="left"/>
+            </w:pPr>
+            <w:r>
+              <w:rPr>
+                <w:rFonts w:ascii="Calibri" w:hAnsi="Calibri"/>
+                <w:b w:val="0"/>
+                <w:color w:val="24313D"/>
+                <w:sz w:val="19"/>
+              </w:rPr>
+              <w:t>Kaggle API + recibo</w:t>
             </w:r>
           </w:p>
         </w:tc>
@@ -4927,7 +2847,7 @@
       <w:tr>
         <w:tc>
           <w:tcPr>
-            <w:tcW w:type="dxa" w:w="1150"/>
+            <w:tcW w:type="dxa" w:w="1100"/>
             <w:vAlign w:val="center"/>
             <w:tcMar>
               <w:top w:w="80" w:type="dxa"/>
@@ -4954,7 +2874,7 @@
         </w:tc>
         <w:tc>
           <w:tcPr>
-            <w:tcW w:type="dxa" w:w="8210"/>
+            <w:tcW w:type="dxa" w:w="4400"/>
             <w:vAlign w:val="center"/>
             <w:tcMar>
               <w:top w:w="80" w:type="dxa"/>
@@ -4975,7 +2895,34 @@
                 <w:color w:val="24313D"/>
                 <w:sz w:val="19"/>
               </w:rPr>
-              <w:t>Atualizar o leaderboard</w:t>
+              <w:t>Atualizar leaderboard</w:t>
+            </w:r>
+          </w:p>
+        </w:tc>
+        <w:tc>
+          <w:tcPr>
+            <w:tcW w:type="dxa" w:w="3860"/>
+            <w:vAlign w:val="center"/>
+            <w:tcMar>
+              <w:top w:w="80" w:type="dxa"/>
+              <w:start w:w="120" w:type="dxa"/>
+              <w:bottom w:w="80" w:type="dxa"/>
+              <w:end w:w="120" w:type="dxa"/>
+            </w:tcMar>
+          </w:tcPr>
+          <w:p>
+            <w:pPr>
+              <w:spacing w:before="0" w:after="0" w:line="264" w:lineRule="auto"/>
+              <w:jc w:val="left"/>
+            </w:pPr>
+            <w:r>
+              <w:rPr>
+                <w:rFonts w:ascii="Calibri" w:hAnsi="Calibri"/>
+                <w:b w:val="0"/>
+                <w:color w:val="24313D"/>
+                <w:sz w:val="19"/>
+              </w:rPr>
+              <w:t>Monitor</w:t>
             </w:r>
           </w:p>
         </w:tc>
@@ -4983,7 +2930,7 @@
       <w:tr>
         <w:tc>
           <w:tcPr>
-            <w:tcW w:type="dxa" w:w="1150"/>
+            <w:tcW w:type="dxa" w:w="1100"/>
             <w:vAlign w:val="center"/>
             <w:tcMar>
               <w:top w:w="80" w:type="dxa"/>
@@ -5010,7 +2957,7 @@
         </w:tc>
         <w:tc>
           <w:tcPr>
-            <w:tcW w:type="dxa" w:w="8210"/>
+            <w:tcW w:type="dxa" w:w="4400"/>
             <w:vAlign w:val="center"/>
             <w:tcMar>
               <w:top w:w="80" w:type="dxa"/>
@@ -5031,15 +2978,13 @@
                 <w:color w:val="24313D"/>
                 <w:sz w:val="19"/>
               </w:rPr>
-              <w:t>Adicionar uma competicao tabular</w:t>
+              <w:t>Adicionar competicao</w:t>
             </w:r>
           </w:p>
         </w:tc>
-      </w:tr>
-      <w:tr>
         <w:tc>
           <w:tcPr>
-            <w:tcW w:type="dxa" w:w="1150"/>
+            <w:tcW w:type="dxa" w:w="3860"/>
             <w:vAlign w:val="center"/>
             <w:tcMar>
               <w:top w:w="80" w:type="dxa"/>
@@ -5060,1674 +3005,7 @@
                 <w:color w:val="24313D"/>
                 <w:sz w:val="19"/>
               </w:rPr>
-              <w:t>0</w:t>
-            </w:r>
-          </w:p>
-        </w:tc>
-        <w:tc>
-          <w:tcPr>
-            <w:tcW w:type="dxa" w:w="8210"/>
-            <w:vAlign w:val="center"/>
-            <w:tcMar>
-              <w:top w:w="80" w:type="dxa"/>
-              <w:start w:w="120" w:type="dxa"/>
-              <w:bottom w:w="80" w:type="dxa"/>
-              <w:end w:w="120" w:type="dxa"/>
-            </w:tcMar>
-          </w:tcPr>
-          <w:p>
-            <w:pPr>
-              <w:spacing w:before="0" w:after="0" w:line="264" w:lineRule="auto"/>
-              <w:jc w:val="left"/>
-            </w:pPr>
-            <w:r>
-              <w:rPr>
-                <w:rFonts w:ascii="Calibri" w:hAnsi="Calibri"/>
-                <w:b w:val="0"/>
-                <w:color w:val="24313D"/>
-                <w:sz w:val="19"/>
-              </w:rPr>
-              <w:t>Sair</w:t>
-            </w:r>
-          </w:p>
-        </w:tc>
-      </w:tr>
-    </w:tbl>
-    <w:p>
-      <w:pPr>
-        <w:spacing w:after="40"/>
-      </w:pPr>
-    </w:p>
-    <w:p>
-      <w:r>
-        <w:rPr>
-          <w:rFonts w:ascii="Calibri" w:hAnsi="Calibri"/>
-          <w:i w:val="0"/>
-          <w:color w:val="24313D"/>
-          <w:sz w:val="22"/>
-        </w:rPr>
-        <w:t>Para uma demonstracao, o menu e o caminho recomendado: ele mostra as operacoes sem exigir que o publico memorize comandos. As opcoes chamam os mesmos servicos da CLI, portanto nao existe um segundo fluxo simplificado.</w:t>
-      </w:r>
-    </w:p>
-    <w:p>
-      <w:pPr>
-        <w:pStyle w:val="Heading2"/>
-        <w:keepNext/>
-      </w:pPr>
-      <w:r>
-        <w:t>8.4 Adicionar uma nova competicao</w:t>
-      </w:r>
-    </w:p>
-    <w:p>
-      <w:pPr>
-        <w:numPr>
-          <w:ilvl w:val="0"/>
-          <w:numId w:val="31"/>
-        </w:numPr>
-      </w:pPr>
-      <w:r>
-        <w:rPr>
-          <w:rFonts w:ascii="Calibri" w:hAnsi="Calibri"/>
-          <w:b/>
-          <w:color w:val="17324D"/>
-          <w:sz w:val="22"/>
-        </w:rPr>
-        <w:t xml:space="preserve">Descubra. </w:t>
-      </w:r>
-      <w:r>
-        <w:rPr>
-          <w:rFonts w:ascii="Calibri" w:hAnsi="Calibri"/>
-          <w:color w:val="24313D"/>
-          <w:sz w:val="22"/>
-        </w:rPr>
-        <w:t>Rode o Scout para ver candidatas tabulares compativeis sem entrar nelas.</w:t>
-      </w:r>
-    </w:p>
-    <w:p>
-      <w:pPr>
-        <w:spacing w:before="80" w:after="160" w:line="252" w:lineRule="auto"/>
-        <w:ind w:left="259" w:right="259"/>
-        <w:shd w:fill="EEF2F5"/>
-      </w:pPr>
-      <w:r>
-        <w:rPr>
-          <w:rFonts w:ascii="Consolas" w:hAnsi="Consolas"/>
-          <w:color w:val="203040"/>
-          <w:sz w:val="18"/>
-        </w:rPr>
-        <w:t>.\.venv\Scripts\kaggle-slaying.exe scout --limit 20 --top 5</w:t>
-      </w:r>
-    </w:p>
-    <w:p>
-      <w:pPr>
-        <w:numPr>
-          <w:ilvl w:val="0"/>
-          <w:numId w:val="31"/>
-        </w:numPr>
-      </w:pPr>
-      <w:r>
-        <w:rPr>
-          <w:rFonts w:ascii="Calibri" w:hAnsi="Calibri"/>
-          <w:b/>
-          <w:color w:val="17324D"/>
-          <w:sz w:val="22"/>
-        </w:rPr>
-        <w:t xml:space="preserve">Crie o contrato. </w:t>
-      </w:r>
-      <w:r>
-        <w:rPr>
-          <w:rFonts w:ascii="Calibri" w:hAnsi="Calibri"/>
-          <w:color w:val="24313D"/>
-          <w:sz w:val="22"/>
-        </w:rPr>
-        <w:t>Use a opcao 8 do menu ou o assistente direto.</w:t>
-      </w:r>
-    </w:p>
-    <w:p>
-      <w:pPr>
-        <w:spacing w:before="80" w:after="160" w:line="252" w:lineRule="auto"/>
-        <w:ind w:left="259" w:right="259"/>
-        <w:shd w:fill="EEF2F5"/>
-      </w:pPr>
-      <w:r>
-        <w:rPr>
-          <w:rFonts w:ascii="Consolas" w:hAnsi="Consolas"/>
-          <w:color w:val="203040"/>
-          <w:sz w:val="18"/>
-        </w:rPr>
-        <w:t>.\.venv\Scripts\kaggle-slaying.exe competition-init</w:t>
-      </w:r>
-    </w:p>
-    <w:p>
-      <w:pPr>
-        <w:numPr>
-          <w:ilvl w:val="0"/>
-          <w:numId w:val="31"/>
-        </w:numPr>
-      </w:pPr>
-      <w:r>
-        <w:rPr>
-          <w:rFonts w:ascii="Calibri" w:hAnsi="Calibri"/>
-          <w:b/>
-          <w:color w:val="17324D"/>
-          <w:sz w:val="22"/>
-        </w:rPr>
-        <w:t xml:space="preserve">Informe. </w:t>
-      </w:r>
-      <w:r>
-        <w:rPr>
-          <w:rFonts w:ascii="Calibri" w:hAnsi="Calibri"/>
-          <w:color w:val="24313D"/>
-          <w:sz w:val="22"/>
-        </w:rPr>
-        <w:t>Slug, nome, tipo do problema, target, coluna de ID e metrica.</w:t>
-      </w:r>
-    </w:p>
-    <w:p>
-      <w:pPr>
-        <w:numPr>
-          <w:ilvl w:val="0"/>
-          <w:numId w:val="31"/>
-        </w:numPr>
-      </w:pPr>
-      <w:r>
-        <w:rPr>
-          <w:rFonts w:ascii="Calibri" w:hAnsi="Calibri"/>
-          <w:b/>
-          <w:color w:val="17324D"/>
-          <w:sz w:val="22"/>
-        </w:rPr>
-        <w:t xml:space="preserve">Revise o YAML. </w:t>
-      </w:r>
-      <w:r>
-        <w:rPr>
-          <w:rFonts w:ascii="Calibri" w:hAnsi="Calibri"/>
-          <w:color w:val="24313D"/>
-          <w:sz w:val="22"/>
-        </w:rPr>
-        <w:t>Confirme os nomes de train.csv, test.csv e sample_submission.csv. Declare group_column ou time_column quando necessario.</w:t>
-      </w:r>
-    </w:p>
-    <w:p>
-      <w:pPr>
-        <w:numPr>
-          <w:ilvl w:val="0"/>
-          <w:numId w:val="31"/>
-        </w:numPr>
-      </w:pPr>
-      <w:r>
-        <w:rPr>
-          <w:rFonts w:ascii="Calibri" w:hAnsi="Calibri"/>
-          <w:b/>
-          <w:color w:val="17324D"/>
-          <w:sz w:val="22"/>
-        </w:rPr>
-        <w:t xml:space="preserve">Leia as regras. </w:t>
-      </w:r>
-      <w:r>
-        <w:rPr>
-          <w:rFonts w:ascii="Calibri" w:hAnsi="Calibri"/>
-          <w:color w:val="24313D"/>
-          <w:sz w:val="22"/>
-        </w:rPr>
-        <w:t>Abra a competicao no Kaggle, analise restricoes e aceite-as manualmente.</w:t>
-      </w:r>
-    </w:p>
-    <w:tbl>
-      <w:tblPr>
-        <w:jc w:val="left"/>
-        <w:tblLook w:firstColumn="1" w:firstRow="1" w:lastColumn="0" w:lastRow="0" w:noHBand="0" w:noVBand="1" w:val="04A0"/>
-        <w:tblW w:w="9360" w:type="dxa"/>
-        <w:tblInd w:w="120" w:type="dxa"/>
-        <w:tblLayout w:type="fixed"/>
-      </w:tblPr>
-      <w:tblGrid>
-        <w:gridCol w:w="9360"/>
-      </w:tblGrid>
-      <w:tr>
-        <w:tc>
-          <w:tcPr>
-            <w:tcW w:type="dxa" w:w="9360"/>
-            <w:shd w:fill="DDF1EA"/>
-            <w:vAlign w:val="center"/>
-            <w:tcMar>
-              <w:top w:w="80" w:type="dxa"/>
-              <w:start w:w="120" w:type="dxa"/>
-              <w:bottom w:w="80" w:type="dxa"/>
-              <w:end w:w="120" w:type="dxa"/>
-            </w:tcMar>
-          </w:tcPr>
-          <w:p>
-            <w:pPr>
-              <w:spacing w:after="0"/>
-            </w:pPr>
-            <w:r>
-              <w:rPr>
-                <w:rFonts w:ascii="Calibri" w:hAnsi="Calibri"/>
-                <w:b/>
-                <w:color w:val="2F7D5B"/>
-                <w:sz w:val="21"/>
-              </w:rPr>
-              <w:t xml:space="preserve">Escolha recomendada: </w:t>
-            </w:r>
-            <w:r>
-              <w:rPr>
-                <w:rFonts w:ascii="Calibri" w:hAnsi="Calibri"/>
-                <w:color w:val="24313D"/>
-                <w:sz w:val="21"/>
-              </w:rPr>
-              <w:t>prefira inicialmente competicoes tabulares, CSV, metricas suportadas e datasets abaixo de 5 GB. Problemas menos populares podem ter boa oportunidade, mas continuam exigindo validacao correta.</w:t>
-            </w:r>
-          </w:p>
-        </w:tc>
-      </w:tr>
-    </w:tbl>
-    <w:p>
-      <w:pPr>
-        <w:spacing w:after="20"/>
-      </w:pPr>
-    </w:p>
-    <w:p>
-      <w:pPr>
-        <w:pStyle w:val="Heading2"/>
-        <w:keepNext/>
-      </w:pPr>
-      <w:r>
-        <w:t>8.5 Executar o fluxo completo</w:t>
-      </w:r>
-    </w:p>
-    <w:p>
-      <w:r>
-        <w:rPr>
-          <w:rFonts w:ascii="Calibri" w:hAnsi="Calibri"/>
-          <w:i w:val="0"/>
-          <w:color w:val="24313D"/>
-          <w:sz w:val="22"/>
-        </w:rPr>
-        <w:t>Troque SLUG pelo nome da competicao cadastrada:</w:t>
-      </w:r>
-    </w:p>
-    <w:p>
-      <w:pPr>
-        <w:spacing w:before="80" w:after="160" w:line="252" w:lineRule="auto"/>
-        <w:ind w:left="259" w:right="259"/>
-        <w:shd w:fill="EEF2F5"/>
-      </w:pPr>
-      <w:r>
-        <w:rPr>
-          <w:rFonts w:ascii="Consolas" w:hAnsi="Consolas"/>
-          <w:color w:val="203040"/>
-          <w:sz w:val="18"/>
-        </w:rPr>
-        <w:t>.\.venv\Scripts\kaggle-slaying.exe run --competition SLUG</w:t>
-      </w:r>
-    </w:p>
-    <w:p>
-      <w:r>
-        <w:rPr>
-          <w:rFonts w:ascii="Calibri" w:hAnsi="Calibri"/>
-          <w:i w:val="0"/>
-          <w:color w:val="24313D"/>
-          <w:sz w:val="22"/>
-        </w:rPr>
-        <w:t>O comando baixa dados ausentes, gera o perfil, escolhe a fabrica, treina ou reutiliza modelos, cria o CSV, executa o gate e salva o estado. Ele termina em awaiting_approval quando a candidata esta pronta, ou blocked quando existe um impedimento.</w:t>
-      </w:r>
-    </w:p>
-    <w:p>
-      <w:r>
-        <w:rPr>
-          <w:rFonts w:ascii="Calibri" w:hAnsi="Calibri"/>
-          <w:i w:val="0"/>
-          <w:color w:val="24313D"/>
-          <w:sz w:val="22"/>
-        </w:rPr>
-        <w:t>Consulte o estado sem rede e sem novo treinamento:</w:t>
-      </w:r>
-    </w:p>
-    <w:p>
-      <w:pPr>
-        <w:spacing w:before="80" w:after="160" w:line="252" w:lineRule="auto"/>
-        <w:ind w:left="259" w:right="259"/>
-        <w:shd w:fill="EEF2F5"/>
-      </w:pPr>
-      <w:r>
-        <w:rPr>
-          <w:rFonts w:ascii="Consolas" w:hAnsi="Consolas"/>
-          <w:color w:val="203040"/>
-          <w:sz w:val="18"/>
-        </w:rPr>
-        <w:t>.\.venv\Scripts\kaggle-slaying.exe status --competition SLUG</w:t>
-      </w:r>
-    </w:p>
-    <w:p>
-      <w:r>
-        <w:rPr>
-          <w:rFonts w:ascii="Calibri" w:hAnsi="Calibri"/>
-          <w:i w:val="0"/>
-          <w:color w:val="24313D"/>
-          <w:sz w:val="22"/>
-        </w:rPr>
-        <w:t>Para repetir o treino deliberadamente, acrescente --force-retrain ao comando run.</w:t>
-      </w:r>
-    </w:p>
-    <w:p>
-      <w:pPr>
-        <w:pStyle w:val="Heading2"/>
-        <w:keepNext/>
-      </w:pPr>
-      <w:r>
-        <w:t>8.6 Aprovar e enviar com seguranca</w:t>
-      </w:r>
-    </w:p>
-    <w:p>
-      <w:pPr>
-        <w:numPr>
-          <w:ilvl w:val="0"/>
-          <w:numId w:val="31"/>
-        </w:numPr>
-      </w:pPr>
-      <w:r>
-        <w:rPr>
-          <w:rFonts w:ascii="Calibri" w:hAnsi="Calibri"/>
-          <w:b/>
-          <w:color w:val="17324D"/>
-          <w:sz w:val="22"/>
-        </w:rPr>
-        <w:t xml:space="preserve">Valide. </w:t>
-      </w:r>
-      <w:r>
-        <w:rPr>
-          <w:rFonts w:ascii="Calibri" w:hAnsi="Calibri"/>
-          <w:color w:val="24313D"/>
-          <w:sz w:val="22"/>
-        </w:rPr>
-        <w:t>Execute o gate e revise bloqueios, modelo, metrica, linhas e hash.</w:t>
-      </w:r>
-    </w:p>
-    <w:p>
-      <w:pPr>
-        <w:spacing w:before="80" w:after="160" w:line="252" w:lineRule="auto"/>
-        <w:ind w:left="259" w:right="259"/>
-        <w:shd w:fill="EEF2F5"/>
-      </w:pPr>
-      <w:r>
-        <w:rPr>
-          <w:rFonts w:ascii="Consolas" w:hAnsi="Consolas"/>
-          <w:color w:val="203040"/>
-          <w:sz w:val="18"/>
-        </w:rPr>
-        <w:t>.\.venv\Scripts\kaggle-slaying.exe submission-gate --competition SLUG</w:t>
-      </w:r>
-    </w:p>
-    <w:p>
-      <w:pPr>
-        <w:numPr>
-          <w:ilvl w:val="0"/>
-          <w:numId w:val="31"/>
-        </w:numPr>
-      </w:pPr>
-      <w:r>
-        <w:rPr>
-          <w:rFonts w:ascii="Calibri" w:hAnsi="Calibri"/>
-          <w:b/>
-          <w:color w:val="17324D"/>
-          <w:sz w:val="22"/>
-        </w:rPr>
-        <w:t xml:space="preserve">Copie o SHA-256. </w:t>
-      </w:r>
-      <w:r>
-        <w:rPr>
-          <w:rFonts w:ascii="Calibri" w:hAnsi="Calibri"/>
-          <w:color w:val="24313D"/>
-          <w:sz w:val="22"/>
-        </w:rPr>
-        <w:t>Use exatamente o hash exibido para a candidata revisada.</w:t>
-      </w:r>
-    </w:p>
-    <w:p>
-      <w:pPr>
-        <w:numPr>
-          <w:ilvl w:val="0"/>
-          <w:numId w:val="31"/>
-        </w:numPr>
-      </w:pPr>
-      <w:r>
-        <w:rPr>
-          <w:rFonts w:ascii="Calibri" w:hAnsi="Calibri"/>
-          <w:b/>
-          <w:color w:val="17324D"/>
-          <w:sz w:val="22"/>
-        </w:rPr>
-        <w:t xml:space="preserve">Autorize. </w:t>
-      </w:r>
-      <w:r>
-        <w:rPr>
-          <w:rFonts w:ascii="Calibri" w:hAnsi="Calibri"/>
-          <w:color w:val="24313D"/>
-          <w:sz w:val="22"/>
-        </w:rPr>
-        <w:t>Somente quando desejar consumir uma submissao Kaggle, execute:</w:t>
-      </w:r>
-    </w:p>
-    <w:p>
-      <w:pPr>
-        <w:spacing w:before="80" w:after="160" w:line="252" w:lineRule="auto"/>
-        <w:ind w:left="259" w:right="259"/>
-        <w:shd w:fill="EEF2F5"/>
-      </w:pPr>
-      <w:r>
-        <w:rPr>
-          <w:rFonts w:ascii="Consolas" w:hAnsi="Consolas"/>
-          <w:color w:val="203040"/>
-          <w:sz w:val="18"/>
-        </w:rPr>
-        <w:t>.\.venv\Scripts\kaggle-slaying.exe submit-approved `</w:t>
-      </w:r>
-      <w:r>
-        <w:br/>
-      </w:r>
-      <w:r>
-        <w:rPr>
-          <w:rFonts w:ascii="Consolas" w:hAnsi="Consolas"/>
-          <w:color w:val="203040"/>
-          <w:sz w:val="18"/>
-        </w:rPr>
-        <w:t xml:space="preserve">  --competition SLUG `</w:t>
-      </w:r>
-      <w:r>
-        <w:br/>
-      </w:r>
-      <w:r>
-        <w:rPr>
-          <w:rFonts w:ascii="Consolas" w:hAnsi="Consolas"/>
-          <w:color w:val="203040"/>
-          <w:sz w:val="18"/>
-        </w:rPr>
-        <w:t xml:space="preserve">  --sha256 HASH_APROVADO</w:t>
-      </w:r>
-    </w:p>
-    <w:p>
-      <w:pPr>
-        <w:numPr>
-          <w:ilvl w:val="0"/>
-          <w:numId w:val="31"/>
-        </w:numPr>
-      </w:pPr>
-      <w:r>
-        <w:rPr>
-          <w:rFonts w:ascii="Calibri" w:hAnsi="Calibri"/>
-          <w:b/>
-          <w:color w:val="17324D"/>
-          <w:sz w:val="22"/>
-        </w:rPr>
-        <w:t xml:space="preserve">Confirme o recibo. </w:t>
-      </w:r>
-      <w:r>
-        <w:rPr>
-          <w:rFonts w:ascii="Calibri" w:hAnsi="Calibri"/>
-          <w:color w:val="24313D"/>
-          <w:sz w:val="22"/>
-        </w:rPr>
-        <w:t>Verifique o ID de submissao e o status devolvido. O mesmo hash nao sera reenviado.</w:t>
-      </w:r>
-    </w:p>
-    <w:tbl>
-      <w:tblPr>
-        <w:jc w:val="left"/>
-        <w:tblLook w:firstColumn="1" w:firstRow="1" w:lastColumn="0" w:lastRow="0" w:noHBand="0" w:noVBand="1" w:val="04A0"/>
-        <w:tblW w:w="9360" w:type="dxa"/>
-        <w:tblInd w:w="120" w:type="dxa"/>
-        <w:tblLayout w:type="fixed"/>
-      </w:tblPr>
-      <w:tblGrid>
-        <w:gridCol w:w="9360"/>
-      </w:tblGrid>
-      <w:tr>
-        <w:tc>
-          <w:tcPr>
-            <w:tcW w:type="dxa" w:w="9360"/>
-            <w:shd w:fill="F9E2E2"/>
-            <w:vAlign w:val="center"/>
-            <w:tcMar>
-              <w:top w:w="80" w:type="dxa"/>
-              <w:start w:w="120" w:type="dxa"/>
-              <w:bottom w:w="80" w:type="dxa"/>
-              <w:end w:w="120" w:type="dxa"/>
-            </w:tcMar>
-          </w:tcPr>
-          <w:p>
-            <w:pPr>
-              <w:spacing w:after="0"/>
-            </w:pPr>
-            <w:r>
-              <w:rPr>
-                <w:rFonts w:ascii="Calibri" w:hAnsi="Calibri"/>
-                <w:b/>
-                <w:color w:val="A33A3A"/>
-                <w:sz w:val="21"/>
-              </w:rPr>
-              <w:t xml:space="preserve">Atalho seguro pelo menu: </w:t>
-            </w:r>
-            <w:r>
-              <w:rPr>
-                <w:rFonts w:ascii="Calibri" w:hAnsi="Calibri"/>
-                <w:color w:val="24313D"/>
-                <w:sz w:val="21"/>
-              </w:rPr>
-              <w:t>a opcao 6 mostra a competicao e o hash e exige que a palavra ENVIAR seja digitada. Qualquer outra entrada cancela a operacao.</w:t>
-            </w:r>
-          </w:p>
-        </w:tc>
-      </w:tr>
-    </w:tbl>
-    <w:p>
-      <w:pPr>
-        <w:spacing w:after="20"/>
-      </w:pPr>
-    </w:p>
-    <w:p>
-      <w:pPr>
-        <w:pStyle w:val="Heading2"/>
-        <w:keepNext/>
-      </w:pPr>
-      <w:r>
-        <w:t>8.7 Monitorar o leaderboard</w:t>
-      </w:r>
-    </w:p>
-    <w:p>
-      <w:pPr>
-        <w:spacing w:before="80" w:after="160" w:line="252" w:lineRule="auto"/>
-        <w:ind w:left="259" w:right="259"/>
-        <w:shd w:fill="EEF2F5"/>
-      </w:pPr>
-      <w:r>
-        <w:rPr>
-          <w:rFonts w:ascii="Consolas" w:hAnsi="Consolas"/>
-          <w:color w:val="203040"/>
-          <w:sz w:val="18"/>
-        </w:rPr>
-        <w:t>.\.venv\Scripts\kaggle-slaying.exe leaderboard-report `</w:t>
-      </w:r>
-      <w:r>
-        <w:br/>
-      </w:r>
-      <w:r>
-        <w:rPr>
-          <w:rFonts w:ascii="Consolas" w:hAnsi="Consolas"/>
-          <w:color w:val="203040"/>
-          <w:sz w:val="18"/>
-        </w:rPr>
-        <w:t xml:space="preserve">  --competition SLUG `</w:t>
-      </w:r>
-      <w:r>
-        <w:br/>
-      </w:r>
-      <w:r>
-        <w:rPr>
-          <w:rFonts w:ascii="Consolas" w:hAnsi="Consolas"/>
-          <w:color w:val="203040"/>
-          <w:sz w:val="18"/>
-        </w:rPr>
-        <w:t xml:space="preserve">  --username SEU_USUARIO_KAGGLE</w:t>
-      </w:r>
-    </w:p>
-    <w:p>
-      <w:r>
-        <w:rPr>
-          <w:rFonts w:ascii="Calibri" w:hAnsi="Calibri"/>
-          <w:i w:val="0"/>
-          <w:color w:val="24313D"/>
-          <w:sz w:val="22"/>
-        </w:rPr>
-        <w:t>O relatorio salva score, rank, total de equipes, percentual ocupado, percentual de equipes superadas, rank maximo do top 20% e diferenca de score. Em competicoes ativas, esses numeros mudam; sempre apresente a data da consulta.</w:t>
-      </w:r>
-    </w:p>
-    <w:p>
-      <w:pPr>
-        <w:pStyle w:val="Heading1"/>
-        <w:keepNext/>
-      </w:pPr>
-      <w:r>
-        <w:t>9. Roteiro de demonstracao</w:t>
-      </w:r>
-    </w:p>
-    <w:p>
-      <w:r>
-        <w:rPr>
-          <w:rFonts w:ascii="Calibri" w:hAnsi="Calibri"/>
-          <w:i w:val="0"/>
-          <w:color w:val="24313D"/>
-          <w:sz w:val="22"/>
-        </w:rPr>
-        <w:t>Uma apresentacao funcional de cinco a oito minutos pode seguir esta sequencia:</w:t>
-      </w:r>
-    </w:p>
-    <w:p>
-      <w:pPr>
-        <w:numPr>
-          <w:ilvl w:val="0"/>
-          <w:numId w:val="31"/>
-        </w:numPr>
-      </w:pPr>
-      <w:r>
-        <w:rPr>
-          <w:rFonts w:ascii="Calibri" w:hAnsi="Calibri"/>
-          <w:b/>
-          <w:color w:val="17324D"/>
-          <w:sz w:val="22"/>
-        </w:rPr>
-        <w:t xml:space="preserve">Contexto. </w:t>
-      </w:r>
-      <w:r>
-        <w:rPr>
-          <w:rFonts w:ascii="Calibri" w:hAnsi="Calibri"/>
-          <w:color w:val="24313D"/>
-          <w:sz w:val="22"/>
-        </w:rPr>
-        <w:t>Explique o objetivo: reduzir trabalho repetitivo sem entregar o controle da conta a automacao.</w:t>
-      </w:r>
-    </w:p>
-    <w:p>
-      <w:pPr>
-        <w:numPr>
-          <w:ilvl w:val="0"/>
-          <w:numId w:val="31"/>
-        </w:numPr>
-      </w:pPr>
-      <w:r>
-        <w:rPr>
-          <w:rFonts w:ascii="Calibri" w:hAnsi="Calibri"/>
-          <w:b/>
-          <w:color w:val="17324D"/>
-          <w:sz w:val="22"/>
-        </w:rPr>
-        <w:t xml:space="preserve">Diagnostico. </w:t>
-      </w:r>
-      <w:r>
-        <w:rPr>
-          <w:rFonts w:ascii="Calibri" w:hAnsi="Calibri"/>
-          <w:color w:val="24313D"/>
-          <w:sz w:val="22"/>
-        </w:rPr>
-        <w:t>Abra o menu e execute a opcao 1 para mostrar que o ambiente esta pronto.</w:t>
-      </w:r>
-    </w:p>
-    <w:p>
-      <w:pPr>
-        <w:numPr>
-          <w:ilvl w:val="0"/>
-          <w:numId w:val="31"/>
-        </w:numPr>
-      </w:pPr>
-      <w:r>
-        <w:rPr>
-          <w:rFonts w:ascii="Calibri" w:hAnsi="Calibri"/>
-          <w:b/>
-          <w:color w:val="17324D"/>
-          <w:sz w:val="22"/>
-        </w:rPr>
-        <w:t xml:space="preserve">Painel. </w:t>
-      </w:r>
-      <w:r>
-        <w:rPr>
-          <w:rFonts w:ascii="Calibri" w:hAnsi="Calibri"/>
-          <w:color w:val="24313D"/>
-          <w:sz w:val="22"/>
-        </w:rPr>
-        <w:t>Use a opcao 2 para apresentar competicoes, fase, score e posicao.</w:t>
-      </w:r>
-    </w:p>
-    <w:p>
-      <w:pPr>
-        <w:numPr>
-          <w:ilvl w:val="0"/>
-          <w:numId w:val="31"/>
-        </w:numPr>
-      </w:pPr>
-      <w:r>
-        <w:rPr>
-          <w:rFonts w:ascii="Calibri" w:hAnsi="Calibri"/>
-          <w:b/>
-          <w:color w:val="17324D"/>
-          <w:sz w:val="22"/>
-        </w:rPr>
-        <w:t xml:space="preserve">Arquitetura. </w:t>
-      </w:r>
-      <w:r>
-        <w:rPr>
-          <w:rFonts w:ascii="Calibri" w:hAnsi="Calibri"/>
-          <w:color w:val="24313D"/>
-          <w:sz w:val="22"/>
-        </w:rPr>
-        <w:t>Mostre os dois grafos: candidatos paralelos e gate humano separado.</w:t>
-      </w:r>
-    </w:p>
-    <w:p>
-      <w:pPr>
-        <w:numPr>
-          <w:ilvl w:val="0"/>
-          <w:numId w:val="31"/>
-        </w:numPr>
-      </w:pPr>
-      <w:r>
-        <w:rPr>
-          <w:rFonts w:ascii="Calibri" w:hAnsi="Calibri"/>
-          <w:b/>
-          <w:color w:val="17324D"/>
-          <w:sz w:val="22"/>
-        </w:rPr>
-        <w:t xml:space="preserve">Fluxo. </w:t>
-      </w:r>
-      <w:r>
-        <w:rPr>
-          <w:rFonts w:ascii="Calibri" w:hAnsi="Calibri"/>
-          <w:color w:val="24313D"/>
-          <w:sz w:val="22"/>
-        </w:rPr>
-        <w:t>Execute a opcao 3 em uma competicao ja processada; a reutilizacao torna a demonstracao rapida.</w:t>
-      </w:r>
-    </w:p>
-    <w:p>
-      <w:pPr>
-        <w:numPr>
-          <w:ilvl w:val="0"/>
-          <w:numId w:val="31"/>
-        </w:numPr>
-      </w:pPr>
-      <w:r>
-        <w:rPr>
-          <w:rFonts w:ascii="Calibri" w:hAnsi="Calibri"/>
-          <w:b/>
-          <w:color w:val="17324D"/>
-          <w:sz w:val="22"/>
-        </w:rPr>
-        <w:t xml:space="preserve">Evidencias. </w:t>
-      </w:r>
-      <w:r>
-        <w:rPr>
-          <w:rFonts w:ascii="Calibri" w:hAnsi="Calibri"/>
-          <w:color w:val="24313D"/>
-          <w:sz w:val="22"/>
-        </w:rPr>
-        <w:t>Abra o status e destaque modelo vencedor, score local, hash e recibo.</w:t>
-      </w:r>
-    </w:p>
-    <w:p>
-      <w:pPr>
-        <w:numPr>
-          <w:ilvl w:val="0"/>
-          <w:numId w:val="31"/>
-        </w:numPr>
-      </w:pPr>
-      <w:r>
-        <w:rPr>
-          <w:rFonts w:ascii="Calibri" w:hAnsi="Calibri"/>
-          <w:b/>
-          <w:color w:val="17324D"/>
-          <w:sz w:val="22"/>
-        </w:rPr>
-        <w:t xml:space="preserve">Seguranca. </w:t>
-      </w:r>
-      <w:r>
-        <w:rPr>
-          <w:rFonts w:ascii="Calibri" w:hAnsi="Calibri"/>
-          <w:color w:val="24313D"/>
-          <w:sz w:val="22"/>
-        </w:rPr>
-        <w:t>Explique a opcao 6 sem confirmar um novo envio. Mostre que ENVIAR e obrigatorio.</w:t>
-      </w:r>
-    </w:p>
-    <w:p>
-      <w:pPr>
-        <w:numPr>
-          <w:ilvl w:val="0"/>
-          <w:numId w:val="31"/>
-        </w:numPr>
-      </w:pPr>
-      <w:r>
-        <w:rPr>
-          <w:rFonts w:ascii="Calibri" w:hAnsi="Calibri"/>
-          <w:b/>
-          <w:color w:val="17324D"/>
-          <w:sz w:val="22"/>
-        </w:rPr>
-        <w:t xml:space="preserve">Fechamento. </w:t>
-      </w:r>
-      <w:r>
-        <w:rPr>
-          <w:rFonts w:ascii="Calibri" w:hAnsi="Calibri"/>
-          <w:color w:val="24313D"/>
-          <w:sz w:val="22"/>
-        </w:rPr>
-        <w:t>Diferencie claramente MVP funcional de meta de ranking e apresente as proximas evolucoes.</w:t>
-      </w:r>
-    </w:p>
-    <w:tbl>
-      <w:tblPr>
-        <w:jc w:val="left"/>
-        <w:tblLook w:firstColumn="1" w:firstRow="1" w:lastColumn="0" w:lastRow="0" w:noHBand="0" w:noVBand="1" w:val="04A0"/>
-        <w:tblW w:w="9360" w:type="dxa"/>
-        <w:tblInd w:w="120" w:type="dxa"/>
-        <w:tblLayout w:type="fixed"/>
-      </w:tblPr>
-      <w:tblGrid>
-        <w:gridCol w:w="9360"/>
-      </w:tblGrid>
-      <w:tr>
-        <w:tc>
-          <w:tcPr>
-            <w:tcW w:type="dxa" w:w="9360"/>
-            <w:shd w:fill="FFF3D6"/>
-            <w:vAlign w:val="center"/>
-            <w:tcMar>
-              <w:top w:w="80" w:type="dxa"/>
-              <w:start w:w="120" w:type="dxa"/>
-              <w:bottom w:w="80" w:type="dxa"/>
-              <w:end w:w="120" w:type="dxa"/>
-            </w:tcMar>
-          </w:tcPr>
-          <w:p>
-            <w:pPr>
-              <w:spacing w:after="0"/>
-            </w:pPr>
-            <w:r>
-              <w:rPr>
-                <w:rFonts w:ascii="Calibri" w:hAnsi="Calibri"/>
-                <w:b/>
-                <w:color w:val="D49A26"/>
-                <w:sz w:val="21"/>
-              </w:rPr>
-              <w:t xml:space="preserve">Antes da apresentacao: </w:t>
-            </w:r>
-            <w:r>
-              <w:rPr>
-                <w:rFonts w:ascii="Calibri" w:hAnsi="Calibri"/>
-                <w:color w:val="24313D"/>
-                <w:sz w:val="21"/>
-              </w:rPr>
-              <w:t>rode doctor, confirme a credencial Kaggle, mantenha internet disponivel, preserve artifacts/ e nao use --force-retrain. Tenha uma captura do estado como contingencia.</w:t>
-            </w:r>
-          </w:p>
-        </w:tc>
-      </w:tr>
-    </w:tbl>
-    <w:p>
-      <w:pPr>
-        <w:spacing w:after="20"/>
-      </w:pPr>
-    </w:p>
-    <w:p>
-      <w:pPr>
-        <w:pStyle w:val="Heading1"/>
-        <w:keepNext/>
-      </w:pPr>
-      <w:r>
-        <w:t>10. Solucao de problemas</w:t>
-      </w:r>
-    </w:p>
-    <w:tbl>
-      <w:tblPr>
-        <w:tblStyle w:val="TableGrid"/>
-        <w:jc w:val="left"/>
-        <w:tblLook w:firstColumn="1" w:firstRow="1" w:lastColumn="0" w:lastRow="0" w:noHBand="0" w:noVBand="1" w:val="04A0"/>
-        <w:tblW w:w="9360" w:type="dxa"/>
-        <w:tblInd w:w="120" w:type="dxa"/>
-        <w:tblLayout w:type="fixed"/>
-      </w:tblPr>
-      <w:tblGrid>
-        <w:gridCol w:w="2500"/>
-        <w:gridCol w:w="2860"/>
-        <w:gridCol w:w="4000"/>
-      </w:tblGrid>
-      <w:tr>
-        <w:trPr>
-          <w:tblHeader w:val="true"/>
-        </w:trPr>
-        <w:tc>
-          <w:tcPr>
-            <w:tcW w:type="dxa" w:w="2500"/>
-            <w:shd w:fill="DCEAF7"/>
-            <w:vAlign w:val="center"/>
-            <w:tcMar>
-              <w:top w:w="80" w:type="dxa"/>
-              <w:start w:w="120" w:type="dxa"/>
-              <w:bottom w:w="80" w:type="dxa"/>
-              <w:end w:w="120" w:type="dxa"/>
-            </w:tcMar>
-          </w:tcPr>
-          <w:p>
-            <w:pPr>
-              <w:spacing w:before="0" w:after="0" w:line="264" w:lineRule="auto"/>
-              <w:jc w:val="left"/>
-            </w:pPr>
-            <w:r>
-              <w:rPr>
-                <w:rFonts w:ascii="Calibri" w:hAnsi="Calibri"/>
-                <w:b/>
-                <w:color w:val="17324D"/>
-                <w:sz w:val="19"/>
-              </w:rPr>
-              <w:t>Sintoma</w:t>
-            </w:r>
-          </w:p>
-        </w:tc>
-        <w:tc>
-          <w:tcPr>
-            <w:tcW w:type="dxa" w:w="2860"/>
-            <w:shd w:fill="DCEAF7"/>
-            <w:vAlign w:val="center"/>
-            <w:tcMar>
-              <w:top w:w="80" w:type="dxa"/>
-              <w:start w:w="120" w:type="dxa"/>
-              <w:bottom w:w="80" w:type="dxa"/>
-              <w:end w:w="120" w:type="dxa"/>
-            </w:tcMar>
-          </w:tcPr>
-          <w:p>
-            <w:pPr>
-              <w:spacing w:before="0" w:after="0" w:line="264" w:lineRule="auto"/>
-              <w:jc w:val="left"/>
-            </w:pPr>
-            <w:r>
-              <w:rPr>
-                <w:rFonts w:ascii="Calibri" w:hAnsi="Calibri"/>
-                <w:b/>
-                <w:color w:val="17324D"/>
-                <w:sz w:val="19"/>
-              </w:rPr>
-              <w:t>Causa provavel</w:t>
-            </w:r>
-          </w:p>
-        </w:tc>
-        <w:tc>
-          <w:tcPr>
-            <w:tcW w:type="dxa" w:w="4000"/>
-            <w:shd w:fill="DCEAF7"/>
-            <w:vAlign w:val="center"/>
-            <w:tcMar>
-              <w:top w:w="80" w:type="dxa"/>
-              <w:start w:w="120" w:type="dxa"/>
-              <w:bottom w:w="80" w:type="dxa"/>
-              <w:end w:w="120" w:type="dxa"/>
-            </w:tcMar>
-          </w:tcPr>
-          <w:p>
-            <w:pPr>
-              <w:spacing w:before="0" w:after="0" w:line="264" w:lineRule="auto"/>
-              <w:jc w:val="left"/>
-            </w:pPr>
-            <w:r>
-              <w:rPr>
-                <w:rFonts w:ascii="Calibri" w:hAnsi="Calibri"/>
-                <w:b/>
-                <w:color w:val="17324D"/>
-                <w:sz w:val="19"/>
-              </w:rPr>
-              <w:t>Acao</w:t>
-            </w:r>
-          </w:p>
-        </w:tc>
-      </w:tr>
-      <w:tr>
-        <w:tc>
-          <w:tcPr>
-            <w:tcW w:type="dxa" w:w="2500"/>
-            <w:vAlign w:val="center"/>
-            <w:tcMar>
-              <w:top w:w="80" w:type="dxa"/>
-              <w:start w:w="120" w:type="dxa"/>
-              <w:bottom w:w="80" w:type="dxa"/>
-              <w:end w:w="120" w:type="dxa"/>
-            </w:tcMar>
-          </w:tcPr>
-          <w:p>
-            <w:pPr>
-              <w:spacing w:before="0" w:after="0" w:line="264" w:lineRule="auto"/>
-              <w:jc w:val="left"/>
-            </w:pPr>
-            <w:r>
-              <w:rPr>
-                <w:rFonts w:ascii="Calibri" w:hAnsi="Calibri"/>
-                <w:b w:val="0"/>
-                <w:color w:val="24313D"/>
-                <w:sz w:val="19"/>
-              </w:rPr>
-              <w:t>Credencial ausente</w:t>
-            </w:r>
-          </w:p>
-        </w:tc>
-        <w:tc>
-          <w:tcPr>
-            <w:tcW w:type="dxa" w:w="2860"/>
-            <w:vAlign w:val="center"/>
-            <w:tcMar>
-              <w:top w:w="80" w:type="dxa"/>
-              <w:start w:w="120" w:type="dxa"/>
-              <w:bottom w:w="80" w:type="dxa"/>
-              <w:end w:w="120" w:type="dxa"/>
-            </w:tcMar>
-          </w:tcPr>
-          <w:p>
-            <w:pPr>
-              <w:spacing w:before="0" w:after="0" w:line="264" w:lineRule="auto"/>
-              <w:jc w:val="left"/>
-            </w:pPr>
-            <w:r>
-              <w:rPr>
-                <w:rFonts w:ascii="Calibri" w:hAnsi="Calibri"/>
-                <w:b w:val="0"/>
-                <w:color w:val="24313D"/>
-                <w:sz w:val="19"/>
-              </w:rPr>
-              <w:t>OAuth nao concluido</w:t>
-            </w:r>
-          </w:p>
-        </w:tc>
-        <w:tc>
-          <w:tcPr>
-            <w:tcW w:type="dxa" w:w="4000"/>
-            <w:vAlign w:val="center"/>
-            <w:tcMar>
-              <w:top w:w="80" w:type="dxa"/>
-              <w:start w:w="120" w:type="dxa"/>
-              <w:bottom w:w="80" w:type="dxa"/>
-              <w:end w:w="120" w:type="dxa"/>
-            </w:tcMar>
-          </w:tcPr>
-          <w:p>
-            <w:pPr>
-              <w:spacing w:before="0" w:after="0" w:line="264" w:lineRule="auto"/>
-              <w:jc w:val="left"/>
-            </w:pPr>
-            <w:r>
-              <w:rPr>
-                <w:rFonts w:ascii="Calibri" w:hAnsi="Calibri"/>
-                <w:b w:val="0"/>
-                <w:color w:val="24313D"/>
-                <w:sz w:val="19"/>
-              </w:rPr>
-              <w:t>Refazer auth login e doctor --online</w:t>
-            </w:r>
-          </w:p>
-        </w:tc>
-      </w:tr>
-      <w:tr>
-        <w:tc>
-          <w:tcPr>
-            <w:tcW w:type="dxa" w:w="2500"/>
-            <w:vAlign w:val="center"/>
-            <w:tcMar>
-              <w:top w:w="80" w:type="dxa"/>
-              <w:start w:w="120" w:type="dxa"/>
-              <w:bottom w:w="80" w:type="dxa"/>
-              <w:end w:w="120" w:type="dxa"/>
-            </w:tcMar>
-          </w:tcPr>
-          <w:p>
-            <w:pPr>
-              <w:spacing w:before="0" w:after="0" w:line="264" w:lineRule="auto"/>
-              <w:jc w:val="left"/>
-            </w:pPr>
-            <w:r>
-              <w:rPr>
-                <w:rFonts w:ascii="Calibri" w:hAnsi="Calibri"/>
-                <w:b w:val="0"/>
-                <w:color w:val="24313D"/>
-                <w:sz w:val="19"/>
-              </w:rPr>
-              <w:t>Download negado</w:t>
-            </w:r>
-          </w:p>
-        </w:tc>
-        <w:tc>
-          <w:tcPr>
-            <w:tcW w:type="dxa" w:w="2860"/>
-            <w:vAlign w:val="center"/>
-            <w:tcMar>
-              <w:top w:w="80" w:type="dxa"/>
-              <w:start w:w="120" w:type="dxa"/>
-              <w:bottom w:w="80" w:type="dxa"/>
-              <w:end w:w="120" w:type="dxa"/>
-            </w:tcMar>
-          </w:tcPr>
-          <w:p>
-            <w:pPr>
-              <w:spacing w:before="0" w:after="0" w:line="264" w:lineRule="auto"/>
-              <w:jc w:val="left"/>
-            </w:pPr>
-            <w:r>
-              <w:rPr>
-                <w:rFonts w:ascii="Calibri" w:hAnsi="Calibri"/>
-                <w:b w:val="0"/>
-                <w:color w:val="24313D"/>
-                <w:sz w:val="19"/>
-              </w:rPr>
-              <w:t>Regras nao aceitas</w:t>
-            </w:r>
-          </w:p>
-        </w:tc>
-        <w:tc>
-          <w:tcPr>
-            <w:tcW w:type="dxa" w:w="4000"/>
-            <w:vAlign w:val="center"/>
-            <w:tcMar>
-              <w:top w:w="80" w:type="dxa"/>
-              <w:start w:w="120" w:type="dxa"/>
-              <w:bottom w:w="80" w:type="dxa"/>
-              <w:end w:w="120" w:type="dxa"/>
-            </w:tcMar>
-          </w:tcPr>
-          <w:p>
-            <w:pPr>
-              <w:spacing w:before="0" w:after="0" w:line="264" w:lineRule="auto"/>
-              <w:jc w:val="left"/>
-            </w:pPr>
-            <w:r>
-              <w:rPr>
-                <w:rFonts w:ascii="Calibri" w:hAnsi="Calibri"/>
-                <w:b w:val="0"/>
-                <w:color w:val="24313D"/>
-                <w:sz w:val="19"/>
-              </w:rPr>
-              <w:t>Ler e aceitar regras no site Kaggle</w:t>
-            </w:r>
-          </w:p>
-        </w:tc>
-      </w:tr>
-      <w:tr>
-        <w:tc>
-          <w:tcPr>
-            <w:tcW w:type="dxa" w:w="2500"/>
-            <w:vAlign w:val="center"/>
-            <w:tcMar>
-              <w:top w:w="80" w:type="dxa"/>
-              <w:start w:w="120" w:type="dxa"/>
-              <w:bottom w:w="80" w:type="dxa"/>
-              <w:end w:w="120" w:type="dxa"/>
-            </w:tcMar>
-          </w:tcPr>
-          <w:p>
-            <w:pPr>
-              <w:spacing w:before="0" w:after="0" w:line="264" w:lineRule="auto"/>
-              <w:jc w:val="left"/>
-            </w:pPr>
-            <w:r>
-              <w:rPr>
-                <w:rFonts w:ascii="Calibri" w:hAnsi="Calibri"/>
-                <w:b w:val="0"/>
-                <w:color w:val="24313D"/>
-                <w:sz w:val="19"/>
-              </w:rPr>
-              <w:t>Arquivos ausentes</w:t>
-            </w:r>
-          </w:p>
-        </w:tc>
-        <w:tc>
-          <w:tcPr>
-            <w:tcW w:type="dxa" w:w="2860"/>
-            <w:vAlign w:val="center"/>
-            <w:tcMar>
-              <w:top w:w="80" w:type="dxa"/>
-              <w:start w:w="120" w:type="dxa"/>
-              <w:bottom w:w="80" w:type="dxa"/>
-              <w:end w:w="120" w:type="dxa"/>
-            </w:tcMar>
-          </w:tcPr>
-          <w:p>
-            <w:pPr>
-              <w:spacing w:before="0" w:after="0" w:line="264" w:lineRule="auto"/>
-              <w:jc w:val="left"/>
-            </w:pPr>
-            <w:r>
-              <w:rPr>
-                <w:rFonts w:ascii="Calibri" w:hAnsi="Calibri"/>
-                <w:b w:val="0"/>
-                <w:color w:val="24313D"/>
-                <w:sz w:val="19"/>
-              </w:rPr>
-              <w:t>Nomes diferentes no dataset</w:t>
-            </w:r>
-          </w:p>
-        </w:tc>
-        <w:tc>
-          <w:tcPr>
-            <w:tcW w:type="dxa" w:w="4000"/>
-            <w:vAlign w:val="center"/>
-            <w:tcMar>
-              <w:top w:w="80" w:type="dxa"/>
-              <w:start w:w="120" w:type="dxa"/>
-              <w:bottom w:w="80" w:type="dxa"/>
-              <w:end w:w="120" w:type="dxa"/>
-            </w:tcMar>
-          </w:tcPr>
-          <w:p>
-            <w:pPr>
-              <w:spacing w:before="0" w:after="0" w:line="264" w:lineRule="auto"/>
-              <w:jc w:val="left"/>
-            </w:pPr>
-            <w:r>
-              <w:rPr>
-                <w:rFonts w:ascii="Calibri" w:hAnsi="Calibri"/>
-                <w:b w:val="0"/>
-                <w:color w:val="24313D"/>
-                <w:sz w:val="19"/>
-              </w:rPr>
-              <w:t>Corrigir o contrato YAML</w:t>
-            </w:r>
-          </w:p>
-        </w:tc>
-      </w:tr>
-      <w:tr>
-        <w:tc>
-          <w:tcPr>
-            <w:tcW w:type="dxa" w:w="2500"/>
-            <w:vAlign w:val="center"/>
-            <w:tcMar>
-              <w:top w:w="80" w:type="dxa"/>
-              <w:start w:w="120" w:type="dxa"/>
-              <w:bottom w:w="80" w:type="dxa"/>
-              <w:end w:w="120" w:type="dxa"/>
-            </w:tcMar>
-          </w:tcPr>
-          <w:p>
-            <w:pPr>
-              <w:spacing w:before="0" w:after="0" w:line="264" w:lineRule="auto"/>
-              <w:jc w:val="left"/>
-            </w:pPr>
-            <w:r>
-              <w:rPr>
-                <w:rFonts w:ascii="Calibri" w:hAnsi="Calibri"/>
-                <w:b w:val="0"/>
-                <w:color w:val="24313D"/>
-                <w:sz w:val="19"/>
-              </w:rPr>
-              <w:t>Validacao bloqueada</w:t>
-            </w:r>
-          </w:p>
-        </w:tc>
-        <w:tc>
-          <w:tcPr>
-            <w:tcW w:type="dxa" w:w="2860"/>
-            <w:vAlign w:val="center"/>
-            <w:tcMar>
-              <w:top w:w="80" w:type="dxa"/>
-              <w:start w:w="120" w:type="dxa"/>
-              <w:bottom w:w="80" w:type="dxa"/>
-              <w:end w:w="120" w:type="dxa"/>
-            </w:tcMar>
-          </w:tcPr>
-          <w:p>
-            <w:pPr>
-              <w:spacing w:before="0" w:after="0" w:line="264" w:lineRule="auto"/>
-              <w:jc w:val="left"/>
-            </w:pPr>
-            <w:r>
-              <w:rPr>
-                <w:rFonts w:ascii="Calibri" w:hAnsi="Calibri"/>
-                <w:b w:val="0"/>
-                <w:color w:val="24313D"/>
-                <w:sz w:val="19"/>
-              </w:rPr>
-              <w:t>Grupo ou tempo suspeito</w:t>
-            </w:r>
-          </w:p>
-        </w:tc>
-        <w:tc>
-          <w:tcPr>
-            <w:tcW w:type="dxa" w:w="4000"/>
-            <w:vAlign w:val="center"/>
-            <w:tcMar>
-              <w:top w:w="80" w:type="dxa"/>
-              <w:start w:w="120" w:type="dxa"/>
-              <w:bottom w:w="80" w:type="dxa"/>
-              <w:end w:w="120" w:type="dxa"/>
-            </w:tcMar>
-          </w:tcPr>
-          <w:p>
-            <w:pPr>
-              <w:spacing w:before="0" w:after="0" w:line="264" w:lineRule="auto"/>
-              <w:jc w:val="left"/>
-            </w:pPr>
-            <w:r>
-              <w:rPr>
-                <w:rFonts w:ascii="Calibri" w:hAnsi="Calibri"/>
-                <w:b w:val="0"/>
-                <w:color w:val="24313D"/>
-                <w:sz w:val="19"/>
-              </w:rPr>
-              <w:t>Declarar a coluna correta e revisar o split</w:t>
-            </w:r>
-          </w:p>
-        </w:tc>
-      </w:tr>
-      <w:tr>
-        <w:tc>
-          <w:tcPr>
-            <w:tcW w:type="dxa" w:w="2500"/>
-            <w:vAlign w:val="center"/>
-            <w:tcMar>
-              <w:top w:w="80" w:type="dxa"/>
-              <w:start w:w="120" w:type="dxa"/>
-              <w:bottom w:w="80" w:type="dxa"/>
-              <w:end w:w="120" w:type="dxa"/>
-            </w:tcMar>
-          </w:tcPr>
-          <w:p>
-            <w:pPr>
-              <w:spacing w:before="0" w:after="0" w:line="264" w:lineRule="auto"/>
-              <w:jc w:val="left"/>
-            </w:pPr>
-            <w:r>
-              <w:rPr>
-                <w:rFonts w:ascii="Calibri" w:hAnsi="Calibri"/>
-                <w:b w:val="0"/>
-                <w:color w:val="24313D"/>
-                <w:sz w:val="19"/>
-              </w:rPr>
-              <w:t>Nenhum modelo aceito</w:t>
-            </w:r>
-          </w:p>
-        </w:tc>
-        <w:tc>
-          <w:tcPr>
-            <w:tcW w:type="dxa" w:w="2860"/>
-            <w:vAlign w:val="center"/>
-            <w:tcMar>
-              <w:top w:w="80" w:type="dxa"/>
-              <w:start w:w="120" w:type="dxa"/>
-              <w:bottom w:w="80" w:type="dxa"/>
-              <w:end w:w="120" w:type="dxa"/>
-            </w:tcMar>
-          </w:tcPr>
-          <w:p>
-            <w:pPr>
-              <w:spacing w:before="0" w:after="0" w:line="264" w:lineRule="auto"/>
-              <w:jc w:val="left"/>
-            </w:pPr>
-            <w:r>
-              <w:rPr>
-                <w:rFonts w:ascii="Calibri" w:hAnsi="Calibri"/>
-                <w:b w:val="0"/>
-                <w:color w:val="24313D"/>
-                <w:sz w:val="19"/>
-              </w:rPr>
-              <w:t>Benchmark nao superado</w:t>
-            </w:r>
-          </w:p>
-        </w:tc>
-        <w:tc>
-          <w:tcPr>
-            <w:tcW w:type="dxa" w:w="4000"/>
-            <w:vAlign w:val="center"/>
-            <w:tcMar>
-              <w:top w:w="80" w:type="dxa"/>
-              <w:start w:w="120" w:type="dxa"/>
-              <w:bottom w:w="80" w:type="dxa"/>
-              <w:end w:w="120" w:type="dxa"/>
-            </w:tcMar>
-          </w:tcPr>
-          <w:p>
-            <w:pPr>
-              <w:spacing w:before="0" w:after="0" w:line="264" w:lineRule="auto"/>
-              <w:jc w:val="left"/>
-            </w:pPr>
-            <w:r>
-              <w:rPr>
-                <w:rFonts w:ascii="Calibri" w:hAnsi="Calibri"/>
-                <w:b w:val="0"/>
-                <w:color w:val="24313D"/>
-                <w:sz w:val="19"/>
-              </w:rPr>
-              <w:t>Revisar dados, features ou candidatos</w:t>
-            </w:r>
-          </w:p>
-        </w:tc>
-      </w:tr>
-      <w:tr>
-        <w:tc>
-          <w:tcPr>
-            <w:tcW w:type="dxa" w:w="2500"/>
-            <w:vAlign w:val="center"/>
-            <w:tcMar>
-              <w:top w:w="80" w:type="dxa"/>
-              <w:start w:w="120" w:type="dxa"/>
-              <w:bottom w:w="80" w:type="dxa"/>
-              <w:end w:w="120" w:type="dxa"/>
-            </w:tcMar>
-          </w:tcPr>
-          <w:p>
-            <w:pPr>
-              <w:spacing w:before="0" w:after="0" w:line="264" w:lineRule="auto"/>
-              <w:jc w:val="left"/>
-            </w:pPr>
-            <w:r>
-              <w:rPr>
-                <w:rFonts w:ascii="Calibri" w:hAnsi="Calibri"/>
-                <w:b w:val="0"/>
-                <w:color w:val="24313D"/>
-                <w:sz w:val="19"/>
-              </w:rPr>
-              <w:t>Gate bloqueado</w:t>
-            </w:r>
-          </w:p>
-        </w:tc>
-        <w:tc>
-          <w:tcPr>
-            <w:tcW w:type="dxa" w:w="2860"/>
-            <w:vAlign w:val="center"/>
-            <w:tcMar>
-              <w:top w:w="80" w:type="dxa"/>
-              <w:start w:w="120" w:type="dxa"/>
-              <w:bottom w:w="80" w:type="dxa"/>
-              <w:end w:w="120" w:type="dxa"/>
-            </w:tcMar>
-          </w:tcPr>
-          <w:p>
-            <w:pPr>
-              <w:spacing w:before="0" w:after="0" w:line="264" w:lineRule="auto"/>
-              <w:jc w:val="left"/>
-            </w:pPr>
-            <w:r>
-              <w:rPr>
-                <w:rFonts w:ascii="Calibri" w:hAnsi="Calibri"/>
-                <w:b w:val="0"/>
-                <w:color w:val="24313D"/>
-                <w:sz w:val="19"/>
-              </w:rPr>
-              <w:t>Schema, IDs ou valores invalidos</w:t>
-            </w:r>
-          </w:p>
-        </w:tc>
-        <w:tc>
-          <w:tcPr>
-            <w:tcW w:type="dxa" w:w="4000"/>
-            <w:vAlign w:val="center"/>
-            <w:tcMar>
-              <w:top w:w="80" w:type="dxa"/>
-              <w:start w:w="120" w:type="dxa"/>
-              <w:bottom w:w="80" w:type="dxa"/>
-              <w:end w:w="120" w:type="dxa"/>
-            </w:tcMar>
-          </w:tcPr>
-          <w:p>
-            <w:pPr>
-              <w:spacing w:before="0" w:after="0" w:line="264" w:lineRule="auto"/>
-              <w:jc w:val="left"/>
-            </w:pPr>
-            <w:r>
-              <w:rPr>
-                <w:rFonts w:ascii="Calibri" w:hAnsi="Calibri"/>
-                <w:b w:val="0"/>
-                <w:color w:val="24313D"/>
-                <w:sz w:val="19"/>
-              </w:rPr>
-              <w:t>Ler blockers no gate_report.json</w:t>
-            </w:r>
-          </w:p>
-        </w:tc>
-      </w:tr>
-      <w:tr>
-        <w:tc>
-          <w:tcPr>
-            <w:tcW w:type="dxa" w:w="2500"/>
-            <w:vAlign w:val="center"/>
-            <w:tcMar>
-              <w:top w:w="80" w:type="dxa"/>
-              <w:start w:w="120" w:type="dxa"/>
-              <w:bottom w:w="80" w:type="dxa"/>
-              <w:end w:w="120" w:type="dxa"/>
-            </w:tcMar>
-          </w:tcPr>
-          <w:p>
-            <w:pPr>
-              <w:spacing w:before="0" w:after="0" w:line="264" w:lineRule="auto"/>
-              <w:jc w:val="left"/>
-            </w:pPr>
-            <w:r>
-              <w:rPr>
-                <w:rFonts w:ascii="Calibri" w:hAnsi="Calibri"/>
-                <w:b w:val="0"/>
-                <w:color w:val="24313D"/>
-                <w:sz w:val="19"/>
-              </w:rPr>
-              <w:t>GPU falhou</w:t>
-            </w:r>
-          </w:p>
-        </w:tc>
-        <w:tc>
-          <w:tcPr>
-            <w:tcW w:type="dxa" w:w="2860"/>
-            <w:vAlign w:val="center"/>
-            <w:tcMar>
-              <w:top w:w="80" w:type="dxa"/>
-              <w:start w:w="120" w:type="dxa"/>
-              <w:bottom w:w="80" w:type="dxa"/>
-              <w:end w:w="120" w:type="dxa"/>
-            </w:tcMar>
-          </w:tcPr>
-          <w:p>
-            <w:pPr>
-              <w:spacing w:before="0" w:after="0" w:line="264" w:lineRule="auto"/>
-              <w:jc w:val="left"/>
-            </w:pPr>
-            <w:r>
-              <w:rPr>
-                <w:rFonts w:ascii="Calibri" w:hAnsi="Calibri"/>
-                <w:b w:val="0"/>
-                <w:color w:val="24313D"/>
-                <w:sz w:val="19"/>
-              </w:rPr>
-              <w:t>Memoria/driver/CUDA</w:t>
-            </w:r>
-          </w:p>
-        </w:tc>
-        <w:tc>
-          <w:tcPr>
-            <w:tcW w:type="dxa" w:w="4000"/>
-            <w:vAlign w:val="center"/>
-            <w:tcMar>
-              <w:top w:w="80" w:type="dxa"/>
-              <w:start w:w="120" w:type="dxa"/>
-              <w:bottom w:w="80" w:type="dxa"/>
-              <w:end w:w="120" w:type="dxa"/>
-            </w:tcMar>
-          </w:tcPr>
-          <w:p>
-            <w:pPr>
-              <w:spacing w:before="0" w:after="0" w:line="264" w:lineRule="auto"/>
-              <w:jc w:val="left"/>
-            </w:pPr>
-            <w:r>
-              <w:rPr>
-                <w:rFonts w:ascii="Calibri" w:hAnsi="Calibri"/>
-                <w:b w:val="0"/>
-                <w:color w:val="24313D"/>
-                <w:sz w:val="19"/>
-              </w:rPr>
-              <w:t>Permitir fallback CPU; GPU nao e obrigatoria</w:t>
-            </w:r>
-          </w:p>
-        </w:tc>
-      </w:tr>
-      <w:tr>
-        <w:tc>
-          <w:tcPr>
-            <w:tcW w:type="dxa" w:w="2500"/>
-            <w:vAlign w:val="center"/>
-            <w:tcMar>
-              <w:top w:w="80" w:type="dxa"/>
-              <w:start w:w="120" w:type="dxa"/>
-              <w:bottom w:w="80" w:type="dxa"/>
-              <w:end w:w="120" w:type="dxa"/>
-            </w:tcMar>
-          </w:tcPr>
-          <w:p>
-            <w:pPr>
-              <w:spacing w:before="0" w:after="0" w:line="264" w:lineRule="auto"/>
-              <w:jc w:val="left"/>
-            </w:pPr>
-            <w:r>
-              <w:rPr>
-                <w:rFonts w:ascii="Calibri" w:hAnsi="Calibri"/>
-                <w:b w:val="0"/>
-                <w:color w:val="24313D"/>
-                <w:sz w:val="19"/>
-              </w:rPr>
-              <w:t>Usuario nao encontrado</w:t>
-            </w:r>
-          </w:p>
-        </w:tc>
-        <w:tc>
-          <w:tcPr>
-            <w:tcW w:type="dxa" w:w="2860"/>
-            <w:vAlign w:val="center"/>
-            <w:tcMar>
-              <w:top w:w="80" w:type="dxa"/>
-              <w:start w:w="120" w:type="dxa"/>
-              <w:bottom w:w="80" w:type="dxa"/>
-              <w:end w:w="120" w:type="dxa"/>
-            </w:tcMar>
-          </w:tcPr>
-          <w:p>
-            <w:pPr>
-              <w:spacing w:before="0" w:after="0" w:line="264" w:lineRule="auto"/>
-              <w:jc w:val="left"/>
-            </w:pPr>
-            <w:r>
-              <w:rPr>
-                <w:rFonts w:ascii="Calibri" w:hAnsi="Calibri"/>
-                <w:b w:val="0"/>
-                <w:color w:val="24313D"/>
-                <w:sz w:val="19"/>
-              </w:rPr>
-              <w:t>Nome Kaggle incorreto</w:t>
-            </w:r>
-          </w:p>
-        </w:tc>
-        <w:tc>
-          <w:tcPr>
-            <w:tcW w:type="dxa" w:w="4000"/>
-            <w:vAlign w:val="center"/>
-            <w:tcMar>
-              <w:top w:w="80" w:type="dxa"/>
-              <w:start w:w="120" w:type="dxa"/>
-              <w:bottom w:w="80" w:type="dxa"/>
-              <w:end w:w="120" w:type="dxa"/>
-            </w:tcMar>
-          </w:tcPr>
-          <w:p>
-            <w:pPr>
-              <w:spacing w:before="0" w:after="0" w:line="264" w:lineRule="auto"/>
-              <w:jc w:val="left"/>
-            </w:pPr>
-            <w:r>
-              <w:rPr>
-                <w:rFonts w:ascii="Calibri" w:hAnsi="Calibri"/>
-                <w:b w:val="0"/>
-                <w:color w:val="24313D"/>
-                <w:sz w:val="19"/>
-              </w:rPr>
-              <w:t>Usar o username exato da equipe</w:t>
+              <w:t>Onboarding</w:t>
             </w:r>
           </w:p>
         </w:tc>
@@ -6740,304 +3018,11 @@
     </w:p>
     <w:p>
       <w:pPr>
-        <w:pStyle w:val="Heading1"/>
-        <w:keepNext/>
-      </w:pPr>
-      <w:r>
-        <w:t>11. Limitacoes e proximas evolucoes</w:t>
-      </w:r>
-    </w:p>
-    <w:p>
-      <w:pPr>
         <w:pStyle w:val="Heading2"/>
         <w:keepNext/>
       </w:pPr>
       <w:r>
-        <w:t>Limitacoes atuais</w:t>
-      </w:r>
-    </w:p>
-    <w:p>
-      <w:pPr>
-        <w:numPr>
-          <w:ilvl w:val="0"/>
-          <w:numId w:val="30"/>
-        </w:numPr>
-      </w:pPr>
-      <w:r>
-        <w:rPr>
-          <w:rFonts w:ascii="Calibri" w:hAnsi="Calibri"/>
-          <w:color w:val="24313D"/>
-          <w:sz w:val="22"/>
-        </w:rPr>
-        <w:t>Suporte operacional concentrado em CSV tabular.</w:t>
-      </w:r>
-    </w:p>
-    <w:p>
-      <w:pPr>
-        <w:numPr>
-          <w:ilvl w:val="0"/>
-          <w:numId w:val="30"/>
-        </w:numPr>
-      </w:pPr>
-      <w:r>
-        <w:rPr>
-          <w:rFonts w:ascii="Calibri" w:hAnsi="Calibri"/>
-          <w:color w:val="24313D"/>
-          <w:sz w:val="22"/>
-        </w:rPr>
-        <w:t>Gate simples espera uma unica coluna de predicao.</w:t>
-      </w:r>
-    </w:p>
-    <w:p>
-      <w:pPr>
-        <w:numPr>
-          <w:ilvl w:val="0"/>
-          <w:numId w:val="30"/>
-        </w:numPr>
-      </w:pPr>
-      <w:r>
-        <w:rPr>
-          <w:rFonts w:ascii="Calibri" w:hAnsi="Calibri"/>
-          <w:color w:val="24313D"/>
-          <w:sz w:val="22"/>
-        </w:rPr>
-        <w:t>Inference do Scout e heuristica e precisa de revisao humana.</w:t>
-      </w:r>
-    </w:p>
-    <w:p>
-      <w:pPr>
-        <w:numPr>
-          <w:ilvl w:val="0"/>
-          <w:numId w:val="30"/>
-        </w:numPr>
-      </w:pPr>
-      <w:r>
-        <w:rPr>
-          <w:rFonts w:ascii="Calibri" w:hAnsi="Calibri"/>
-          <w:color w:val="24313D"/>
-          <w:sz w:val="22"/>
-        </w:rPr>
-        <w:t>Nao ha tuning profundo, feature store ou busca automatica de conhecimento de dominio.</w:t>
-      </w:r>
-    </w:p>
-    <w:p>
-      <w:pPr>
-        <w:numPr>
-          <w:ilvl w:val="0"/>
-          <w:numId w:val="30"/>
-        </w:numPr>
-      </w:pPr>
-      <w:r>
-        <w:rPr>
-          <w:rFonts w:ascii="Calibri" w:hAnsi="Calibri"/>
-          <w:color w:val="24313D"/>
-          <w:sz w:val="22"/>
-        </w:rPr>
-        <w:t>O monitoramento ocorre sob comando; nao existe agendamento continuo na v0.1.</w:t>
-      </w:r>
-    </w:p>
-    <w:p>
-      <w:pPr>
-        <w:numPr>
-          <w:ilvl w:val="0"/>
-          <w:numId w:val="30"/>
-        </w:numPr>
-      </w:pPr>
-      <w:r>
-        <w:rPr>
-          <w:rFonts w:ascii="Calibri" w:hAnsi="Calibri"/>
-          <w:color w:val="24313D"/>
-          <w:sz w:val="22"/>
-        </w:rPr>
-        <w:t>Ollama esta diagnosticado, mas ainda nao toma decisoes no fluxo principal.</w:t>
-      </w:r>
-    </w:p>
-    <w:p>
-      <w:pPr>
-        <w:pStyle w:val="Heading2"/>
-        <w:keepNext/>
-      </w:pPr>
-      <w:r>
-        <w:t>Proximas melhorias de baixo risco</w:t>
-      </w:r>
-    </w:p>
-    <w:p>
-      <w:pPr>
-        <w:numPr>
-          <w:ilvl w:val="0"/>
-          <w:numId w:val="30"/>
-        </w:numPr>
-      </w:pPr>
-      <w:r>
-        <w:rPr>
-          <w:rFonts w:ascii="Calibri" w:hAnsi="Calibri"/>
-          <w:color w:val="24313D"/>
-          <w:sz w:val="22"/>
-        </w:rPr>
-        <w:t>Adicionar modo de demonstracao somente leitura e exportacao de um resumo HTML.</w:t>
-      </w:r>
-    </w:p>
-    <w:p>
-      <w:pPr>
-        <w:numPr>
-          <w:ilvl w:val="0"/>
-          <w:numId w:val="30"/>
-        </w:numPr>
-      </w:pPr>
-      <w:r>
-        <w:rPr>
-          <w:rFonts w:ascii="Calibri" w:hAnsi="Calibri"/>
-          <w:color w:val="24313D"/>
-          <w:sz w:val="22"/>
-        </w:rPr>
-        <w:t>Incluir mais metricas e submissao multicoluna sem alterar o gate humano.</w:t>
-      </w:r>
-    </w:p>
-    <w:p>
-      <w:pPr>
-        <w:numPr>
-          <w:ilvl w:val="0"/>
-          <w:numId w:val="30"/>
-        </w:numPr>
-      </w:pPr>
-      <w:r>
-        <w:rPr>
-          <w:rFonts w:ascii="Calibri" w:hAnsi="Calibri"/>
-          <w:color w:val="24313D"/>
-          <w:sz w:val="22"/>
-        </w:rPr>
-        <w:t>Registrar historico de experimentos em SQLite para comparacoes entre rodadas.</w:t>
-      </w:r>
-    </w:p>
-    <w:p>
-      <w:pPr>
-        <w:numPr>
-          <w:ilvl w:val="0"/>
-          <w:numId w:val="30"/>
-        </w:numPr>
-      </w:pPr>
-      <w:r>
-        <w:rPr>
-          <w:rFonts w:ascii="Calibri" w:hAnsi="Calibri"/>
-          <w:color w:val="24313D"/>
-          <w:sz w:val="22"/>
-        </w:rPr>
-        <w:t>Adicionar um agente local via Ollama apenas para resumir relatorios e propor hipoteses, nunca para autorizar envio.</w:t>
-      </w:r>
-    </w:p>
-    <w:p>
-      <w:pPr>
-        <w:numPr>
-          <w:ilvl w:val="0"/>
-          <w:numId w:val="30"/>
-        </w:numPr>
-      </w:pPr>
-      <w:r>
-        <w:rPr>
-          <w:rFonts w:ascii="Calibri" w:hAnsi="Calibri"/>
-          <w:color w:val="24313D"/>
-          <w:sz w:val="22"/>
-        </w:rPr>
-        <w:t>Criar plugins de features por competicao mantendo o motor generico intacto.</w:t>
-      </w:r>
-    </w:p>
-    <w:p>
-      <w:pPr>
-        <w:numPr>
-          <w:ilvl w:val="0"/>
-          <w:numId w:val="30"/>
-        </w:numPr>
-      </w:pPr>
-      <w:r>
-        <w:rPr>
-          <w:rFonts w:ascii="Calibri" w:hAnsi="Calibri"/>
-          <w:color w:val="24313D"/>
-          <w:sz w:val="22"/>
-        </w:rPr>
-        <w:t>Agendar consultas de leaderboard com limites e notificacoes discretas.</w:t>
-      </w:r>
-    </w:p>
-    <w:p>
-      <w:pPr>
-        <w:pStyle w:val="Heading1"/>
-        <w:keepNext/>
-      </w:pPr>
-      <w:r>
-        <w:t>12. Conclusao</w:t>
-      </w:r>
-    </w:p>
-    <w:p>
-      <w:r>
-        <w:rPr>
-          <w:rFonts w:ascii="Calibri" w:hAnsi="Calibri"/>
-          <w:i w:val="0"/>
-          <w:color w:val="24313D"/>
-          <w:sz w:val="22"/>
-        </w:rPr>
-        <w:t>O projeto atingiu a meta adequada para uma v0.1: um sistema executavel, testado e capaz de completar o ciclo real do Kaggle com custo praticamente zero. A arquitetura separa descoberta, dados, modelos, validacao, envio e monitoramento; usa agentes onde ha ganho concreto; e preserva aprovacao humana nas acoes externas. A base esta pronta para evoluir em desempenho sem precisar reescrever o fluxo central.</w:t>
-      </w:r>
-    </w:p>
-    <w:tbl>
-      <w:tblPr>
-        <w:jc w:val="left"/>
-        <w:tblLook w:firstColumn="1" w:firstRow="1" w:lastColumn="0" w:lastRow="0" w:noHBand="0" w:noVBand="1" w:val="04A0"/>
-        <w:tblW w:w="9360" w:type="dxa"/>
-        <w:tblInd w:w="120" w:type="dxa"/>
-        <w:tblLayout w:type="fixed"/>
-      </w:tblPr>
-      <w:tblGrid>
-        <w:gridCol w:w="9360"/>
-      </w:tblGrid>
-      <w:tr>
-        <w:tc>
-          <w:tcPr>
-            <w:tcW w:type="dxa" w:w="9360"/>
-            <w:shd w:fill="DDF1EA"/>
-            <w:vAlign w:val="center"/>
-            <w:tcMar>
-              <w:top w:w="80" w:type="dxa"/>
-              <w:start w:w="120" w:type="dxa"/>
-              <w:bottom w:w="80" w:type="dxa"/>
-              <w:end w:w="120" w:type="dxa"/>
-            </w:tcMar>
-          </w:tcPr>
-          <w:p>
-            <w:pPr>
-              <w:spacing w:after="0"/>
-            </w:pPr>
-            <w:r>
-              <w:rPr>
-                <w:rFonts w:ascii="Calibri" w:hAnsi="Calibri"/>
-                <w:b/>
-                <w:color w:val="2F7D5B"/>
-                <w:sz w:val="21"/>
-              </w:rPr>
-              <w:t xml:space="preserve">Mensagem para a apresentacao: </w:t>
-            </w:r>
-            <w:r>
-              <w:rPr>
-                <w:rFonts w:ascii="Calibri" w:hAnsi="Calibri"/>
-                <w:color w:val="24313D"/>
-                <w:sz w:val="21"/>
-              </w:rPr>
-              <w:t>o valor do MVP nao e apenas o score de um modelo. E a transformacao de um processo manual e sujeito a erros em um pipeline auditavel, repetivel e seguro.</w:t>
-            </w:r>
-          </w:p>
-        </w:tc>
-      </w:tr>
-    </w:tbl>
-    <w:p>
-      <w:pPr>
-        <w:spacing w:after="20"/>
-      </w:pPr>
-    </w:p>
-    <w:p>
-      <w:pPr>
-        <w:pStyle w:val="Heading1"/>
-        <w:keepNext/>
-      </w:pPr>
-      <w:r>
-        <w:t>Apendice A - Referencia rapida de comandos</w:t>
+        <w:t>5.3 Nova competicao</w:t>
       </w:r>
     </w:p>
     <w:p>
@@ -7046,28 +3031,6 @@
         <w:ind w:left="259" w:right="259"/>
         <w:shd w:fill="EEF2F5"/>
       </w:pPr>
-      <w:r>
-        <w:rPr>
-          <w:rFonts w:ascii="Consolas" w:hAnsi="Consolas"/>
-          <w:color w:val="203040"/>
-          <w:sz w:val="18"/>
-        </w:rPr>
-        <w:t>.\.venv\Scripts\kaggle-slaying.exe doctor [--online]</w:t>
-      </w:r>
-      <w:r>
-        <w:br/>
-      </w:r>
-      <w:r>
-        <w:rPr>
-          <w:rFonts w:ascii="Consolas" w:hAnsi="Consolas"/>
-          <w:color w:val="203040"/>
-          <w:sz w:val="18"/>
-        </w:rPr>
-        <w:t>.\.venv\Scripts\kaggle-slaying.exe menu</w:t>
-      </w:r>
-      <w:r>
-        <w:br/>
-      </w:r>
       <w:r>
         <w:rPr>
           <w:rFonts w:ascii="Consolas" w:hAnsi="Consolas"/>
@@ -7087,20 +3050,33 @@
         </w:rPr>
         <w:t>.\.venv\Scripts\kaggle-slaying.exe competition-init</w:t>
       </w:r>
-      <w:r>
-        <w:br/>
-      </w:r>
+    </w:p>
+    <w:p>
       <w:r>
         <w:rPr>
-          <w:rFonts w:ascii="Consolas" w:hAnsi="Consolas"/>
-          <w:color w:val="203040"/>
-          <w:sz w:val="18"/>
+          <w:rFonts w:ascii="Calibri" w:hAnsi="Calibri"/>
+          <w:i w:val="0"/>
+          <w:color w:val="24313D"/>
+          <w:sz w:val="22"/>
         </w:rPr>
-        <w:t>.\.venv\Scripts\kaggle-slaying.exe profile --competition SLUG</w:t>
+        <w:t>Informe slug, nome, tipo, target, ID e metrica. Revise o YAML e declare group_column ou time_column quando necessario. Leia e aceite as regras manualmente no Kaggle antes de executar.</w:t>
       </w:r>
+    </w:p>
+    <w:p>
+      <w:pPr>
+        <w:pStyle w:val="Heading2"/>
+        <w:keepNext/>
+      </w:pPr>
       <w:r>
-        <w:br/>
+        <w:t>5.4 Executar, aprovar e monitorar</w:t>
       </w:r>
+    </w:p>
+    <w:p>
+      <w:pPr>
+        <w:spacing w:before="80" w:after="160" w:line="252" w:lineRule="auto"/>
+        <w:ind w:left="259" w:right="259"/>
+        <w:shd w:fill="EEF2F5"/>
+      </w:pPr>
       <w:r>
         <w:rPr>
           <w:rFonts w:ascii="Consolas" w:hAnsi="Consolas"/>
@@ -7154,6 +3130,194 @@
         <w:t>.\.venv\Scripts\kaggle-slaying.exe leaderboard-report --competition SLUG --username USUARIO</w:t>
       </w:r>
     </w:p>
+    <w:tbl>
+      <w:tblPr>
+        <w:jc w:val="left"/>
+        <w:tblLook w:firstColumn="1" w:firstRow="1" w:lastColumn="0" w:lastRow="0" w:noHBand="0" w:noVBand="1" w:val="04A0"/>
+        <w:tblW w:w="9360" w:type="dxa"/>
+        <w:tblInd w:w="120" w:type="dxa"/>
+        <w:tblLayout w:type="fixed"/>
+      </w:tblPr>
+      <w:tblGrid>
+        <w:gridCol w:w="9360"/>
+      </w:tblGrid>
+      <w:tr>
+        <w:tc>
+          <w:tcPr>
+            <w:tcW w:type="dxa" w:w="9360"/>
+            <w:shd w:fill="F9E2E2"/>
+            <w:vAlign w:val="center"/>
+            <w:tcMar>
+              <w:top w:w="80" w:type="dxa"/>
+              <w:start w:w="120" w:type="dxa"/>
+              <w:bottom w:w="80" w:type="dxa"/>
+              <w:end w:w="120" w:type="dxa"/>
+            </w:tcMar>
+          </w:tcPr>
+          <w:p>
+            <w:pPr>
+              <w:spacing w:after="0"/>
+            </w:pPr>
+            <w:r>
+              <w:rPr>
+                <w:rFonts w:ascii="Calibri" w:hAnsi="Calibri"/>
+                <w:b/>
+                <w:color w:val="A33A3A"/>
+                <w:sz w:val="21"/>
+              </w:rPr>
+              <w:t xml:space="preserve">Envio: </w:t>
+            </w:r>
+            <w:r>
+              <w:rPr>
+                <w:rFonts w:ascii="Calibri" w:hAnsi="Calibri"/>
+                <w:color w:val="24313D"/>
+                <w:sz w:val="21"/>
+              </w:rPr>
+              <w:t>run nunca publica. Use submit-approved somente apos revisar o gate e o SHA-256. Pelo menu, a opcao 6 exige digitar ENVIAR; qualquer outra entrada cancela.</w:t>
+            </w:r>
+          </w:p>
+        </w:tc>
+      </w:tr>
+    </w:tbl>
+    <w:p>
+      <w:pPr>
+        <w:spacing w:after="20"/>
+      </w:pPr>
+    </w:p>
+    <w:p>
+      <w:pPr>
+        <w:pStyle w:val="Heading1"/>
+        <w:keepNext/>
+      </w:pPr>
+      <w:r>
+        <w:t>6. Como demonstrar</w:t>
+      </w:r>
+    </w:p>
+    <w:p>
+      <w:pPr>
+        <w:numPr>
+          <w:ilvl w:val="0"/>
+          <w:numId w:val="31"/>
+        </w:numPr>
+      </w:pPr>
+      <w:r>
+        <w:rPr>
+          <w:rFonts w:ascii="Calibri" w:hAnsi="Calibri"/>
+          <w:b/>
+          <w:color w:val="17324D"/>
+          <w:sz w:val="22"/>
+        </w:rPr>
+        <w:t xml:space="preserve">Diagnostico. </w:t>
+      </w:r>
+      <w:r>
+        <w:rPr>
+          <w:rFonts w:ascii="Calibri" w:hAnsi="Calibri"/>
+          <w:color w:val="24313D"/>
+          <w:sz w:val="22"/>
+        </w:rPr>
+        <w:t>menu opcao 1: mostre que ambiente e credencial estao prontos.</w:t>
+      </w:r>
+    </w:p>
+    <w:p>
+      <w:pPr>
+        <w:numPr>
+          <w:ilvl w:val="0"/>
+          <w:numId w:val="31"/>
+        </w:numPr>
+      </w:pPr>
+      <w:r>
+        <w:rPr>
+          <w:rFonts w:ascii="Calibri" w:hAnsi="Calibri"/>
+          <w:b/>
+          <w:color w:val="17324D"/>
+          <w:sz w:val="22"/>
+        </w:rPr>
+        <w:t xml:space="preserve">Painel. </w:t>
+      </w:r>
+      <w:r>
+        <w:rPr>
+          <w:rFonts w:ascii="Calibri" w:hAnsi="Calibri"/>
+          <w:color w:val="24313D"/>
+          <w:sz w:val="22"/>
+        </w:rPr>
+        <w:t>opcao 2: apresente competicoes, fase, score e posicao.</w:t>
+      </w:r>
+    </w:p>
+    <w:p>
+      <w:pPr>
+        <w:numPr>
+          <w:ilvl w:val="0"/>
+          <w:numId w:val="31"/>
+        </w:numPr>
+      </w:pPr>
+      <w:r>
+        <w:rPr>
+          <w:rFonts w:ascii="Calibri" w:hAnsi="Calibri"/>
+          <w:b/>
+          <w:color w:val="17324D"/>
+          <w:sz w:val="22"/>
+        </w:rPr>
+        <w:t xml:space="preserve">Execucao. </w:t>
+      </w:r>
+      <w:r>
+        <w:rPr>
+          <w:rFonts w:ascii="Calibri" w:hAnsi="Calibri"/>
+          <w:color w:val="24313D"/>
+          <w:sz w:val="22"/>
+        </w:rPr>
+        <w:t>opcao 3: use uma competicao processada para demonstrar reutilizacao.</w:t>
+      </w:r>
+    </w:p>
+    <w:p>
+      <w:pPr>
+        <w:numPr>
+          <w:ilvl w:val="0"/>
+          <w:numId w:val="31"/>
+        </w:numPr>
+      </w:pPr>
+      <w:r>
+        <w:rPr>
+          <w:rFonts w:ascii="Calibri" w:hAnsi="Calibri"/>
+          <w:b/>
+          <w:color w:val="17324D"/>
+          <w:sz w:val="22"/>
+        </w:rPr>
+        <w:t xml:space="preserve">Evidencias. </w:t>
+      </w:r>
+      <w:r>
+        <w:rPr>
+          <w:rFonts w:ascii="Calibri" w:hAnsi="Calibri"/>
+          <w:color w:val="24313D"/>
+          <w:sz w:val="22"/>
+        </w:rPr>
+        <w:t>opcoes 4 e 5: mostre agente vencedor, hash e verificacoes.</w:t>
+      </w:r>
+    </w:p>
+    <w:p>
+      <w:pPr>
+        <w:numPr>
+          <w:ilvl w:val="0"/>
+          <w:numId w:val="31"/>
+        </w:numPr>
+      </w:pPr>
+      <w:r>
+        <w:rPr>
+          <w:rFonts w:ascii="Calibri" w:hAnsi="Calibri"/>
+          <w:b/>
+          <w:color w:val="17324D"/>
+          <w:sz w:val="22"/>
+        </w:rPr>
+        <w:t xml:space="preserve">Seguranca. </w:t>
+      </w:r>
+      <w:r>
+        <w:rPr>
+          <w:rFonts w:ascii="Calibri" w:hAnsi="Calibri"/>
+          <w:color w:val="24313D"/>
+          <w:sz w:val="22"/>
+        </w:rPr>
+        <w:t>explique a opcao 6, mas nao confirme um novo envio.</w:t>
+      </w:r>
+    </w:p>
     <w:p>
       <w:r>
         <w:rPr>
@@ -7162,7 +3326,116 @@
           <w:color w:val="24313D"/>
           <w:sz w:val="22"/>
         </w:rPr>
-        <w:t>Comandos de desenvolvimento historico - bootstrap, tournament, validate-v2 e feature-experiment - permanecem disponiveis para demonstrar a evolucao a partir do Titanic. Para uso normal, prefira menu, scout, run, status e submit-approved.</w:t>
+        <w:t>A mensagem central e que o projeto nao e apenas um modelo: e uma equipe coordenada que transforma decisoes de ciencia de dados em um pipeline rastreavel. O score comprova integracao real; os agentes e os gates tornam o processo reutilizavel.</w:t>
+      </w:r>
+    </w:p>
+    <w:p>
+      <w:pPr>
+        <w:pStyle w:val="Heading1"/>
+        <w:keepNext/>
+      </w:pPr>
+      <w:r>
+        <w:t>7. Proximas evolucoes</w:t>
+      </w:r>
+    </w:p>
+    <w:p>
+      <w:pPr>
+        <w:numPr>
+          <w:ilvl w:val="0"/>
+          <w:numId w:val="30"/>
+        </w:numPr>
+      </w:pPr>
+      <w:r>
+        <w:rPr>
+          <w:rFonts w:ascii="Calibri" w:hAnsi="Calibri"/>
+          <w:color w:val="24313D"/>
+          <w:sz w:val="22"/>
+        </w:rPr>
+        <w:t>Agent local via Ollama para resumir relatorios e propor hipoteses, sem autorizar envios.</w:t>
+      </w:r>
+    </w:p>
+    <w:p>
+      <w:pPr>
+        <w:numPr>
+          <w:ilvl w:val="0"/>
+          <w:numId w:val="30"/>
+        </w:numPr>
+      </w:pPr>
+      <w:r>
+        <w:rPr>
+          <w:rFonts w:ascii="Calibri" w:hAnsi="Calibri"/>
+          <w:color w:val="24313D"/>
+          <w:sz w:val="22"/>
+        </w:rPr>
+        <w:t>Mais metricas e suporte a submissoes com varias colunas.</w:t>
+      </w:r>
+    </w:p>
+    <w:p>
+      <w:pPr>
+        <w:numPr>
+          <w:ilvl w:val="0"/>
+          <w:numId w:val="30"/>
+        </w:numPr>
+      </w:pPr>
+      <w:r>
+        <w:rPr>
+          <w:rFonts w:ascii="Calibri" w:hAnsi="Calibri"/>
+          <w:color w:val="24313D"/>
+          <w:sz w:val="22"/>
+        </w:rPr>
+        <w:t>Historico de experimentos em SQLite e comparacao entre rodadas.</w:t>
+      </w:r>
+    </w:p>
+    <w:p>
+      <w:pPr>
+        <w:numPr>
+          <w:ilvl w:val="0"/>
+          <w:numId w:val="30"/>
+        </w:numPr>
+      </w:pPr>
+      <w:r>
+        <w:rPr>
+          <w:rFonts w:ascii="Calibri" w:hAnsi="Calibri"/>
+          <w:color w:val="24313D"/>
+          <w:sz w:val="22"/>
+        </w:rPr>
+        <w:t>Plugins de features por competicao mantendo o motor generico.</w:t>
+      </w:r>
+    </w:p>
+    <w:p>
+      <w:pPr>
+        <w:numPr>
+          <w:ilvl w:val="0"/>
+          <w:numId w:val="30"/>
+        </w:numPr>
+      </w:pPr>
+      <w:r>
+        <w:rPr>
+          <w:rFonts w:ascii="Calibri" w:hAnsi="Calibri"/>
+          <w:color w:val="24313D"/>
+          <w:sz w:val="22"/>
+        </w:rPr>
+        <w:t>Monitoramento agendado do leaderboard com notificacoes discretas.</w:t>
+      </w:r>
+    </w:p>
+    <w:p>
+      <w:pPr>
+        <w:pStyle w:val="Heading1"/>
+        <w:keepNext/>
+      </w:pPr>
+      <w:r>
+        <w:t>Conclusao</w:t>
+      </w:r>
+    </w:p>
+    <w:p>
+      <w:r>
+        <w:rPr>
+          <w:rFonts w:ascii="Calibri" w:hAnsi="Calibri"/>
+          <w:i w:val="0"/>
+          <w:color w:val="24313D"/>
+          <w:sz w:val="22"/>
+        </w:rPr>
+        <w:t>A v0.1 entrega um sistema executavel, testado e de baixo custo. A arquitetura destaca agentes especializados, estados verificaveis e aprovacao humana nas acoes externas. Essa base permite melhorar desempenho sem sacrificar simplicidade, auditabilidade ou controle.</w:t>
       </w:r>
     </w:p>
     <w:sectPr>

--- a/docs/Kaggle-Slaying_Documentacao_Tecnica_e_Tutorial.docx
+++ b/docs/Kaggle-Slaying_Documentacao_Tecnica_e_Tutorial.docx
@@ -111,7 +111,7 @@
           <w:color w:val="24313D"/>
           <w:sz w:val="22"/>
         </w:rPr>
-        <w:t>O Kaggle-Slaying Multi-Agent Team e um MVP local que automatiza o ciclo de competicoes Kaggle tabulares. A equipe de agentes descobre oportunidades, inspeciona dados, compara modelos, valida a submissao e acompanha o leaderboard. O envio continua sob aprovacao humana.</w:t>
+        <w:t>O Kaggle-Slaying Multi-Agent Team e um MVP local que automatiza o ciclo de competicoes Kaggle tabulares. A equipe de agentes descobre oportunidades, inspeciona dados, compara modelos, valida a submissao e acompanha o leaderboard. Ollama esta instalado como infraestrutura local para uma futura camada consultiva de LLM; ele ainda nao participa do caminho principal. O envio continua sob aprovacao humana.</w:t>
       </w:r>
     </w:p>
     <w:tbl>
@@ -674,8 +674,62 @@
           <w:color w:val="24313D"/>
           <w:sz w:val="22"/>
         </w:rPr>
-        <w:t>Ollama permanece opcional: validacoes criticas sao deterministicas e testaveis.</w:t>
+        <w:t>Ollama permanece opcional: a v0.1 funciona mesmo com o servico desligado, pois validacoes criticas sao deterministicas e testaveis.</w:t>
       </w:r>
+    </w:p>
+    <w:tbl>
+      <w:tblPr>
+        <w:jc w:val="left"/>
+        <w:tblLook w:firstColumn="1" w:firstRow="1" w:lastColumn="0" w:lastRow="0" w:noHBand="0" w:noVBand="1" w:val="04A0"/>
+        <w:tblW w:w="9360" w:type="dxa"/>
+        <w:tblInd w:w="120" w:type="dxa"/>
+        <w:tblLayout w:type="fixed"/>
+      </w:tblPr>
+      <w:tblGrid>
+        <w:gridCol w:w="9360"/>
+      </w:tblGrid>
+      <w:tr>
+        <w:tc>
+          <w:tcPr>
+            <w:tcW w:type="dxa" w:w="9360"/>
+            <w:shd w:fill="F1ECFA"/>
+            <w:vAlign w:val="center"/>
+            <w:tcMar>
+              <w:top w:w="80" w:type="dxa"/>
+              <w:start w:w="120" w:type="dxa"/>
+              <w:bottom w:w="80" w:type="dxa"/>
+              <w:end w:w="120" w:type="dxa"/>
+            </w:tcMar>
+          </w:tcPr>
+          <w:p>
+            <w:pPr>
+              <w:spacing w:after="0"/>
+            </w:pPr>
+            <w:r>
+              <w:rPr>
+                <w:rFonts w:ascii="Calibri" w:hAnsi="Calibri"/>
+                <w:b/>
+                <w:color w:val="7257A6"/>
+                <w:sz w:val="21"/>
+              </w:rPr>
+              <w:t xml:space="preserve">Agente nao significa necessariamente LLM: </w:t>
+            </w:r>
+            <w:r>
+              <w:rPr>
+                <w:rFonts w:ascii="Calibri" w:hAnsi="Calibri"/>
+                <w:color w:val="24313D"/>
+                <w:sz w:val="21"/>
+              </w:rPr>
+              <w:t>na v0.1, os agentes sao componentes Python com responsabilidade, estado, entrada e saida definidos, orquestrados por LangGraph. Uma LLM e apenas um tipo possivel de agente e foi mantida fora das decisoes criticas nesta etapa.</w:t>
+            </w:r>
+          </w:p>
+        </w:tc>
+      </w:tr>
+    </w:tbl>
+    <w:p>
+      <w:pPr>
+        <w:spacing w:after="20"/>
+      </w:pPr>
     </w:p>
     <w:p>
       <w:pPr>
@@ -1534,6 +1588,116 @@
           </w:p>
         </w:tc>
       </w:tr>
+      <w:tr>
+        <w:tc>
+          <w:tcPr>
+            <w:tcW w:type="dxa" w:w="1450"/>
+            <w:vAlign w:val="center"/>
+            <w:tcMar>
+              <w:top w:w="80" w:type="dxa"/>
+              <w:start w:w="120" w:type="dxa"/>
+              <w:bottom w:w="80" w:type="dxa"/>
+              <w:end w:w="120" w:type="dxa"/>
+            </w:tcMar>
+          </w:tcPr>
+          <w:p>
+            <w:pPr>
+              <w:spacing w:before="0" w:after="0" w:line="264" w:lineRule="auto"/>
+              <w:jc w:val="left"/>
+            </w:pPr>
+            <w:r>
+              <w:rPr>
+                <w:rFonts w:ascii="Calibri" w:hAnsi="Calibri"/>
+                <w:b w:val="0"/>
+                <w:color w:val="24313D"/>
+                <w:sz w:val="19"/>
+              </w:rPr>
+              <w:t>LLM Assistant</w:t>
+            </w:r>
+          </w:p>
+        </w:tc>
+        <w:tc>
+          <w:tcPr>
+            <w:tcW w:type="dxa" w:w="2300"/>
+            <w:vAlign w:val="center"/>
+            <w:tcMar>
+              <w:top w:w="80" w:type="dxa"/>
+              <w:start w:w="120" w:type="dxa"/>
+              <w:bottom w:w="80" w:type="dxa"/>
+              <w:end w:w="120" w:type="dxa"/>
+            </w:tcMar>
+          </w:tcPr>
+          <w:p>
+            <w:pPr>
+              <w:spacing w:before="0" w:after="0" w:line="264" w:lineRule="auto"/>
+              <w:jc w:val="left"/>
+            </w:pPr>
+            <w:r>
+              <w:rPr>
+                <w:rFonts w:ascii="Calibri" w:hAnsi="Calibri"/>
+                <w:b w:val="0"/>
+                <w:color w:val="24313D"/>
+                <w:sz w:val="19"/>
+              </w:rPr>
+              <w:t>Relatorios JSON, sem credenciais</w:t>
+            </w:r>
+          </w:p>
+        </w:tc>
+        <w:tc>
+          <w:tcPr>
+            <w:tcW w:type="dxa" w:w="3100"/>
+            <w:vAlign w:val="center"/>
+            <w:tcMar>
+              <w:top w:w="80" w:type="dxa"/>
+              <w:start w:w="120" w:type="dxa"/>
+              <w:bottom w:w="80" w:type="dxa"/>
+              <w:end w:w="120" w:type="dxa"/>
+            </w:tcMar>
+          </w:tcPr>
+          <w:p>
+            <w:pPr>
+              <w:spacing w:before="0" w:after="0" w:line="264" w:lineRule="auto"/>
+              <w:jc w:val="left"/>
+            </w:pPr>
+            <w:r>
+              <w:rPr>
+                <w:rFonts w:ascii="Calibri" w:hAnsi="Calibri"/>
+                <w:b w:val="0"/>
+                <w:color w:val="24313D"/>
+                <w:sz w:val="19"/>
+              </w:rPr>
+              <w:t>Resume e propoe hipoteses</w:t>
+            </w:r>
+          </w:p>
+        </w:tc>
+        <w:tc>
+          <w:tcPr>
+            <w:tcW w:type="dxa" w:w="2510"/>
+            <w:vAlign w:val="center"/>
+            <w:tcMar>
+              <w:top w:w="80" w:type="dxa"/>
+              <w:start w:w="120" w:type="dxa"/>
+              <w:bottom w:w="80" w:type="dxa"/>
+              <w:end w:w="120" w:type="dxa"/>
+            </w:tcMar>
+          </w:tcPr>
+          <w:p>
+            <w:pPr>
+              <w:spacing w:before="0" w:after="0" w:line="264" w:lineRule="auto"/>
+              <w:jc w:val="left"/>
+            </w:pPr>
+            <w:r>
+              <w:rPr>
+                <w:rFonts w:ascii="Calibri" w:hAnsi="Calibri"/>
+                <w:b w:val="0"/>
+                <w:color w:val="24313D"/>
+                <w:sz w:val="19"/>
+              </w:rPr>
+              <w:t>Sugestoes para revisao humana</w:t>
+            </w:r>
+          </w:p>
+        </w:tc>
+      </w:tr>
     </w:tbl>
     <w:p>
       <w:pPr>
@@ -1713,6 +1877,395 @@
         </w:rPr>
         <w:t>Depois do envio aprovado, o Monitor baixa o leaderboard, localiza o usuario e registra score, rank, total de equipes, percentual superado e distancia para o top 20%. O recibo local torna o envio idempotente: o mesmo hash nao e publicado duas vezes.</w:t>
       </w:r>
+    </w:p>
+    <w:p>
+      <w:pPr>
+        <w:pStyle w:val="Heading2"/>
+        <w:keepNext/>
+      </w:pPr>
+      <w:r>
+        <w:t>2.7 Ollama e LLMs: camada consultiva</w:t>
+      </w:r>
+    </w:p>
+    <w:p>
+      <w:r>
+        <w:rPr>
+          <w:rFonts w:ascii="Calibri" w:hAnsi="Calibri"/>
+          <w:i w:val="0"/>
+          <w:color w:val="24313D"/>
+          <w:sz w:val="22"/>
+        </w:rPr>
+        <w:t>O Ollama e o servidor local que permite executar uma LLM sem pagar por tokens e sem enviar os relatorios para um provedor externo. Na implementacao atual, o Doctor verifica se o executavel e o servico local estao disponiveis, mas nenhum comando run, submission-gate ou submit-approved chama uma LLM. Portanto, desligar o Ollama nao impede o workflow principal.</w:t>
+      </w:r>
+    </w:p>
+    <w:p>
+      <w:r>
+        <w:rPr>
+          <w:rFonts w:ascii="Calibri" w:hAnsi="Calibri"/>
+          <w:i w:val="0"/>
+          <w:color w:val="24313D"/>
+          <w:sz w:val="22"/>
+        </w:rPr>
+        <w:t>O papel planejado da LLM e consultivo: ler dataset_report.json, factory_report.json e experiment_report.json; explicar alertas; resumir resultados; sugerir novas hipoteses, features ou modelos; e preparar uma recomendacao em linguagem natural. A sugestao volta ao usuario e aos agentes deterministicos para validacao antes de qualquer mudanca.</w:t>
+      </w:r>
+    </w:p>
+    <w:tbl>
+      <w:tblPr>
+        <w:tblStyle w:val="TableGrid"/>
+        <w:jc w:val="left"/>
+        <w:tblLook w:firstColumn="1" w:firstRow="1" w:lastColumn="0" w:lastRow="0" w:noHBand="0" w:noVBand="1" w:val="04A0"/>
+        <w:tblW w:w="9360" w:type="dxa"/>
+        <w:tblInd w:w="120" w:type="dxa"/>
+        <w:tblLayout w:type="fixed"/>
+      </w:tblPr>
+      <w:tblGrid>
+        <w:gridCol w:w="2100"/>
+        <w:gridCol w:w="7260"/>
+      </w:tblGrid>
+      <w:tr>
+        <w:trPr>
+          <w:tblHeader w:val="true"/>
+        </w:trPr>
+        <w:tc>
+          <w:tcPr>
+            <w:tcW w:type="dxa" w:w="2100"/>
+            <w:shd w:fill="DCEAF7"/>
+            <w:vAlign w:val="center"/>
+            <w:tcMar>
+              <w:top w:w="80" w:type="dxa"/>
+              <w:start w:w="120" w:type="dxa"/>
+              <w:bottom w:w="80" w:type="dxa"/>
+              <w:end w:w="120" w:type="dxa"/>
+            </w:tcMar>
+          </w:tcPr>
+          <w:p>
+            <w:pPr>
+              <w:spacing w:before="0" w:after="0" w:line="264" w:lineRule="auto"/>
+              <w:jc w:val="left"/>
+            </w:pPr>
+            <w:r>
+              <w:rPr>
+                <w:rFonts w:ascii="Calibri" w:hAnsi="Calibri"/>
+                <w:b/>
+                <w:color w:val="17324D"/>
+                <w:sz w:val="19"/>
+              </w:rPr>
+              <w:t>Situacao</w:t>
+            </w:r>
+          </w:p>
+        </w:tc>
+        <w:tc>
+          <w:tcPr>
+            <w:tcW w:type="dxa" w:w="7260"/>
+            <w:shd w:fill="DCEAF7"/>
+            <w:vAlign w:val="center"/>
+            <w:tcMar>
+              <w:top w:w="80" w:type="dxa"/>
+              <w:start w:w="120" w:type="dxa"/>
+              <w:bottom w:w="80" w:type="dxa"/>
+              <w:end w:w="120" w:type="dxa"/>
+            </w:tcMar>
+          </w:tcPr>
+          <w:p>
+            <w:pPr>
+              <w:spacing w:before="0" w:after="0" w:line="264" w:lineRule="auto"/>
+              <w:jc w:val="left"/>
+            </w:pPr>
+            <w:r>
+              <w:rPr>
+                <w:rFonts w:ascii="Calibri" w:hAnsi="Calibri"/>
+                <w:b/>
+                <w:color w:val="17324D"/>
+                <w:sz w:val="19"/>
+              </w:rPr>
+              <w:t>Papel da LLM local</w:t>
+            </w:r>
+          </w:p>
+        </w:tc>
+      </w:tr>
+      <w:tr>
+        <w:tc>
+          <w:tcPr>
+            <w:tcW w:type="dxa" w:w="2100"/>
+            <w:vAlign w:val="center"/>
+            <w:tcMar>
+              <w:top w:w="80" w:type="dxa"/>
+              <w:start w:w="120" w:type="dxa"/>
+              <w:bottom w:w="80" w:type="dxa"/>
+              <w:end w:w="120" w:type="dxa"/>
+            </w:tcMar>
+          </w:tcPr>
+          <w:p>
+            <w:pPr>
+              <w:spacing w:before="0" w:after="0" w:line="264" w:lineRule="auto"/>
+              <w:jc w:val="left"/>
+            </w:pPr>
+            <w:r>
+              <w:rPr>
+                <w:rFonts w:ascii="Calibri" w:hAnsi="Calibri"/>
+                <w:b w:val="0"/>
+                <w:color w:val="24313D"/>
+                <w:sz w:val="19"/>
+              </w:rPr>
+              <w:t>Hoje</w:t>
+            </w:r>
+          </w:p>
+        </w:tc>
+        <w:tc>
+          <w:tcPr>
+            <w:tcW w:type="dxa" w:w="7260"/>
+            <w:vAlign w:val="center"/>
+            <w:tcMar>
+              <w:top w:w="80" w:type="dxa"/>
+              <w:start w:w="120" w:type="dxa"/>
+              <w:bottom w:w="80" w:type="dxa"/>
+              <w:end w:w="120" w:type="dxa"/>
+            </w:tcMar>
+          </w:tcPr>
+          <w:p>
+            <w:pPr>
+              <w:spacing w:before="0" w:after="0" w:line="264" w:lineRule="auto"/>
+              <w:jc w:val="left"/>
+            </w:pPr>
+            <w:r>
+              <w:rPr>
+                <w:rFonts w:ascii="Calibri" w:hAnsi="Calibri"/>
+                <w:b w:val="0"/>
+                <w:color w:val="24313D"/>
+                <w:sz w:val="19"/>
+              </w:rPr>
+              <w:t>Diagnosticada pelo Doctor; fora do caminho critico</w:t>
+            </w:r>
+          </w:p>
+        </w:tc>
+      </w:tr>
+      <w:tr>
+        <w:tc>
+          <w:tcPr>
+            <w:tcW w:type="dxa" w:w="2100"/>
+            <w:vAlign w:val="center"/>
+            <w:tcMar>
+              <w:top w:w="80" w:type="dxa"/>
+              <w:start w:w="120" w:type="dxa"/>
+              <w:bottom w:w="80" w:type="dxa"/>
+              <w:end w:w="120" w:type="dxa"/>
+            </w:tcMar>
+          </w:tcPr>
+          <w:p>
+            <w:pPr>
+              <w:spacing w:before="0" w:after="0" w:line="264" w:lineRule="auto"/>
+              <w:jc w:val="left"/>
+            </w:pPr>
+            <w:r>
+              <w:rPr>
+                <w:rFonts w:ascii="Calibri" w:hAnsi="Calibri"/>
+                <w:b w:val="0"/>
+                <w:color w:val="24313D"/>
+                <w:sz w:val="19"/>
+              </w:rPr>
+              <w:t>Proximo passo</w:t>
+            </w:r>
+          </w:p>
+        </w:tc>
+        <w:tc>
+          <w:tcPr>
+            <w:tcW w:type="dxa" w:w="7260"/>
+            <w:vAlign w:val="center"/>
+            <w:tcMar>
+              <w:top w:w="80" w:type="dxa"/>
+              <w:start w:w="120" w:type="dxa"/>
+              <w:bottom w:w="80" w:type="dxa"/>
+              <w:end w:w="120" w:type="dxa"/>
+            </w:tcMar>
+          </w:tcPr>
+          <w:p>
+            <w:pPr>
+              <w:spacing w:before="0" w:after="0" w:line="264" w:lineRule="auto"/>
+              <w:jc w:val="left"/>
+            </w:pPr>
+            <w:r>
+              <w:rPr>
+                <w:rFonts w:ascii="Calibri" w:hAnsi="Calibri"/>
+                <w:b w:val="0"/>
+                <w:color w:val="24313D"/>
+                <w:sz w:val="19"/>
+              </w:rPr>
+              <w:t>Resumir relatorios e propor hipoteses estruturadas</w:t>
+            </w:r>
+          </w:p>
+        </w:tc>
+      </w:tr>
+      <w:tr>
+        <w:tc>
+          <w:tcPr>
+            <w:tcW w:type="dxa" w:w="2100"/>
+            <w:vAlign w:val="center"/>
+            <w:tcMar>
+              <w:top w:w="80" w:type="dxa"/>
+              <w:start w:w="120" w:type="dxa"/>
+              <w:bottom w:w="80" w:type="dxa"/>
+              <w:end w:w="120" w:type="dxa"/>
+            </w:tcMar>
+          </w:tcPr>
+          <w:p>
+            <w:pPr>
+              <w:spacing w:before="0" w:after="0" w:line="264" w:lineRule="auto"/>
+              <w:jc w:val="left"/>
+            </w:pPr>
+            <w:r>
+              <w:rPr>
+                <w:rFonts w:ascii="Calibri" w:hAnsi="Calibri"/>
+                <w:b w:val="0"/>
+                <w:color w:val="24313D"/>
+                <w:sz w:val="19"/>
+              </w:rPr>
+              <w:t>Sempre proibido</w:t>
+            </w:r>
+          </w:p>
+        </w:tc>
+        <w:tc>
+          <w:tcPr>
+            <w:tcW w:type="dxa" w:w="7260"/>
+            <w:vAlign w:val="center"/>
+            <w:tcMar>
+              <w:top w:w="80" w:type="dxa"/>
+              <w:start w:w="120" w:type="dxa"/>
+              <w:bottom w:w="80" w:type="dxa"/>
+              <w:end w:w="120" w:type="dxa"/>
+            </w:tcMar>
+          </w:tcPr>
+          <w:p>
+            <w:pPr>
+              <w:spacing w:before="0" w:after="0" w:line="264" w:lineRule="auto"/>
+              <w:jc w:val="left"/>
+            </w:pPr>
+            <w:r>
+              <w:rPr>
+                <w:rFonts w:ascii="Calibri" w:hAnsi="Calibri"/>
+                <w:b w:val="0"/>
+                <w:color w:val="24313D"/>
+                <w:sz w:val="19"/>
+              </w:rPr>
+              <w:t>Acessar credenciais, aceitar regras, aprovar hash ou enviar ao Kaggle</w:t>
+            </w:r>
+          </w:p>
+        </w:tc>
+      </w:tr>
+      <w:tr>
+        <w:tc>
+          <w:tcPr>
+            <w:tcW w:type="dxa" w:w="2100"/>
+            <w:vAlign w:val="center"/>
+            <w:tcMar>
+              <w:top w:w="80" w:type="dxa"/>
+              <w:start w:w="120" w:type="dxa"/>
+              <w:bottom w:w="80" w:type="dxa"/>
+              <w:end w:w="120" w:type="dxa"/>
+            </w:tcMar>
+          </w:tcPr>
+          <w:p>
+            <w:pPr>
+              <w:spacing w:before="0" w:after="0" w:line="264" w:lineRule="auto"/>
+              <w:jc w:val="left"/>
+            </w:pPr>
+            <w:r>
+              <w:rPr>
+                <w:rFonts w:ascii="Calibri" w:hAnsi="Calibri"/>
+                <w:b w:val="0"/>
+                <w:color w:val="24313D"/>
+                <w:sz w:val="19"/>
+              </w:rPr>
+              <w:t>Autoridade final</w:t>
+            </w:r>
+          </w:p>
+        </w:tc>
+        <w:tc>
+          <w:tcPr>
+            <w:tcW w:type="dxa" w:w="7260"/>
+            <w:vAlign w:val="center"/>
+            <w:tcMar>
+              <w:top w:w="80" w:type="dxa"/>
+              <w:start w:w="120" w:type="dxa"/>
+              <w:bottom w:w="80" w:type="dxa"/>
+              <w:end w:w="120" w:type="dxa"/>
+            </w:tcMar>
+          </w:tcPr>
+          <w:p>
+            <w:pPr>
+              <w:spacing w:before="0" w:after="0" w:line="264" w:lineRule="auto"/>
+              <w:jc w:val="left"/>
+            </w:pPr>
+            <w:r>
+              <w:rPr>
+                <w:rFonts w:ascii="Calibri" w:hAnsi="Calibri"/>
+                <w:b w:val="0"/>
+                <w:color w:val="24313D"/>
+                <w:sz w:val="19"/>
+              </w:rPr>
+              <w:t>Codigo deterministico para validacoes; usuario para decisoes externas</w:t>
+            </w:r>
+          </w:p>
+        </w:tc>
+      </w:tr>
+    </w:tbl>
+    <w:p>
+      <w:pPr>
+        <w:spacing w:after="40"/>
+      </w:pPr>
+    </w:p>
+    <w:tbl>
+      <w:tblPr>
+        <w:jc w:val="left"/>
+        <w:tblLook w:firstColumn="1" w:firstRow="1" w:lastColumn="0" w:lastRow="0" w:noHBand="0" w:noVBand="1" w:val="04A0"/>
+        <w:tblW w:w="9360" w:type="dxa"/>
+        <w:tblInd w:w="120" w:type="dxa"/>
+        <w:tblLayout w:type="fixed"/>
+      </w:tblPr>
+      <w:tblGrid>
+        <w:gridCol w:w="9360"/>
+      </w:tblGrid>
+      <w:tr>
+        <w:tc>
+          <w:tcPr>
+            <w:tcW w:type="dxa" w:w="9360"/>
+            <w:shd w:fill="F1ECFA"/>
+            <w:vAlign w:val="center"/>
+            <w:tcMar>
+              <w:top w:w="80" w:type="dxa"/>
+              <w:start w:w="120" w:type="dxa"/>
+              <w:bottom w:w="80" w:type="dxa"/>
+              <w:end w:w="120" w:type="dxa"/>
+            </w:tcMar>
+          </w:tcPr>
+          <w:p>
+            <w:pPr>
+              <w:spacing w:after="0"/>
+            </w:pPr>
+            <w:r>
+              <w:rPr>
+                <w:rFonts w:ascii="Calibri" w:hAnsi="Calibri"/>
+                <w:b/>
+                <w:color w:val="7257A6"/>
+                <w:sz w:val="21"/>
+              </w:rPr>
+              <w:t xml:space="preserve">Guardrails da LLM: </w:t>
+            </w:r>
+            <w:r>
+              <w:rPr>
+                <w:rFonts w:ascii="Calibri" w:hAnsi="Calibri"/>
+                <w:color w:val="24313D"/>
+                <w:sz w:val="21"/>
+              </w:rPr>
+              <w:t>somente leitura de artefatos permitidos; saida estruturada; nenhuma credencial no prompt; nenhuma chamada direta a API Kaggle; toda alteracao de contrato ou experimento exige revisao humana.</w:t>
+            </w:r>
+          </w:p>
+        </w:tc>
+      </w:tr>
+    </w:tbl>
+    <w:p>
+      <w:pPr>
+        <w:spacing w:after="20"/>
+      </w:pPr>
     </w:p>
     <w:p>
       <w:pPr>
@@ -3186,6 +3739,41 @@
     </w:p>
     <w:p>
       <w:pPr>
+        <w:pStyle w:val="Heading2"/>
+        <w:keepNext/>
+      </w:pPr>
+      <w:r>
+        <w:t>5.5 Verificar Ollama e a LLM local</w:t>
+      </w:r>
+    </w:p>
+    <w:p>
+      <w:pPr>
+        <w:spacing w:before="80" w:after="160" w:line="252" w:lineRule="auto"/>
+        <w:ind w:left="259" w:right="259"/>
+        <w:shd w:fill="EEF2F5"/>
+      </w:pPr>
+      <w:r>
+        <w:rPr>
+          <w:rFonts w:ascii="Consolas" w:hAnsi="Consolas"/>
+          <w:color w:val="203040"/>
+          <w:sz w:val="18"/>
+        </w:rPr>
+        <w:t>.\.venv\Scripts\kaggle-slaying.exe doctor</w:t>
+      </w:r>
+    </w:p>
+    <w:p>
+      <w:r>
+        <w:rPr>
+          <w:rFonts w:ascii="Calibri" w:hAnsi="Calibri"/>
+          <w:i w:val="0"/>
+          <w:color w:val="24313D"/>
+          <w:sz w:val="22"/>
+        </w:rPr>
+        <w:t>O diagnostico mostra Ollama e Servico Ollama como componentes opcionais. Atualmente nao existe uma opcao do menu que entregue controle do workflow a uma LLM. Quando o agente consultivo for conectado, ele devera apenas produzir sugestoes salvas para revisao; o comportamento deterministico existente permanecera como gate.</w:t>
+      </w:r>
+    </w:p>
+    <w:p>
+      <w:pPr>
         <w:pStyle w:val="Heading1"/>
         <w:keepNext/>
       </w:pPr>
@@ -3351,7 +3939,7 @@
           <w:color w:val="24313D"/>
           <w:sz w:val="22"/>
         </w:rPr>
-        <w:t>Agent local via Ollama para resumir relatorios e propor hipoteses, sem autorizar envios.</w:t>
+        <w:t>Conectar o LLM Assistant via Ollama para resumir relatorios e propor hipoteses estruturadas, sem autorizar envios.</w:t>
       </w:r>
     </w:p>
     <w:p>
